--- a/Embargos/EMBARGOS.docx
+++ b/Embargos/EMBARGOS.docx
@@ -440,19 +440,11 @@
           <w:lang w:val="es-AR"/>
         </w:rPr>
       </w:pPr>
-      <w:proofErr w:type="spellStart"/>
-      <w:r>
-        <w:rPr>
-          <w:lang w:val="es-AR"/>
-        </w:rPr>
-        <w:t>Users</w:t>
-      </w:r>
-      <w:proofErr w:type="spellEnd"/>
-      <w:r>
-        <w:rPr>
-          <w:lang w:val="es-AR"/>
-        </w:rPr>
-        <w:t xml:space="preserve"> </w:t>
+      <w:r>
+        <w:rPr>
+          <w:lang w:val="es-AR"/>
+        </w:rPr>
+        <w:t xml:space="preserve">Users </w:t>
       </w:r>
       <w:proofErr w:type="spellStart"/>
       <w:r>
@@ -543,36 +535,290 @@
         </w:rPr>
         <w:t>Crear tabla de usuarios</w:t>
       </w:r>
+    </w:p>
+    <w:p>
+      <w:pPr>
+        <w:rPr>
+          <w:lang w:val="es-AR"/>
+        </w:rPr>
+      </w:pPr>
+    </w:p>
+    <w:p>
+      <w:pPr>
+        <w:rPr>
+          <w:lang w:val="es-AR"/>
+        </w:rPr>
+      </w:pPr>
+    </w:p>
+    <w:p>
+      <w:pPr>
+        <w:rPr>
+          <w:lang w:val="es-AR"/>
+        </w:rPr>
+      </w:pPr>
+    </w:p>
+    <w:p>
+      <w:pPr>
+        <w:pStyle w:val="Ttulo1"/>
+        <w:rPr>
+          <w:lang w:val="es-AR"/>
+        </w:rPr>
+      </w:pPr>
+      <w:r>
+        <w:rPr>
+          <w:lang w:val="es-AR"/>
+        </w:rPr>
+        <w:lastRenderedPageBreak/>
+        <w:t>14/04/2025</w:t>
+      </w:r>
+    </w:p>
+    <w:p>
+      <w:pPr>
+        <w:pStyle w:val="Prrafodelista"/>
+        <w:numPr>
+          <w:ilvl w:val="0"/>
+          <w:numId w:val="13"/>
+        </w:numPr>
+        <w:rPr>
+          <w:lang w:val="es-AR"/>
+        </w:rPr>
+      </w:pPr>
+      <w:r>
+        <w:rPr>
+          <w:lang w:val="es-AR"/>
+        </w:rPr>
+        <w:t>AUTO - LISTO</w:t>
+      </w:r>
+    </w:p>
+    <w:p>
+      <w:pPr>
+        <w:pStyle w:val="Prrafodelista"/>
+        <w:numPr>
+          <w:ilvl w:val="0"/>
+          <w:numId w:val="13"/>
+        </w:numPr>
+        <w:rPr>
+          <w:lang w:val="es-AR"/>
+        </w:rPr>
+      </w:pPr>
+      <w:r>
+        <w:rPr>
+          <w:lang w:val="es-AR"/>
+        </w:rPr>
+        <w:t>BANCO – LISTO</w:t>
+      </w:r>
+    </w:p>
+    <w:p>
+      <w:pPr>
+        <w:pStyle w:val="Prrafodelista"/>
+        <w:numPr>
+          <w:ilvl w:val="0"/>
+          <w:numId w:val="13"/>
+        </w:numPr>
+        <w:rPr>
+          <w:lang w:val="es-AR"/>
+        </w:rPr>
+      </w:pPr>
+      <w:r>
+        <w:rPr>
+          <w:lang w:val="es-AR"/>
+        </w:rPr>
+        <w:t xml:space="preserve">CARGA FAMILIA CABECERA </w:t>
+      </w:r>
+      <w:r>
+        <w:rPr>
+          <w:lang w:val="es-AR"/>
+        </w:rPr>
+        <w:t>–</w:t>
+      </w:r>
+      <w:r>
+        <w:rPr>
+          <w:lang w:val="es-AR"/>
+        </w:rPr>
+        <w:t xml:space="preserve"> </w:t>
+      </w:r>
+      <w:r>
+        <w:rPr>
+          <w:lang w:val="es-AR"/>
+        </w:rPr>
+        <w:t>VER ARCHIVO “Carga de Familia”</w:t>
+      </w:r>
+    </w:p>
+    <w:p>
+      <w:pPr>
+        <w:pStyle w:val="Prrafodelista"/>
+        <w:numPr>
+          <w:ilvl w:val="0"/>
+          <w:numId w:val="13"/>
+        </w:numPr>
+        <w:rPr>
+          <w:lang w:val="es-AR"/>
+        </w:rPr>
+      </w:pPr>
+      <w:r>
+        <w:rPr>
+          <w:lang w:val="es-AR"/>
+        </w:rPr>
+        <w:t xml:space="preserve">CARGA FAMILIA </w:t>
+      </w:r>
+      <w:r>
+        <w:rPr>
+          <w:lang w:val="es-AR"/>
+        </w:rPr>
+        <w:t>DETALLE</w:t>
+      </w:r>
+      <w:r>
+        <w:rPr>
+          <w:lang w:val="es-AR"/>
+        </w:rPr>
+        <w:t xml:space="preserve"> – VER ARCHIVO “Carga de Familia”</w:t>
+      </w:r>
+    </w:p>
+    <w:p>
+      <w:pPr>
+        <w:pStyle w:val="Prrafodelista"/>
+        <w:numPr>
+          <w:ilvl w:val="0"/>
+          <w:numId w:val="13"/>
+        </w:numPr>
+        <w:rPr>
+          <w:lang w:val="es-AR"/>
+        </w:rPr>
+      </w:pPr>
+      <w:r>
+        <w:rPr>
+          <w:lang w:val="es-AR"/>
+        </w:rPr>
+        <w:t>EMBARGO – DEPENDENCIAS:</w:t>
+      </w:r>
+    </w:p>
+    <w:p>
+      <w:pPr>
+        <w:pStyle w:val="Prrafodelista"/>
+        <w:numPr>
+          <w:ilvl w:val="1"/>
+          <w:numId w:val="13"/>
+        </w:numPr>
+        <w:rPr>
+          <w:lang w:val="es-AR"/>
+        </w:rPr>
+      </w:pPr>
+      <w:r>
+        <w:rPr>
+          <w:lang w:val="es-AR"/>
+        </w:rPr>
+        <w:t>OFICIO ENCABEZADO</w:t>
+      </w:r>
+    </w:p>
+    <w:p>
+      <w:pPr>
+        <w:pStyle w:val="Prrafodelista"/>
+        <w:numPr>
+          <w:ilvl w:val="1"/>
+          <w:numId w:val="13"/>
+        </w:numPr>
+        <w:rPr>
+          <w:lang w:val="es-AR"/>
+        </w:rPr>
+      </w:pPr>
+      <w:r>
+        <w:rPr>
+          <w:lang w:val="es-AR"/>
+        </w:rPr>
+        <w:t>EMBARGO TIPO - LISTO</w:t>
+      </w:r>
+    </w:p>
+    <w:p>
+      <w:pPr>
+        <w:pStyle w:val="Prrafodelista"/>
+        <w:numPr>
+          <w:ilvl w:val="0"/>
+          <w:numId w:val="13"/>
+        </w:numPr>
+        <w:rPr>
+          <w:lang w:val="es-AR"/>
+        </w:rPr>
+      </w:pPr>
+      <w:r>
+        <w:rPr>
+          <w:lang w:val="es-AR"/>
+        </w:rPr>
+        <w:t>EMBARGO TIPO – LISTO</w:t>
+      </w:r>
       <w:bookmarkStart w:id="0" w:name="_GoBack"/>
       <w:bookmarkEnd w:id="0"/>
     </w:p>
     <w:p>
       <w:pPr>
-        <w:rPr>
-          <w:lang w:val="es-AR"/>
-        </w:rPr>
-      </w:pPr>
-    </w:p>
-    <w:p>
-      <w:pPr>
-        <w:rPr>
-          <w:lang w:val="es-AR"/>
-        </w:rPr>
-      </w:pPr>
-    </w:p>
-    <w:p>
-      <w:pPr>
-        <w:rPr>
-          <w:lang w:val="es-AR"/>
-        </w:rPr>
-      </w:pPr>
-    </w:p>
-    <w:p>
-      <w:pPr>
-        <w:rPr>
-          <w:lang w:val="es-AR"/>
-        </w:rPr>
-      </w:pPr>
+        <w:pStyle w:val="Prrafodelista"/>
+        <w:numPr>
+          <w:ilvl w:val="0"/>
+          <w:numId w:val="13"/>
+        </w:numPr>
+        <w:rPr>
+          <w:lang w:val="es-AR"/>
+        </w:rPr>
+      </w:pPr>
+      <w:r>
+        <w:rPr>
+          <w:lang w:val="es-AR"/>
+        </w:rPr>
+        <w:t>EMBARGOS EFECTUADOS – DEPENDENCIAS:</w:t>
+      </w:r>
+    </w:p>
+    <w:p>
+      <w:pPr>
+        <w:pStyle w:val="Prrafodelista"/>
+        <w:numPr>
+          <w:ilvl w:val="1"/>
+          <w:numId w:val="13"/>
+        </w:numPr>
+        <w:rPr>
+          <w:lang w:val="es-AR"/>
+        </w:rPr>
+      </w:pPr>
+      <w:r>
+        <w:rPr>
+          <w:lang w:val="es-AR"/>
+        </w:rPr>
+        <w:t>LIQUIDACION</w:t>
+      </w:r>
+    </w:p>
+    <w:p>
+      <w:pPr>
+        <w:pStyle w:val="Prrafodelista"/>
+        <w:numPr>
+          <w:ilvl w:val="1"/>
+          <w:numId w:val="13"/>
+        </w:numPr>
+        <w:rPr>
+          <w:lang w:val="es-AR"/>
+        </w:rPr>
+      </w:pPr>
+      <w:r>
+        <w:rPr>
+          <w:lang w:val="es-AR"/>
+        </w:rPr>
+        <w:t>EMBARGO</w:t>
+      </w:r>
+    </w:p>
+    <w:p>
+      <w:pPr>
+        <w:pStyle w:val="Prrafodelista"/>
+        <w:numPr>
+          <w:ilvl w:val="0"/>
+          <w:numId w:val="13"/>
+        </w:numPr>
+        <w:rPr>
+          <w:lang w:val="es-AR"/>
+        </w:rPr>
+      </w:pPr>
+      <w:r>
+        <w:rPr>
+          <w:lang w:val="es-AR"/>
+        </w:rPr>
+        <w:t xml:space="preserve">EXPEDIENTE - </w:t>
+      </w:r>
     </w:p>
     <w:p>
       <w:pPr>
@@ -1055,7 +1301,7 @@
   <w:abstractNum w:abstractNumId="4" w15:restartNumberingAfterBreak="0">
     <w:nsid w:val="11F51448"/>
     <w:multiLevelType w:val="hybridMultilevel"/>
-    <w:tmpl w:val="9858FC82"/>
+    <w:tmpl w:val="7158D588"/>
     <w:lvl w:ilvl="0" w:tplc="04090001">
       <w:start w:val="1"/>
       <w:numFmt w:val="bullet"/>
@@ -1068,7 +1314,7 @@
         <w:rFonts w:ascii="Symbol" w:hAnsi="Symbol" w:hint="default"/>
       </w:rPr>
     </w:lvl>
-    <w:lvl w:ilvl="1" w:tplc="04090003" w:tentative="1">
+    <w:lvl w:ilvl="1" w:tplc="04090003">
       <w:start w:val="1"/>
       <w:numFmt w:val="bullet"/>
       <w:lvlText w:val="o"/>

--- a/Embargos/EMBARGOS.docx
+++ b/Embargos/EMBARGOS.docx
@@ -444,16 +444,8 @@
         <w:rPr>
           <w:lang w:val="es-AR"/>
         </w:rPr>
-        <w:t xml:space="preserve">Users </w:t>
-      </w:r>
-      <w:proofErr w:type="spellStart"/>
-      <w:r>
-        <w:rPr>
-          <w:lang w:val="es-AR"/>
-        </w:rPr>
-        <w:t>routes</w:t>
-      </w:r>
-      <w:proofErr w:type="spellEnd"/>
+        <w:t>Users routes</w:t>
+      </w:r>
     </w:p>
     <w:p>
       <w:pPr>
@@ -466,42 +458,12 @@
           <w:lang w:val="es-AR"/>
         </w:rPr>
       </w:pPr>
-      <w:proofErr w:type="spellStart"/>
-      <w:r>
-        <w:rPr>
-          <w:lang w:val="es-AR"/>
-        </w:rPr>
-        <w:t>Users</w:t>
-      </w:r>
-      <w:proofErr w:type="spellEnd"/>
-      <w:r>
-        <w:rPr>
-          <w:lang w:val="es-AR"/>
-        </w:rPr>
-        <w:t xml:space="preserve"> </w:t>
-      </w:r>
-      <w:proofErr w:type="spellStart"/>
-      <w:r>
-        <w:rPr>
-          <w:lang w:val="es-AR"/>
-        </w:rPr>
-        <w:t>routes</w:t>
-      </w:r>
-      <w:proofErr w:type="spellEnd"/>
-      <w:r>
-        <w:rPr>
-          <w:lang w:val="es-AR"/>
-        </w:rPr>
-        <w:t xml:space="preserve"> / </w:t>
-      </w:r>
-      <w:proofErr w:type="spellStart"/>
-      <w:r>
-        <w:rPr>
-          <w:lang w:val="es-AR"/>
-        </w:rPr>
-        <w:t>login</w:t>
-      </w:r>
-      <w:proofErr w:type="spellEnd"/>
+      <w:r>
+        <w:rPr>
+          <w:lang w:val="es-AR"/>
+        </w:rPr>
+        <w:t>Users routes / login</w:t>
+      </w:r>
     </w:p>
     <w:p>
       <w:pPr>
@@ -659,19 +621,7 @@
         <w:rPr>
           <w:lang w:val="es-AR"/>
         </w:rPr>
-        <w:t xml:space="preserve">CARGA FAMILIA </w:t>
-      </w:r>
-      <w:r>
-        <w:rPr>
-          <w:lang w:val="es-AR"/>
-        </w:rPr>
-        <w:t>DETALLE</w:t>
-      </w:r>
-      <w:r>
-        <w:rPr>
-          <w:lang w:val="es-AR"/>
-        </w:rPr>
-        <w:t xml:space="preserve"> – VER ARCHIVO “Carga de Familia”</w:t>
+        <w:t>CARGA FAMILIA DETALLE – VER ARCHIVO “Carga de Familia”</w:t>
       </w:r>
     </w:p>
     <w:p>
@@ -745,8 +695,6 @@
         </w:rPr>
         <w:t>EMBARGO TIPO – LISTO</w:t>
       </w:r>
-      <w:bookmarkStart w:id="0" w:name="_GoBack"/>
-      <w:bookmarkEnd w:id="0"/>
     </w:p>
     <w:p>
       <w:pPr>
@@ -836,52 +784,4089 @@
     </w:p>
     <w:p>
       <w:pPr>
-        <w:rPr>
-          <w:lang w:val="es-AR"/>
-        </w:rPr>
-      </w:pPr>
-    </w:p>
-    <w:p>
-      <w:pPr>
-        <w:rPr>
-          <w:lang w:val="es-AR"/>
-        </w:rPr>
-      </w:pPr>
-    </w:p>
-    <w:p>
-      <w:pPr>
-        <w:rPr>
-          <w:lang w:val="es-AR"/>
-        </w:rPr>
-      </w:pPr>
-    </w:p>
-    <w:p>
-      <w:pPr>
-        <w:rPr>
-          <w:lang w:val="es-AR"/>
-        </w:rPr>
-      </w:pPr>
-    </w:p>
-    <w:p>
-      <w:pPr>
-        <w:rPr>
-          <w:lang w:val="es-AR"/>
-        </w:rPr>
-      </w:pPr>
-    </w:p>
-    <w:p>
-      <w:pPr>
-        <w:rPr>
-          <w:lang w:val="es-AR"/>
-        </w:rPr>
-      </w:pPr>
-    </w:p>
-    <w:p>
-      <w:pPr>
-        <w:rPr>
-          <w:lang w:val="es-AR"/>
-        </w:rPr>
-      </w:pPr>
+        <w:pStyle w:val="Ttulo1"/>
+        <w:rPr>
+          <w:lang w:val="es-AR"/>
+        </w:rPr>
+      </w:pPr>
+      <w:r>
+        <w:rPr>
+          <w:lang w:val="es-AR"/>
+        </w:rPr>
+        <w:t>07/07/2025</w:t>
+      </w:r>
+    </w:p>
+    <w:p>
+      <w:pPr>
+        <w:pStyle w:val="Prrafodelista"/>
+        <w:numPr>
+          <w:ilvl w:val="0"/>
+          <w:numId w:val="14"/>
+        </w:numPr>
+        <w:rPr>
+          <w:strike/>
+          <w:lang w:val="es-AR"/>
+        </w:rPr>
+      </w:pPr>
+      <w:r>
+        <w:rPr>
+          <w:strike/>
+          <w:lang w:val="es-AR"/>
+        </w:rPr>
+        <w:t>Agregar acciones en oficio comercial</w:t>
+      </w:r>
+    </w:p>
+    <w:p>
+      <w:pPr>
+        <w:pStyle w:val="Prrafodelista"/>
+        <w:numPr>
+          <w:ilvl w:val="0"/>
+          <w:numId w:val="14"/>
+        </w:numPr>
+        <w:rPr>
+          <w:lang w:val="es-AR"/>
+        </w:rPr>
+      </w:pPr>
+      <w:r>
+        <w:rPr>
+          <w:lang w:val="es-AR"/>
+        </w:rPr>
+        <w:t xml:space="preserve">Agregar búsqueda en todos los modales </w:t>
+      </w:r>
+    </w:p>
+    <w:p>
+      <w:pPr>
+        <w:pStyle w:val="Prrafodelista"/>
+        <w:numPr>
+          <w:ilvl w:val="0"/>
+          <w:numId w:val="14"/>
+        </w:numPr>
+        <w:rPr>
+          <w:lang w:val="es-AR"/>
+        </w:rPr>
+      </w:pPr>
+      <w:r>
+        <w:rPr>
+          <w:lang w:val="es-AR"/>
+        </w:rPr>
+        <w:t xml:space="preserve">Agregar validaciones al momento de modificar/eliminar entidades. </w:t>
+      </w:r>
+    </w:p>
+    <w:p>
+      <w:pPr>
+        <w:pStyle w:val="Prrafodelista"/>
+        <w:numPr>
+          <w:ilvl w:val="1"/>
+          <w:numId w:val="14"/>
+        </w:numPr>
+        <w:rPr>
+          <w:lang w:val="es-AR"/>
+        </w:rPr>
+      </w:pPr>
+      <w:r>
+        <w:rPr>
+          <w:lang w:val="es-AR"/>
+        </w:rPr>
+        <w:t xml:space="preserve">La idea es verificar si el id esta en un oficio encabezado y ese oficio encabezado en un registro de la tabla embargos. En ese caso, no permitir la acción. </w:t>
+      </w:r>
+    </w:p>
+    <w:p>
+      <w:pPr>
+        <w:pStyle w:val="Prrafodelista"/>
+        <w:numPr>
+          <w:ilvl w:val="0"/>
+          <w:numId w:val="14"/>
+        </w:numPr>
+        <w:rPr>
+          <w:lang w:val="es-AR"/>
+        </w:rPr>
+      </w:pPr>
+      <w:r>
+        <w:rPr>
+          <w:lang w:val="es-AR"/>
+        </w:rPr>
+        <w:t>Login y Registro</w:t>
+      </w:r>
+      <w:r>
+        <w:rPr>
+          <w:lang w:val="es-AR"/>
+        </w:rPr>
+        <w:tab/>
+      </w:r>
+    </w:p>
+    <w:p>
+      <w:pPr>
+        <w:rPr>
+          <w:lang w:val="es-AR"/>
+        </w:rPr>
+      </w:pPr>
+    </w:p>
+    <w:p>
+      <w:pPr>
+        <w:pStyle w:val="Ttulo1"/>
+        <w:rPr>
+          <w:lang w:val="es-AR"/>
+        </w:rPr>
+      </w:pPr>
+      <w:r>
+        <w:rPr>
+          <w:lang w:val="es-AR"/>
+        </w:rPr>
+        <w:t>08/07/2025</w:t>
+      </w:r>
+    </w:p>
+    <w:p>
+      <w:pPr>
+        <w:rPr>
+          <w:b/>
+          <w:lang w:val="es-AR"/>
+        </w:rPr>
+      </w:pPr>
+      <w:r>
+        <w:rPr>
+          <w:b/>
+          <w:lang w:val="es-AR"/>
+        </w:rPr>
+        <w:t xml:space="preserve">PASOS PARA </w:t>
+      </w:r>
+      <w:r>
+        <w:rPr>
+          <w:b/>
+          <w:lang w:val="es-AR"/>
+        </w:rPr>
+        <w:t>GENERAR UN EMBARGO</w:t>
+      </w:r>
+    </w:p>
+    <w:p>
+      <w:pPr>
+        <w:pStyle w:val="Prrafodelista"/>
+        <w:numPr>
+          <w:ilvl w:val="0"/>
+          <w:numId w:val="35"/>
+        </w:numPr>
+        <w:rPr>
+          <w:lang w:val="es-AR"/>
+        </w:rPr>
+      </w:pPr>
+      <w:r>
+        <w:rPr>
+          <w:lang w:val="es-AR"/>
+        </w:rPr>
+        <w:t>Abrir liquidación</w:t>
+      </w:r>
+    </w:p>
+    <w:p>
+      <w:pPr>
+        <w:rPr>
+          <w:b/>
+          <w:lang w:val="es-AR"/>
+        </w:rPr>
+      </w:pPr>
+      <w:r>
+        <w:rPr>
+          <w:b/>
+          <w:lang w:val="es-AR"/>
+        </w:rPr>
+        <w:t xml:space="preserve">Carga de </w:t>
+      </w:r>
+      <w:r>
+        <w:rPr>
+          <w:b/>
+          <w:lang w:val="es-AR"/>
+        </w:rPr>
+        <w:t>N</w:t>
+      </w:r>
+      <w:r>
+        <w:rPr>
+          <w:b/>
+          <w:lang w:val="es-AR"/>
+        </w:rPr>
+        <w:t>ovedades</w:t>
+      </w:r>
+    </w:p>
+    <w:p>
+      <w:pPr>
+        <w:pStyle w:val="Prrafodelista"/>
+        <w:numPr>
+          <w:ilvl w:val="0"/>
+          <w:numId w:val="16"/>
+        </w:numPr>
+        <w:rPr>
+          <w:lang w:val="es-AR"/>
+        </w:rPr>
+      </w:pPr>
+      <w:r>
+        <w:rPr>
+          <w:lang w:val="es-AR"/>
+        </w:rPr>
+        <w:t xml:space="preserve">Se cargan expedientes y oficios. </w:t>
+      </w:r>
+    </w:p>
+    <w:p>
+      <w:pPr>
+        <w:rPr>
+          <w:b/>
+          <w:lang w:val="es-AR"/>
+        </w:rPr>
+      </w:pPr>
+      <w:r>
+        <w:rPr>
+          <w:b/>
+          <w:lang w:val="es-AR"/>
+        </w:rPr>
+        <w:t>Ci</w:t>
+      </w:r>
+      <w:r>
+        <w:rPr>
+          <w:b/>
+          <w:lang w:val="es-AR"/>
+        </w:rPr>
+        <w:t>erre de Liquidación para carga</w:t>
+      </w:r>
+    </w:p>
+    <w:p>
+      <w:pPr>
+        <w:rPr>
+          <w:b/>
+          <w:lang w:val="es-AR"/>
+        </w:rPr>
+      </w:pPr>
+      <w:r>
+        <w:rPr>
+          <w:b/>
+          <w:lang w:val="es-AR"/>
+        </w:rPr>
+        <w:t>Para la liquidación actual se realizará lo siguiente:</w:t>
+      </w:r>
+    </w:p>
+    <w:p>
+      <w:pPr>
+        <w:pStyle w:val="Prrafodelista"/>
+        <w:numPr>
+          <w:ilvl w:val="0"/>
+          <w:numId w:val="16"/>
+        </w:numPr>
+        <w:rPr>
+          <w:lang w:val="es-AR"/>
+        </w:rPr>
+      </w:pPr>
+      <w:r>
+        <w:rPr>
+          <w:lang w:val="es-AR"/>
+        </w:rPr>
+        <w:t>Se validará los expedientes para eliminar los que no estén asociados a un oficio.</w:t>
+      </w:r>
+    </w:p>
+    <w:p>
+      <w:pPr>
+        <w:pStyle w:val="Prrafodelista"/>
+        <w:numPr>
+          <w:ilvl w:val="0"/>
+          <w:numId w:val="16"/>
+        </w:numPr>
+        <w:rPr>
+          <w:lang w:val="es-AR"/>
+        </w:rPr>
+      </w:pPr>
+      <w:r>
+        <w:rPr>
+          <w:lang w:val="es-AR"/>
+        </w:rPr>
+        <w:t xml:space="preserve">A partir de </w:t>
+      </w:r>
+      <w:r>
+        <w:rPr>
+          <w:lang w:val="es-AR"/>
+        </w:rPr>
+        <w:t xml:space="preserve">los </w:t>
+      </w:r>
+      <w:r>
+        <w:rPr>
+          <w:lang w:val="es-AR"/>
+        </w:rPr>
+        <w:t>oficio</w:t>
+      </w:r>
+      <w:r>
+        <w:rPr>
+          <w:lang w:val="es-AR"/>
+        </w:rPr>
+        <w:t>s</w:t>
+      </w:r>
+      <w:r>
+        <w:rPr>
+          <w:lang w:val="es-AR"/>
+        </w:rPr>
+        <w:t xml:space="preserve"> cargado</w:t>
+      </w:r>
+      <w:r>
+        <w:rPr>
+          <w:lang w:val="es-AR"/>
+        </w:rPr>
+        <w:t>s</w:t>
+      </w:r>
+      <w:r>
+        <w:rPr>
+          <w:lang w:val="es-AR"/>
+        </w:rPr>
+        <w:t xml:space="preserve"> (encabezado y detalle) en la liquidación actual, se</w:t>
+      </w:r>
+      <w:r>
+        <w:rPr>
+          <w:lang w:val="es-AR"/>
+        </w:rPr>
+        <w:t xml:space="preserve"> debe crear un embargo en la tabla </w:t>
+      </w:r>
+      <w:r>
+        <w:rPr>
+          <w:lang w:val="es-AR"/>
+        </w:rPr>
+        <w:t xml:space="preserve">“embargo” </w:t>
+      </w:r>
+      <w:r>
+        <w:rPr>
+          <w:i/>
+          <w:lang w:val="es-AR"/>
+        </w:rPr>
+        <w:t>con cardinalidad 1 a 1</w:t>
+      </w:r>
+      <w:r>
+        <w:rPr>
+          <w:lang w:val="es-AR"/>
+        </w:rPr>
+        <w:t xml:space="preserve"> (a confirmar)</w:t>
+      </w:r>
+      <w:r>
+        <w:rPr>
+          <w:lang w:val="es-AR"/>
+        </w:rPr>
+        <w:t>.</w:t>
+      </w:r>
+      <w:r>
+        <w:rPr>
+          <w:lang w:val="es-AR"/>
+        </w:rPr>
+        <w:t xml:space="preserve"> Además, se debe validar que el mismo no se encuentre cargado previamente.</w:t>
+      </w:r>
+    </w:p>
+    <w:p>
+      <w:pPr>
+        <w:rPr>
+          <w:lang w:val="es-AR"/>
+        </w:rPr>
+      </w:pPr>
+    </w:p>
+    <w:p>
+      <w:pPr>
+        <w:rPr>
+          <w:b/>
+          <w:lang w:val="es-AR"/>
+        </w:rPr>
+      </w:pPr>
+      <w:r>
+        <w:rPr>
+          <w:b/>
+          <w:lang w:val="es-AR"/>
+        </w:rPr>
+        <w:lastRenderedPageBreak/>
+        <w:t>Liquidación</w:t>
+      </w:r>
+      <w:r>
+        <w:rPr>
+          <w:b/>
+          <w:lang w:val="es-AR"/>
+        </w:rPr>
+        <w:t xml:space="preserve">   </w:t>
+      </w:r>
+      <w:r>
+        <w:rPr>
+          <w:b/>
+          <w:lang w:val="es-AR"/>
+        </w:rPr>
+        <w:t xml:space="preserve"> </w:t>
+      </w:r>
+    </w:p>
+    <w:p>
+      <w:pPr>
+        <w:pStyle w:val="Prrafodelista"/>
+        <w:numPr>
+          <w:ilvl w:val="0"/>
+          <w:numId w:val="16"/>
+        </w:numPr>
+        <w:rPr>
+          <w:lang w:val="es-AR"/>
+        </w:rPr>
+      </w:pPr>
+      <w:r>
+        <w:rPr>
+          <w:lang w:val="es-AR"/>
+        </w:rPr>
+        <w:t>P</w:t>
+      </w:r>
+      <w:r>
+        <w:rPr>
+          <w:lang w:val="es-AR"/>
+        </w:rPr>
+        <w:t>ara cada embargo activo</w:t>
+      </w:r>
+      <w:r>
+        <w:rPr>
+          <w:lang w:val="es-AR"/>
+        </w:rPr>
+        <w:t>,</w:t>
+      </w:r>
+      <w:r>
+        <w:rPr>
+          <w:lang w:val="es-AR"/>
+        </w:rPr>
+        <w:t xml:space="preserve"> se calculará el saldo actual en base al monto definido en “oficio_detalle_comercial” </w:t>
+      </w:r>
+      <w:r>
+        <w:rPr>
+          <w:lang w:val="es-AR"/>
+        </w:rPr>
+        <w:t xml:space="preserve">menos </w:t>
+      </w:r>
+      <w:r>
+        <w:rPr>
+          <w:lang w:val="es-AR"/>
+        </w:rPr>
+        <w:t xml:space="preserve">la sumatoria de los “monto_descontado” en </w:t>
+      </w:r>
+      <w:r>
+        <w:rPr>
+          <w:lang w:val="es-AR"/>
+        </w:rPr>
+        <w:t xml:space="preserve">la tabla “embargos_efectuados”. </w:t>
+      </w:r>
+      <w:r>
+        <w:rPr>
+          <w:lang w:val="es-AR"/>
+        </w:rPr>
+        <w:t xml:space="preserve">Si el saldo es positivo, el </w:t>
+      </w:r>
+      <w:r>
+        <w:rPr>
+          <w:lang w:val="es-AR"/>
+        </w:rPr>
+        <w:t xml:space="preserve">embargo </w:t>
+      </w:r>
+      <w:r>
+        <w:rPr>
+          <w:lang w:val="es-AR"/>
+        </w:rPr>
+        <w:t>continúa en</w:t>
+      </w:r>
+      <w:r>
+        <w:rPr>
+          <w:lang w:val="es-AR"/>
+        </w:rPr>
+        <w:t xml:space="preserve"> estado “</w:t>
+      </w:r>
+      <w:r>
+        <w:rPr>
+          <w:lang w:val="es-AR"/>
+        </w:rPr>
+        <w:t>activo</w:t>
+      </w:r>
+      <w:r>
+        <w:rPr>
+          <w:lang w:val="es-AR"/>
+        </w:rPr>
+        <w:t>” (estado por defecto)</w:t>
+      </w:r>
+      <w:r>
+        <w:rPr>
+          <w:lang w:val="es-AR"/>
+        </w:rPr>
+        <w:t>. Si es &lt;= 0 se actualiza</w:t>
+      </w:r>
+      <w:r>
+        <w:rPr>
+          <w:lang w:val="es-AR"/>
+        </w:rPr>
+        <w:t xml:space="preserve"> el estado</w:t>
+      </w:r>
+      <w:r>
+        <w:rPr>
+          <w:lang w:val="es-AR"/>
+        </w:rPr>
+        <w:t xml:space="preserve"> a </w:t>
+      </w:r>
+      <w:r>
+        <w:rPr>
+          <w:lang w:val="es-AR"/>
+        </w:rPr>
+        <w:t>“</w:t>
+      </w:r>
+      <w:r>
+        <w:rPr>
+          <w:lang w:val="es-AR"/>
+        </w:rPr>
+        <w:t>Cancelado</w:t>
+      </w:r>
+      <w:r>
+        <w:rPr>
+          <w:lang w:val="es-AR"/>
+        </w:rPr>
+        <w:t>”</w:t>
+      </w:r>
+      <w:r>
+        <w:rPr>
+          <w:lang w:val="es-AR"/>
+        </w:rPr>
+        <w:t xml:space="preserve">. </w:t>
+      </w:r>
+    </w:p>
+    <w:p>
+      <w:pPr>
+        <w:pStyle w:val="Prrafodelista"/>
+        <w:numPr>
+          <w:ilvl w:val="0"/>
+          <w:numId w:val="16"/>
+        </w:numPr>
+        <w:rPr>
+          <w:lang w:val="es-AR"/>
+        </w:rPr>
+      </w:pPr>
+      <w:r>
+        <w:rPr>
+          <w:lang w:val="es-AR"/>
+        </w:rPr>
+        <w:t>Una vez que se confirma que el embargo sigue activo, se debe ir a buscar a la tabla “</w:t>
+      </w:r>
+      <w:proofErr w:type="gramStart"/>
+      <w:r>
+        <w:rPr>
+          <w:lang w:val="es-AR"/>
+        </w:rPr>
+        <w:t>PruebasAge”</w:t>
+      </w:r>
+      <w:r>
+        <w:rPr>
+          <w:lang w:val="es-AR"/>
+        </w:rPr>
+        <w:t>y</w:t>
+      </w:r>
+      <w:proofErr w:type="gramEnd"/>
+      <w:r>
+        <w:rPr>
+          <w:lang w:val="es-AR"/>
+        </w:rPr>
+        <w:t xml:space="preserve"> su detalle</w:t>
+      </w:r>
+      <w:r>
+        <w:rPr>
+          <w:lang w:val="es-AR"/>
+        </w:rPr>
+        <w:t xml:space="preserve"> de la BD “</w:t>
+      </w:r>
+      <w:proofErr w:type="spellStart"/>
+      <w:r>
+        <w:rPr>
+          <w:lang w:val="es-AR"/>
+        </w:rPr>
+        <w:t>LiquidacionSueldos</w:t>
+      </w:r>
+      <w:proofErr w:type="spellEnd"/>
+      <w:r>
+        <w:rPr>
+          <w:lang w:val="es-AR"/>
+        </w:rPr>
+        <w:t>”</w:t>
+      </w:r>
+      <w:r>
+        <w:rPr>
+          <w:lang w:val="es-AR"/>
+        </w:rPr>
+        <w:t xml:space="preserve"> por número de control, planta y cuil</w:t>
+      </w:r>
+      <w:r>
+        <w:rPr>
+          <w:lang w:val="es-AR"/>
+        </w:rPr>
+        <w:t xml:space="preserve">. </w:t>
+      </w:r>
+    </w:p>
+    <w:p>
+      <w:pPr>
+        <w:rPr>
+          <w:b/>
+          <w:lang w:val="es-AR"/>
+        </w:rPr>
+      </w:pPr>
+      <w:r>
+        <w:rPr>
+          <w:b/>
+          <w:lang w:val="es-AR"/>
+        </w:rPr>
+        <w:t>REGLAS</w:t>
+      </w:r>
+      <w:r>
+        <w:rPr>
+          <w:b/>
+          <w:lang w:val="es-AR"/>
+        </w:rPr>
+        <w:t xml:space="preserve"> DE NEGOCIO</w:t>
+      </w:r>
+    </w:p>
+    <w:p>
+      <w:pPr>
+        <w:pStyle w:val="Prrafodelista"/>
+        <w:numPr>
+          <w:ilvl w:val="0"/>
+          <w:numId w:val="17"/>
+        </w:numPr>
+        <w:rPr>
+          <w:lang w:val="es-AR"/>
+        </w:rPr>
+      </w:pPr>
+      <w:r>
+        <w:rPr>
+          <w:lang w:val="es-AR"/>
+        </w:rPr>
+        <w:t xml:space="preserve">Un embargo queda </w:t>
+      </w:r>
+      <w:r>
+        <w:rPr>
+          <w:lang w:val="es-AR"/>
+        </w:rPr>
+        <w:t>activo hasta</w:t>
+      </w:r>
+      <w:r>
+        <w:rPr>
+          <w:lang w:val="es-AR"/>
+        </w:rPr>
+        <w:t xml:space="preserve"> que el monto total definido en </w:t>
+      </w:r>
+      <w:r>
+        <w:rPr>
+          <w:lang w:val="es-AR"/>
+        </w:rPr>
+        <w:t>“</w:t>
+      </w:r>
+      <w:r>
+        <w:rPr>
+          <w:lang w:val="es-AR"/>
+        </w:rPr>
+        <w:t>oficio_detalle_comercial</w:t>
+      </w:r>
+      <w:r>
+        <w:rPr>
+          <w:lang w:val="es-AR"/>
+        </w:rPr>
+        <w:t>”</w:t>
+      </w:r>
+      <w:r>
+        <w:rPr>
+          <w:lang w:val="es-AR"/>
+        </w:rPr>
+        <w:t xml:space="preserve"> sea igual a la suma de los montos </w:t>
+      </w:r>
+      <w:r>
+        <w:rPr>
+          <w:lang w:val="es-AR"/>
+        </w:rPr>
+        <w:t>“</w:t>
+      </w:r>
+      <w:r>
+        <w:rPr>
+          <w:lang w:val="es-AR"/>
+        </w:rPr>
+        <w:t>monto_descontado</w:t>
+      </w:r>
+      <w:r>
+        <w:rPr>
+          <w:lang w:val="es-AR"/>
+        </w:rPr>
+        <w:t>”</w:t>
+      </w:r>
+      <w:r>
+        <w:rPr>
+          <w:lang w:val="es-AR"/>
+        </w:rPr>
+        <w:t xml:space="preserve"> de la tabla “embargos_efectuados”</w:t>
+      </w:r>
+      <w:r>
+        <w:rPr>
+          <w:lang w:val="es-AR"/>
+        </w:rPr>
+        <w:t xml:space="preserve"> para ese número control</w:t>
+      </w:r>
+      <w:r>
+        <w:rPr>
+          <w:lang w:val="es-AR"/>
+        </w:rPr>
+        <w:t xml:space="preserve"> en ese expediente</w:t>
+      </w:r>
+      <w:r>
+        <w:rPr>
+          <w:lang w:val="es-AR"/>
+        </w:rPr>
+        <w:t xml:space="preserve">. </w:t>
+      </w:r>
+    </w:p>
+    <w:p>
+      <w:pPr>
+        <w:pStyle w:val="Prrafodelista"/>
+        <w:numPr>
+          <w:ilvl w:val="1"/>
+          <w:numId w:val="17"/>
+        </w:numPr>
+        <w:rPr>
+          <w:lang w:val="es-AR"/>
+        </w:rPr>
+      </w:pPr>
+      <w:r>
+        <w:rPr>
+          <w:lang w:val="es-AR"/>
+        </w:rPr>
+        <w:t xml:space="preserve">Posibles estados de un embargo: Activo, Cancelado, Baja </w:t>
+      </w:r>
+    </w:p>
+    <w:p>
+      <w:pPr>
+        <w:pStyle w:val="Prrafodelista"/>
+        <w:numPr>
+          <w:ilvl w:val="0"/>
+          <w:numId w:val="17"/>
+        </w:numPr>
+        <w:rPr>
+          <w:lang w:val="es-AR"/>
+        </w:rPr>
+      </w:pPr>
+      <w:r>
+        <w:rPr>
+          <w:lang w:val="es-AR"/>
+        </w:rPr>
+        <w:t xml:space="preserve">Todo expediente tiene un oficio asociado y todo oficio pertenece a un expediente. </w:t>
+      </w:r>
+    </w:p>
+    <w:p>
+      <w:pPr>
+        <w:pStyle w:val="Prrafodelista"/>
+        <w:numPr>
+          <w:ilvl w:val="0"/>
+          <w:numId w:val="17"/>
+        </w:numPr>
+        <w:rPr>
+          <w:lang w:val="es-AR"/>
+        </w:rPr>
+      </w:pPr>
+      <w:r>
+        <w:rPr>
+          <w:lang w:val="es-AR"/>
+        </w:rPr>
+        <w:t>Excluir códigos de bonificación que no se consideran para el embargo</w:t>
+      </w:r>
+    </w:p>
+    <w:p>
+      <w:pPr>
+        <w:rPr>
+          <w:lang w:val="es-AR"/>
+        </w:rPr>
+      </w:pPr>
+    </w:p>
+    <w:p>
+      <w:pPr>
+        <w:rPr>
+          <w:lang w:val="es-AR"/>
+        </w:rPr>
+      </w:pPr>
+    </w:p>
+    <w:p>
+      <w:pPr>
+        <w:rPr>
+          <w:lang w:val="es-AR"/>
+        </w:rPr>
+      </w:pPr>
+    </w:p>
+    <w:p>
+      <w:pPr>
+        <w:pStyle w:val="Ttulo1"/>
+        <w:rPr>
+          <w:lang w:val="es-AR"/>
+        </w:rPr>
+      </w:pPr>
+      <w:r>
+        <w:rPr>
+          <w:lang w:val="es-AR"/>
+        </w:rPr>
+        <w:t>CURSOR</w:t>
+      </w:r>
+    </w:p>
+    <w:p>
+      <w:pPr>
+        <w:rPr>
+          <w:lang w:val="es-AR"/>
+        </w:rPr>
+      </w:pPr>
+      <w:r>
+        <w:rPr>
+          <w:lang w:val="es-AR"/>
+        </w:rPr>
+        <w:t>¡Excelente! Para comenzar con la lógica de negocios en tu aplicación, te recomiendo seguir estos pasos, adaptados a un proyecto Node.js/Express con Sequelize como el tuyo:</w:t>
+      </w:r>
+    </w:p>
+    <w:p>
+      <w:pPr>
+        <w:spacing w:before="240" w:after="240"/>
+      </w:pPr>
+      <w:r>
+        <w:pict>
+          <v:rect id="_x0000_i1025" style="width:0;height:.75pt" o:hralign="center" o:hrstd="t" o:hr="t" fillcolor="#a0a0a0" stroked="f"/>
+        </w:pict>
+      </w:r>
+    </w:p>
+    <w:p>
+      <w:pPr>
+        <w:pStyle w:val="Ttulo3"/>
+        <w:spacing w:before="270" w:after="120"/>
+        <w:rPr>
+          <w:sz w:val="28"/>
+          <w:szCs w:val="28"/>
+          <w:lang w:val="es-AR"/>
+        </w:rPr>
+      </w:pPr>
+      <w:r>
+        <w:rPr>
+          <w:sz w:val="28"/>
+          <w:szCs w:val="28"/>
+          <w:lang w:val="es-AR"/>
+        </w:rPr>
+        <w:t>1. </w:t>
+      </w:r>
+      <w:r>
+        <w:rPr>
+          <w:rStyle w:val="markdown-bold-text"/>
+          <w:sz w:val="28"/>
+          <w:szCs w:val="28"/>
+          <w:lang w:val="es-AR"/>
+        </w:rPr>
+        <w:t>Definir claramente los procesos y reglas</w:t>
+      </w:r>
+    </w:p>
+    <w:p>
+      <w:pPr>
+        <w:numPr>
+          <w:ilvl w:val="0"/>
+          <w:numId w:val="18"/>
+        </w:numPr>
+        <w:spacing w:before="100" w:beforeAutospacing="1" w:after="100" w:afterAutospacing="1" w:line="240" w:lineRule="auto"/>
+        <w:ind w:left="240"/>
+        <w:rPr>
+          <w:sz w:val="24"/>
+          <w:szCs w:val="24"/>
+          <w:lang w:val="es-AR"/>
+        </w:rPr>
+      </w:pPr>
+      <w:r>
+        <w:rPr>
+          <w:lang w:val="es-AR"/>
+        </w:rPr>
+        <w:t>¿Qué operaciones o flujos principales debe soportar el sistema? (ej: alta de embargo, liquidación, validaciones, notificaciones, etc.)</w:t>
+      </w:r>
+    </w:p>
+    <w:p>
+      <w:pPr>
+        <w:numPr>
+          <w:ilvl w:val="0"/>
+          <w:numId w:val="19"/>
+        </w:numPr>
+        <w:spacing w:before="100" w:beforeAutospacing="1" w:after="100" w:afterAutospacing="1" w:line="240" w:lineRule="auto"/>
+        <w:ind w:left="240"/>
+        <w:rPr>
+          <w:lang w:val="es-AR"/>
+        </w:rPr>
+      </w:pPr>
+      <w:r>
+        <w:rPr>
+          <w:lang w:val="es-AR"/>
+        </w:rPr>
+        <w:t>¿Qué reglas específicas debe cumplir cada proceso? (ej: no se puede embargar si el expediente está cerrado, solo ciertos usuarios pueden aprobar, etc.)</w:t>
+      </w:r>
+    </w:p>
+    <w:p>
+      <w:pPr>
+        <w:spacing w:after="0"/>
+      </w:pPr>
+      <w:r>
+        <w:rPr>
+          <w:rStyle w:val="markdown-bold-text"/>
+          <w:b/>
+          <w:bCs/>
+        </w:rPr>
+        <w:t>Ejemplo:</w:t>
+      </w:r>
+    </w:p>
+    <w:p>
+      <w:pPr>
+        <w:numPr>
+          <w:ilvl w:val="0"/>
+          <w:numId w:val="20"/>
+        </w:numPr>
+        <w:spacing w:before="100" w:beforeAutospacing="1" w:after="100" w:afterAutospacing="1" w:line="240" w:lineRule="auto"/>
+        <w:ind w:left="240"/>
+        <w:rPr>
+          <w:lang w:val="es-AR"/>
+        </w:rPr>
+      </w:pPr>
+      <w:r>
+        <w:rPr>
+          <w:lang w:val="es-AR"/>
+        </w:rPr>
+        <w:t>Un embargo solo puede crearse si el expediente está activo.</w:t>
+      </w:r>
+    </w:p>
+    <w:p>
+      <w:pPr>
+        <w:numPr>
+          <w:ilvl w:val="0"/>
+          <w:numId w:val="21"/>
+        </w:numPr>
+        <w:spacing w:before="100" w:beforeAutospacing="1" w:after="100" w:afterAutospacing="1" w:line="240" w:lineRule="auto"/>
+        <w:ind w:left="240"/>
+        <w:rPr>
+          <w:lang w:val="es-AR"/>
+        </w:rPr>
+      </w:pPr>
+      <w:r>
+        <w:rPr>
+          <w:lang w:val="es-AR"/>
+        </w:rPr>
+        <w:t>La liquidación de embargos debe calcularse según ciertos porcentajes y condiciones.</w:t>
+      </w:r>
+    </w:p>
+    <w:p>
+      <w:pPr>
+        <w:spacing w:before="240" w:after="240"/>
+      </w:pPr>
+      <w:r>
+        <w:pict>
+          <v:rect id="_x0000_i1026" style="width:0;height:.75pt" o:hralign="center" o:hrstd="t" o:hr="t" fillcolor="#a0a0a0" stroked="f"/>
+        </w:pict>
+      </w:r>
+    </w:p>
+    <w:p>
+      <w:pPr>
+        <w:pStyle w:val="Ttulo3"/>
+        <w:spacing w:before="270" w:after="120"/>
+        <w:rPr>
+          <w:sz w:val="28"/>
+          <w:szCs w:val="28"/>
+          <w:lang w:val="es-AR"/>
+        </w:rPr>
+      </w:pPr>
+      <w:r>
+        <w:rPr>
+          <w:sz w:val="28"/>
+          <w:szCs w:val="28"/>
+          <w:lang w:val="es-AR"/>
+        </w:rPr>
+        <w:lastRenderedPageBreak/>
+        <w:t>2. </w:t>
+      </w:r>
+      <w:r>
+        <w:rPr>
+          <w:rStyle w:val="markdown-bold-text"/>
+          <w:sz w:val="28"/>
+          <w:szCs w:val="28"/>
+          <w:lang w:val="es-AR"/>
+        </w:rPr>
+        <w:t>Identificar los “casos de uso” principales</w:t>
+      </w:r>
+    </w:p>
+    <w:p>
+      <w:pPr>
+        <w:rPr>
+          <w:sz w:val="24"/>
+          <w:szCs w:val="24"/>
+          <w:lang w:val="es-AR"/>
+        </w:rPr>
+      </w:pPr>
+      <w:r>
+        <w:rPr>
+          <w:lang w:val="es-AR"/>
+        </w:rPr>
+        <w:t>Haz una lista de las acciones principales del sistema, por ejemplo:</w:t>
+      </w:r>
+    </w:p>
+    <w:p>
+      <w:pPr>
+        <w:numPr>
+          <w:ilvl w:val="0"/>
+          <w:numId w:val="22"/>
+        </w:numPr>
+        <w:spacing w:before="100" w:beforeAutospacing="1" w:after="100" w:afterAutospacing="1" w:line="240" w:lineRule="auto"/>
+        <w:ind w:left="240"/>
+      </w:pPr>
+      <w:r>
+        <w:t>Crear embargo</w:t>
+      </w:r>
+    </w:p>
+    <w:p>
+      <w:pPr>
+        <w:numPr>
+          <w:ilvl w:val="0"/>
+          <w:numId w:val="23"/>
+        </w:numPr>
+        <w:spacing w:before="100" w:beforeAutospacing="1" w:after="100" w:afterAutospacing="1" w:line="240" w:lineRule="auto"/>
+        <w:ind w:left="240"/>
+      </w:pPr>
+      <w:r>
+        <w:t>Liquidar embargo</w:t>
+      </w:r>
+    </w:p>
+    <w:p>
+      <w:pPr>
+        <w:numPr>
+          <w:ilvl w:val="0"/>
+          <w:numId w:val="24"/>
+        </w:numPr>
+        <w:spacing w:before="100" w:beforeAutospacing="1" w:after="100" w:afterAutospacing="1" w:line="240" w:lineRule="auto"/>
+        <w:ind w:left="240"/>
+      </w:pPr>
+      <w:r>
+        <w:t>Aprobar embargo</w:t>
+      </w:r>
+    </w:p>
+    <w:p>
+      <w:pPr>
+        <w:numPr>
+          <w:ilvl w:val="0"/>
+          <w:numId w:val="25"/>
+        </w:numPr>
+        <w:spacing w:before="100" w:beforeAutospacing="1" w:after="100" w:afterAutospacing="1" w:line="240" w:lineRule="auto"/>
+        <w:ind w:left="240"/>
+      </w:pPr>
+      <w:r>
+        <w:t>Generar oficio</w:t>
+      </w:r>
+    </w:p>
+    <w:p>
+      <w:pPr>
+        <w:numPr>
+          <w:ilvl w:val="0"/>
+          <w:numId w:val="26"/>
+        </w:numPr>
+        <w:spacing w:before="100" w:beforeAutospacing="1" w:after="100" w:afterAutospacing="1" w:line="240" w:lineRule="auto"/>
+        <w:ind w:left="240"/>
+        <w:rPr>
+          <w:lang w:val="es-AR"/>
+        </w:rPr>
+      </w:pPr>
+      <w:r>
+        <w:rPr>
+          <w:lang w:val="es-AR"/>
+        </w:rPr>
+        <w:t>Validar datos de auto/banco/usuario</w:t>
+      </w:r>
+    </w:p>
+    <w:p>
+      <w:pPr>
+        <w:spacing w:before="240" w:after="240"/>
+      </w:pPr>
+      <w:r>
+        <w:pict>
+          <v:rect id="_x0000_i1027" style="width:0;height:.75pt" o:hralign="center" o:hrstd="t" o:hr="t" fillcolor="#a0a0a0" stroked="f"/>
+        </w:pict>
+      </w:r>
+    </w:p>
+    <w:p>
+      <w:pPr>
+        <w:pStyle w:val="Ttulo3"/>
+        <w:spacing w:before="270" w:after="120"/>
+        <w:rPr>
+          <w:sz w:val="28"/>
+          <w:szCs w:val="28"/>
+          <w:lang w:val="es-AR"/>
+        </w:rPr>
+      </w:pPr>
+      <w:r>
+        <w:rPr>
+          <w:sz w:val="28"/>
+          <w:szCs w:val="28"/>
+          <w:lang w:val="es-AR"/>
+        </w:rPr>
+        <w:t>3. </w:t>
+      </w:r>
+      <w:r>
+        <w:rPr>
+          <w:rStyle w:val="markdown-bold-text"/>
+          <w:sz w:val="28"/>
+          <w:szCs w:val="28"/>
+          <w:lang w:val="es-AR"/>
+        </w:rPr>
+        <w:t>Crear servicios o módulos de negocio</w:t>
+      </w:r>
+    </w:p>
+    <w:p>
+      <w:pPr>
+        <w:rPr>
+          <w:sz w:val="24"/>
+          <w:szCs w:val="24"/>
+          <w:lang w:val="es-AR"/>
+        </w:rPr>
+      </w:pPr>
+      <w:r>
+        <w:rPr>
+          <w:lang w:val="es-AR"/>
+        </w:rPr>
+        <w:t>En Node.js, es buena práctica separar la lógica de negocio en servicios (por ejemplo, en una carpeta </w:t>
+      </w:r>
+      <w:r>
+        <w:rPr>
+          <w:rStyle w:val="markdown-inline-code"/>
+          <w:rFonts w:ascii="Consolas" w:hAnsi="Consolas"/>
+          <w:lang w:val="es-AR"/>
+        </w:rPr>
+        <w:t>services/</w:t>
+      </w:r>
+      <w:r>
+        <w:rPr>
+          <w:lang w:val="es-AR"/>
+        </w:rPr>
+        <w:t>).Estos servicios se encargan de la lógica y son llamados por los controllers.</w:t>
+      </w:r>
+      <w:r>
+        <w:rPr>
+          <w:rStyle w:val="markdown-bold-text"/>
+          <w:b/>
+          <w:bCs/>
+          <w:lang w:val="es-AR"/>
+        </w:rPr>
+        <w:t>Ejemplo de estructura:</w:t>
+      </w:r>
+    </w:p>
+    <w:p>
+      <w:pPr>
+        <w:shd w:val="clear" w:color="auto" w:fill="252526"/>
+      </w:pPr>
+      <w:proofErr w:type="gramStart"/>
+      <w:r>
+        <w:rPr>
+          <w:rStyle w:val="composer-code-block-filename"/>
+          <w:sz w:val="17"/>
+          <w:szCs w:val="17"/>
+        </w:rPr>
+        <w:t>text</w:t>
+      </w:r>
+      <w:proofErr w:type="gramEnd"/>
+    </w:p>
+    <w:p>
+      <w:pPr>
+        <w:spacing w:line="240" w:lineRule="atLeast"/>
+        <w:rPr>
+          <w:sz w:val="17"/>
+          <w:szCs w:val="17"/>
+        </w:rPr>
+      </w:pPr>
+      <w:r>
+        <w:rPr>
+          <w:sz w:val="17"/>
+          <w:szCs w:val="17"/>
+        </w:rPr>
+        <w:t>Apply to embargoContr...</w:t>
+      </w:r>
+    </w:p>
+    <w:p>
+      <w:pPr>
+        <w:spacing w:line="240" w:lineRule="auto"/>
+        <w:rPr>
+          <w:sz w:val="24"/>
+          <w:szCs w:val="24"/>
+        </w:rPr>
+      </w:pPr>
+      <w:r>
+        <w:object w:dxaOrig="225" w:dyaOrig="225">
+          <v:shapetype id="_x0000_t75" coordsize="21600,21600" o:spt="75" o:preferrelative="t" path="m@4@5l@4@11@9@11@9@5xe" filled="f" stroked="f">
+            <v:stroke joinstyle="miter"/>
+            <v:formulas>
+              <v:f eqn="if lineDrawn pixelLineWidth 0"/>
+              <v:f eqn="sum @0 1 0"/>
+              <v:f eqn="sum 0 0 @1"/>
+              <v:f eqn="prod @2 1 2"/>
+              <v:f eqn="prod @3 21600 pixelWidth"/>
+              <v:f eqn="prod @3 21600 pixelHeight"/>
+              <v:f eqn="sum @0 0 1"/>
+              <v:f eqn="prod @6 1 2"/>
+              <v:f eqn="prod @7 21600 pixelWidth"/>
+              <v:f eqn="sum @8 21600 0"/>
+              <v:f eqn="prod @7 21600 pixelHeight"/>
+              <v:f eqn="sum @10 21600 0"/>
+            </v:formulas>
+            <v:path o:extrusionok="f" gradientshapeok="t" o:connecttype="rect"/>
+            <o:lock v:ext="edit" aspectratio="t"/>
+          </v:shapetype>
+          <v:shape id="_x0000_i1042" type="#_x0000_t75" style="width:136.5pt;height:57.6pt" o:ole="">
+            <v:imagedata r:id="rId5" o:title=""/>
+          </v:shape>
+          <w:control r:id="rId6" w:name="DefaultOcxName" w:shapeid="_x0000_i1042"/>
+        </w:object>
+      </w:r>
+    </w:p>
+    <w:p>
+      <w:pPr>
+        <w:spacing w:line="240" w:lineRule="atLeast"/>
+        <w:rPr>
+          <w:rFonts w:ascii="Consolas" w:hAnsi="Consolas"/>
+          <w:sz w:val="18"/>
+          <w:szCs w:val="18"/>
+          <w:lang w:val="es-AR"/>
+        </w:rPr>
+      </w:pPr>
+      <w:r>
+        <w:rPr>
+          <w:rStyle w:val="mtk1"/>
+          <w:rFonts w:ascii="Consolas" w:hAnsi="Consolas"/>
+          <w:color w:val="D4D4D4"/>
+          <w:sz w:val="18"/>
+          <w:szCs w:val="18"/>
+          <w:lang w:val="es-AR"/>
+        </w:rPr>
+        <w:t>src/</w:t>
+      </w:r>
+    </w:p>
+    <w:p>
+      <w:pPr>
+        <w:spacing w:line="240" w:lineRule="atLeast"/>
+        <w:rPr>
+          <w:rFonts w:ascii="Consolas" w:hAnsi="Consolas"/>
+          <w:sz w:val="18"/>
+          <w:szCs w:val="18"/>
+          <w:lang w:val="es-AR"/>
+        </w:rPr>
+      </w:pPr>
+      <w:r>
+        <w:rPr>
+          <w:rStyle w:val="mtk1"/>
+          <w:rFonts w:ascii="Consolas" w:hAnsi="Consolas"/>
+          <w:color w:val="D4D4D4"/>
+          <w:sz w:val="18"/>
+          <w:szCs w:val="18"/>
+          <w:lang w:val="es-AR"/>
+        </w:rPr>
+        <w:t>  services/</w:t>
+      </w:r>
+    </w:p>
+    <w:p>
+      <w:pPr>
+        <w:spacing w:line="240" w:lineRule="atLeast"/>
+        <w:rPr>
+          <w:rFonts w:ascii="Consolas" w:hAnsi="Consolas"/>
+          <w:sz w:val="18"/>
+          <w:szCs w:val="18"/>
+          <w:lang w:val="es-AR"/>
+        </w:rPr>
+      </w:pPr>
+      <w:r>
+        <w:rPr>
+          <w:rStyle w:val="mtk1"/>
+          <w:rFonts w:ascii="Consolas" w:hAnsi="Consolas"/>
+          <w:color w:val="D4D4D4"/>
+          <w:sz w:val="18"/>
+          <w:szCs w:val="18"/>
+          <w:lang w:val="es-AR"/>
+        </w:rPr>
+        <w:t>    embargoService.js</w:t>
+      </w:r>
+    </w:p>
+    <w:p>
+      <w:pPr>
+        <w:spacing w:line="240" w:lineRule="atLeast"/>
+        <w:rPr>
+          <w:rFonts w:ascii="Consolas" w:hAnsi="Consolas"/>
+          <w:sz w:val="18"/>
+          <w:szCs w:val="18"/>
+          <w:lang w:val="es-AR"/>
+        </w:rPr>
+      </w:pPr>
+      <w:r>
+        <w:rPr>
+          <w:rStyle w:val="mtk1"/>
+          <w:rFonts w:ascii="Consolas" w:hAnsi="Consolas"/>
+          <w:color w:val="D4D4D4"/>
+          <w:sz w:val="18"/>
+          <w:szCs w:val="18"/>
+          <w:lang w:val="es-AR"/>
+        </w:rPr>
+        <w:t>    liquidacionService.js</w:t>
+      </w:r>
+    </w:p>
+    <w:p>
+      <w:pPr>
+        <w:spacing w:line="240" w:lineRule="atLeast"/>
+        <w:rPr>
+          <w:rFonts w:ascii="Consolas" w:hAnsi="Consolas"/>
+          <w:sz w:val="18"/>
+          <w:szCs w:val="18"/>
+        </w:rPr>
+      </w:pPr>
+      <w:r>
+        <w:rPr>
+          <w:rStyle w:val="mtk1"/>
+          <w:rFonts w:ascii="Consolas" w:hAnsi="Consolas"/>
+          <w:color w:val="D4D4D4"/>
+          <w:sz w:val="18"/>
+          <w:szCs w:val="18"/>
+          <w:lang w:val="es-AR"/>
+        </w:rPr>
+        <w:t>    </w:t>
+      </w:r>
+      <w:r>
+        <w:rPr>
+          <w:rStyle w:val="mtk1"/>
+          <w:rFonts w:ascii="Consolas" w:hAnsi="Consolas"/>
+          <w:color w:val="D4D4D4"/>
+          <w:sz w:val="18"/>
+          <w:szCs w:val="18"/>
+        </w:rPr>
+        <w:t>oficioService.js</w:t>
+      </w:r>
+    </w:p>
+    <w:p>
+      <w:pPr>
+        <w:spacing w:before="240" w:after="240" w:line="240" w:lineRule="auto"/>
+        <w:rPr>
+          <w:rFonts w:ascii="Times New Roman" w:hAnsi="Times New Roman"/>
+          <w:sz w:val="24"/>
+          <w:szCs w:val="24"/>
+        </w:rPr>
+      </w:pPr>
+      <w:r>
+        <w:pict>
+          <v:rect id="_x0000_i1030" style="width:0;height:.75pt" o:hralign="center" o:hrstd="t" o:hr="t" fillcolor="#a0a0a0" stroked="f"/>
+        </w:pict>
+      </w:r>
+    </w:p>
+    <w:p>
+      <w:pPr>
+        <w:pStyle w:val="Ttulo3"/>
+        <w:spacing w:before="270" w:after="120"/>
+        <w:rPr>
+          <w:sz w:val="28"/>
+          <w:szCs w:val="28"/>
+          <w:lang w:val="es-AR"/>
+        </w:rPr>
+      </w:pPr>
+      <w:r>
+        <w:rPr>
+          <w:sz w:val="28"/>
+          <w:szCs w:val="28"/>
+          <w:lang w:val="es-AR"/>
+        </w:rPr>
+        <w:t>4. </w:t>
+      </w:r>
+      <w:r>
+        <w:rPr>
+          <w:rStyle w:val="markdown-bold-text"/>
+          <w:sz w:val="28"/>
+          <w:szCs w:val="28"/>
+          <w:lang w:val="es-AR"/>
+        </w:rPr>
+        <w:t>Implementar la lógica en los servicios</w:t>
+      </w:r>
+    </w:p>
+    <w:p>
+      <w:pPr>
+        <w:rPr>
+          <w:sz w:val="24"/>
+          <w:szCs w:val="24"/>
+          <w:lang w:val="es-AR"/>
+        </w:rPr>
+      </w:pPr>
+      <w:r>
+        <w:rPr>
+          <w:lang w:val="es-AR"/>
+        </w:rPr>
+        <w:t>Cada servicio debe tener funciones claras y reutilizables.Por ejemplo, en </w:t>
+      </w:r>
+      <w:r>
+        <w:rPr>
+          <w:rStyle w:val="markdown-inline-code"/>
+          <w:rFonts w:ascii="Consolas" w:hAnsi="Consolas"/>
+          <w:lang w:val="es-AR"/>
+        </w:rPr>
+        <w:t>embargoService.js</w:t>
+      </w:r>
+      <w:r>
+        <w:rPr>
+          <w:lang w:val="es-AR"/>
+        </w:rPr>
+        <w:t>:</w:t>
+      </w:r>
+    </w:p>
+    <w:p>
+      <w:pPr>
+        <w:shd w:val="clear" w:color="auto" w:fill="252526"/>
+      </w:pPr>
+      <w:proofErr w:type="gramStart"/>
+      <w:r>
+        <w:rPr>
+          <w:rStyle w:val="composer-code-block-filename"/>
+          <w:sz w:val="17"/>
+          <w:szCs w:val="17"/>
+        </w:rPr>
+        <w:t>js</w:t>
+      </w:r>
+      <w:proofErr w:type="gramEnd"/>
+    </w:p>
+    <w:p>
+      <w:pPr>
+        <w:spacing w:line="240" w:lineRule="atLeast"/>
+        <w:rPr>
+          <w:sz w:val="17"/>
+          <w:szCs w:val="17"/>
+        </w:rPr>
+      </w:pPr>
+      <w:r>
+        <w:rPr>
+          <w:sz w:val="17"/>
+          <w:szCs w:val="17"/>
+        </w:rPr>
+        <w:t xml:space="preserve">Apply to </w:t>
+      </w:r>
+      <w:proofErr w:type="spellStart"/>
+      <w:r>
+        <w:rPr>
+          <w:sz w:val="17"/>
+          <w:szCs w:val="17"/>
+        </w:rPr>
+        <w:t>embargoContr</w:t>
+      </w:r>
+      <w:proofErr w:type="spellEnd"/>
+      <w:r>
+        <w:rPr>
+          <w:sz w:val="17"/>
+          <w:szCs w:val="17"/>
+        </w:rPr>
+        <w:t>...</w:t>
+      </w:r>
+    </w:p>
+    <w:p>
+      <w:pPr>
+        <w:spacing w:line="240" w:lineRule="auto"/>
+        <w:rPr>
+          <w:sz w:val="24"/>
+          <w:szCs w:val="24"/>
+        </w:rPr>
+      </w:pPr>
+      <w:r>
+        <w:lastRenderedPageBreak/>
+        <w:object w:dxaOrig="225" w:dyaOrig="225">
+          <v:shape id="_x0000_i1046" type="#_x0000_t75" style="width:136.5pt;height:57.6pt" o:ole="">
+            <v:imagedata r:id="rId5" o:title=""/>
+          </v:shape>
+          <w:control r:id="rId7" w:name="DefaultOcxName1" w:shapeid="_x0000_i1046"/>
+        </w:object>
+      </w:r>
+    </w:p>
+    <w:p>
+      <w:pPr>
+        <w:spacing w:line="240" w:lineRule="atLeast"/>
+        <w:rPr>
+          <w:rFonts w:ascii="Consolas" w:hAnsi="Consolas"/>
+          <w:sz w:val="18"/>
+          <w:szCs w:val="18"/>
+          <w:lang w:val="es-AR"/>
+        </w:rPr>
+      </w:pPr>
+      <w:r>
+        <w:rPr>
+          <w:rStyle w:val="mtk5"/>
+          <w:rFonts w:ascii="Consolas" w:hAnsi="Consolas"/>
+          <w:color w:val="569CD6"/>
+          <w:sz w:val="18"/>
+          <w:szCs w:val="18"/>
+          <w:lang w:val="es-AR"/>
+        </w:rPr>
+        <w:t>async</w:t>
+      </w:r>
+      <w:r>
+        <w:rPr>
+          <w:rStyle w:val="mtk1"/>
+          <w:rFonts w:ascii="Consolas" w:hAnsi="Consolas"/>
+          <w:color w:val="D4D4D4"/>
+          <w:sz w:val="18"/>
+          <w:szCs w:val="18"/>
+          <w:lang w:val="es-AR"/>
+        </w:rPr>
+        <w:t> </w:t>
+      </w:r>
+      <w:r>
+        <w:rPr>
+          <w:rStyle w:val="mtk5"/>
+          <w:rFonts w:ascii="Consolas" w:hAnsi="Consolas"/>
+          <w:color w:val="569CD6"/>
+          <w:sz w:val="18"/>
+          <w:szCs w:val="18"/>
+          <w:lang w:val="es-AR"/>
+        </w:rPr>
+        <w:t>function</w:t>
+      </w:r>
+      <w:r>
+        <w:rPr>
+          <w:rStyle w:val="mtk1"/>
+          <w:rFonts w:ascii="Consolas" w:hAnsi="Consolas"/>
+          <w:color w:val="D4D4D4"/>
+          <w:sz w:val="18"/>
+          <w:szCs w:val="18"/>
+          <w:lang w:val="es-AR"/>
+        </w:rPr>
+        <w:t> crearEmbargo</w:t>
+      </w:r>
+      <w:r>
+        <w:rPr>
+          <w:rStyle w:val="mtk1"/>
+          <w:rFonts w:ascii="Consolas" w:hAnsi="Consolas"/>
+          <w:color w:val="FFD700"/>
+          <w:sz w:val="18"/>
+          <w:szCs w:val="18"/>
+          <w:lang w:val="es-AR"/>
+        </w:rPr>
+        <w:t>(</w:t>
+      </w:r>
+      <w:r>
+        <w:rPr>
+          <w:rStyle w:val="mtk1"/>
+          <w:rFonts w:ascii="Consolas" w:hAnsi="Consolas"/>
+          <w:color w:val="D4D4D4"/>
+          <w:sz w:val="18"/>
+          <w:szCs w:val="18"/>
+          <w:lang w:val="es-AR"/>
+        </w:rPr>
+        <w:t>datos</w:t>
+      </w:r>
+      <w:r>
+        <w:rPr>
+          <w:rStyle w:val="mtk1"/>
+          <w:rFonts w:ascii="Consolas" w:hAnsi="Consolas"/>
+          <w:color w:val="FFD700"/>
+          <w:sz w:val="18"/>
+          <w:szCs w:val="18"/>
+          <w:lang w:val="es-AR"/>
+        </w:rPr>
+        <w:t>)</w:t>
+      </w:r>
+      <w:r>
+        <w:rPr>
+          <w:rStyle w:val="mtk1"/>
+          <w:rFonts w:ascii="Consolas" w:hAnsi="Consolas"/>
+          <w:color w:val="D4D4D4"/>
+          <w:sz w:val="18"/>
+          <w:szCs w:val="18"/>
+          <w:lang w:val="es-AR"/>
+        </w:rPr>
+        <w:t> </w:t>
+      </w:r>
+      <w:r>
+        <w:rPr>
+          <w:rStyle w:val="mtk1"/>
+          <w:rFonts w:ascii="Consolas" w:hAnsi="Consolas"/>
+          <w:color w:val="FFD700"/>
+          <w:sz w:val="18"/>
+          <w:szCs w:val="18"/>
+          <w:lang w:val="es-AR"/>
+        </w:rPr>
+        <w:t>{</w:t>
+      </w:r>
+    </w:p>
+    <w:p>
+      <w:pPr>
+        <w:spacing w:line="240" w:lineRule="atLeast"/>
+        <w:rPr>
+          <w:rFonts w:ascii="Consolas" w:hAnsi="Consolas"/>
+          <w:sz w:val="18"/>
+          <w:szCs w:val="18"/>
+          <w:lang w:val="es-AR"/>
+        </w:rPr>
+      </w:pPr>
+      <w:r>
+        <w:rPr>
+          <w:rStyle w:val="mtk1"/>
+          <w:rFonts w:ascii="Consolas" w:hAnsi="Consolas"/>
+          <w:color w:val="D4D4D4"/>
+          <w:sz w:val="18"/>
+          <w:szCs w:val="18"/>
+          <w:lang w:val="es-AR"/>
+        </w:rPr>
+        <w:t>  </w:t>
+      </w:r>
+      <w:r>
+        <w:rPr>
+          <w:rStyle w:val="mtk4"/>
+          <w:rFonts w:ascii="Consolas" w:hAnsi="Consolas"/>
+          <w:color w:val="6A9955"/>
+          <w:sz w:val="18"/>
+          <w:szCs w:val="18"/>
+          <w:lang w:val="es-AR"/>
+        </w:rPr>
+        <w:t>// Validar reglas de negocio</w:t>
+      </w:r>
+    </w:p>
+    <w:p>
+      <w:pPr>
+        <w:spacing w:line="240" w:lineRule="atLeast"/>
+        <w:rPr>
+          <w:rFonts w:ascii="Consolas" w:hAnsi="Consolas"/>
+          <w:sz w:val="18"/>
+          <w:szCs w:val="18"/>
+          <w:lang w:val="es-AR"/>
+        </w:rPr>
+      </w:pPr>
+      <w:r>
+        <w:rPr>
+          <w:rStyle w:val="mtk1"/>
+          <w:rFonts w:ascii="Consolas" w:hAnsi="Consolas"/>
+          <w:color w:val="D4D4D4"/>
+          <w:sz w:val="18"/>
+          <w:szCs w:val="18"/>
+          <w:lang w:val="es-AR"/>
+        </w:rPr>
+        <w:t>  </w:t>
+      </w:r>
+      <w:r>
+        <w:rPr>
+          <w:rStyle w:val="mtk4"/>
+          <w:rFonts w:ascii="Consolas" w:hAnsi="Consolas"/>
+          <w:color w:val="6A9955"/>
+          <w:sz w:val="18"/>
+          <w:szCs w:val="18"/>
+          <w:lang w:val="es-AR"/>
+        </w:rPr>
+        <w:t>// Crear el embargo en la base de datos</w:t>
+      </w:r>
+    </w:p>
+    <w:p>
+      <w:pPr>
+        <w:spacing w:line="240" w:lineRule="atLeast"/>
+        <w:rPr>
+          <w:rFonts w:ascii="Consolas" w:hAnsi="Consolas"/>
+          <w:sz w:val="18"/>
+          <w:szCs w:val="18"/>
+          <w:lang w:val="es-AR"/>
+        </w:rPr>
+      </w:pPr>
+      <w:r>
+        <w:rPr>
+          <w:rStyle w:val="mtk1"/>
+          <w:rFonts w:ascii="Consolas" w:hAnsi="Consolas"/>
+          <w:color w:val="D4D4D4"/>
+          <w:sz w:val="18"/>
+          <w:szCs w:val="18"/>
+          <w:lang w:val="es-AR"/>
+        </w:rPr>
+        <w:t>  </w:t>
+      </w:r>
+      <w:r>
+        <w:rPr>
+          <w:rStyle w:val="mtk4"/>
+          <w:rFonts w:ascii="Consolas" w:hAnsi="Consolas"/>
+          <w:color w:val="6A9955"/>
+          <w:sz w:val="18"/>
+          <w:szCs w:val="18"/>
+          <w:lang w:val="es-AR"/>
+        </w:rPr>
+        <w:t>// Retornar el resultado o error</w:t>
+      </w:r>
+    </w:p>
+    <w:p>
+      <w:pPr>
+        <w:spacing w:line="240" w:lineRule="atLeast"/>
+        <w:rPr>
+          <w:rFonts w:ascii="Consolas" w:hAnsi="Consolas"/>
+          <w:sz w:val="18"/>
+          <w:szCs w:val="18"/>
+          <w:lang w:val="es-AR"/>
+        </w:rPr>
+      </w:pPr>
+      <w:r>
+        <w:rPr>
+          <w:rStyle w:val="mtk1"/>
+          <w:rFonts w:ascii="Consolas" w:hAnsi="Consolas"/>
+          <w:color w:val="FFD700"/>
+          <w:sz w:val="18"/>
+          <w:szCs w:val="18"/>
+          <w:lang w:val="es-AR"/>
+        </w:rPr>
+        <w:t>}</w:t>
+      </w:r>
+    </w:p>
+    <w:p>
+      <w:pPr>
+        <w:spacing w:before="240" w:after="240" w:line="240" w:lineRule="auto"/>
+        <w:rPr>
+          <w:rFonts w:ascii="Times New Roman" w:hAnsi="Times New Roman"/>
+          <w:sz w:val="24"/>
+          <w:szCs w:val="24"/>
+        </w:rPr>
+      </w:pPr>
+      <w:r>
+        <w:pict>
+          <v:rect id="_x0000_i1033" style="width:0;height:.75pt" o:hralign="center" o:hrstd="t" o:hr="t" fillcolor="#a0a0a0" stroked="f"/>
+        </w:pict>
+      </w:r>
+    </w:p>
+    <w:p>
+      <w:pPr>
+        <w:pStyle w:val="Ttulo3"/>
+        <w:spacing w:before="270" w:after="120"/>
+        <w:rPr>
+          <w:sz w:val="28"/>
+          <w:szCs w:val="28"/>
+          <w:lang w:val="es-AR"/>
+        </w:rPr>
+      </w:pPr>
+      <w:r>
+        <w:rPr>
+          <w:sz w:val="28"/>
+          <w:szCs w:val="28"/>
+          <w:lang w:val="es-AR"/>
+        </w:rPr>
+        <w:t>5. </w:t>
+      </w:r>
+      <w:r>
+        <w:rPr>
+          <w:rStyle w:val="markdown-bold-text"/>
+          <w:sz w:val="28"/>
+          <w:szCs w:val="28"/>
+          <w:lang w:val="es-AR"/>
+        </w:rPr>
+        <w:t>Llamar a los servicios desde los controllers</w:t>
+      </w:r>
+    </w:p>
+    <w:p>
+      <w:pPr>
+        <w:rPr>
+          <w:sz w:val="24"/>
+          <w:szCs w:val="24"/>
+          <w:lang w:val="es-AR"/>
+        </w:rPr>
+      </w:pPr>
+      <w:r>
+        <w:rPr>
+          <w:lang w:val="es-AR"/>
+        </w:rPr>
+        <w:t>Los controllers solo reciben la request, llaman al servicio y devuelven la respuesta.</w:t>
+      </w:r>
+    </w:p>
+    <w:p>
+      <w:pPr>
+        <w:shd w:val="clear" w:color="auto" w:fill="252526"/>
+      </w:pPr>
+      <w:proofErr w:type="spellStart"/>
+      <w:proofErr w:type="gramStart"/>
+      <w:r>
+        <w:rPr>
+          <w:rStyle w:val="composer-code-block-filename"/>
+          <w:sz w:val="17"/>
+          <w:szCs w:val="17"/>
+        </w:rPr>
+        <w:t>js</w:t>
+      </w:r>
+      <w:proofErr w:type="spellEnd"/>
+      <w:proofErr w:type="gramEnd"/>
+    </w:p>
+    <w:p>
+      <w:pPr>
+        <w:spacing w:line="240" w:lineRule="atLeast"/>
+        <w:rPr>
+          <w:sz w:val="17"/>
+          <w:szCs w:val="17"/>
+        </w:rPr>
+      </w:pPr>
+      <w:r>
+        <w:rPr>
+          <w:sz w:val="17"/>
+          <w:szCs w:val="17"/>
+        </w:rPr>
+        <w:t xml:space="preserve">Apply to </w:t>
+      </w:r>
+      <w:proofErr w:type="spellStart"/>
+      <w:r>
+        <w:rPr>
+          <w:sz w:val="17"/>
+          <w:szCs w:val="17"/>
+        </w:rPr>
+        <w:t>embargoContr</w:t>
+      </w:r>
+      <w:proofErr w:type="spellEnd"/>
+      <w:r>
+        <w:rPr>
+          <w:sz w:val="17"/>
+          <w:szCs w:val="17"/>
+        </w:rPr>
+        <w:t>...</w:t>
+      </w:r>
+    </w:p>
+    <w:p>
+      <w:pPr>
+        <w:spacing w:line="240" w:lineRule="auto"/>
+        <w:rPr>
+          <w:sz w:val="24"/>
+          <w:szCs w:val="24"/>
+        </w:rPr>
+      </w:pPr>
+      <w:r>
+        <w:object w:dxaOrig="225" w:dyaOrig="225">
+          <v:shape id="_x0000_i1050" type="#_x0000_t75" style="width:136.5pt;height:57.6pt" o:ole="">
+            <v:imagedata r:id="rId5" o:title=""/>
+          </v:shape>
+          <w:control r:id="rId8" w:name="DefaultOcxName2" w:shapeid="_x0000_i1050"/>
+        </w:object>
+      </w:r>
+    </w:p>
+    <w:p>
+      <w:pPr>
+        <w:spacing w:line="240" w:lineRule="atLeast"/>
+        <w:rPr>
+          <w:rFonts w:ascii="Consolas" w:hAnsi="Consolas"/>
+          <w:sz w:val="18"/>
+          <w:szCs w:val="18"/>
+        </w:rPr>
+      </w:pPr>
+      <w:proofErr w:type="spellStart"/>
+      <w:proofErr w:type="gramStart"/>
+      <w:r>
+        <w:rPr>
+          <w:rStyle w:val="mtk5"/>
+          <w:rFonts w:ascii="Consolas" w:hAnsi="Consolas"/>
+          <w:color w:val="569CD6"/>
+          <w:sz w:val="18"/>
+          <w:szCs w:val="18"/>
+        </w:rPr>
+        <w:t>const</w:t>
+      </w:r>
+      <w:proofErr w:type="spellEnd"/>
+      <w:proofErr w:type="gramEnd"/>
+      <w:r>
+        <w:rPr>
+          <w:rStyle w:val="mtk1"/>
+          <w:rFonts w:ascii="Consolas" w:hAnsi="Consolas"/>
+          <w:color w:val="D4D4D4"/>
+          <w:sz w:val="18"/>
+          <w:szCs w:val="18"/>
+        </w:rPr>
+        <w:t> </w:t>
+      </w:r>
+      <w:proofErr w:type="spellStart"/>
+      <w:r>
+        <w:rPr>
+          <w:rStyle w:val="mtk1"/>
+          <w:rFonts w:ascii="Consolas" w:hAnsi="Consolas"/>
+          <w:color w:val="D4D4D4"/>
+          <w:sz w:val="18"/>
+          <w:szCs w:val="18"/>
+        </w:rPr>
+        <w:t>embargoService</w:t>
+      </w:r>
+      <w:proofErr w:type="spellEnd"/>
+      <w:r>
+        <w:rPr>
+          <w:rStyle w:val="mtk1"/>
+          <w:rFonts w:ascii="Consolas" w:hAnsi="Consolas"/>
+          <w:color w:val="D4D4D4"/>
+          <w:sz w:val="18"/>
+          <w:szCs w:val="18"/>
+        </w:rPr>
+        <w:t> = require</w:t>
+      </w:r>
+      <w:r>
+        <w:rPr>
+          <w:rStyle w:val="mtk1"/>
+          <w:rFonts w:ascii="Consolas" w:hAnsi="Consolas"/>
+          <w:color w:val="FFD700"/>
+          <w:sz w:val="18"/>
+          <w:szCs w:val="18"/>
+        </w:rPr>
+        <w:t>(</w:t>
+      </w:r>
+      <w:r>
+        <w:rPr>
+          <w:rStyle w:val="mtk11"/>
+          <w:rFonts w:ascii="Consolas" w:hAnsi="Consolas"/>
+          <w:color w:val="CE9178"/>
+          <w:sz w:val="18"/>
+          <w:szCs w:val="18"/>
+        </w:rPr>
+        <w:t>'../services/</w:t>
+      </w:r>
+      <w:proofErr w:type="spellStart"/>
+      <w:r>
+        <w:rPr>
+          <w:rStyle w:val="mtk11"/>
+          <w:rFonts w:ascii="Consolas" w:hAnsi="Consolas"/>
+          <w:color w:val="CE9178"/>
+          <w:sz w:val="18"/>
+          <w:szCs w:val="18"/>
+        </w:rPr>
+        <w:t>embargoService</w:t>
+      </w:r>
+      <w:proofErr w:type="spellEnd"/>
+      <w:r>
+        <w:rPr>
+          <w:rStyle w:val="mtk11"/>
+          <w:rFonts w:ascii="Consolas" w:hAnsi="Consolas"/>
+          <w:color w:val="CE9178"/>
+          <w:sz w:val="18"/>
+          <w:szCs w:val="18"/>
+        </w:rPr>
+        <w:t>'</w:t>
+      </w:r>
+      <w:r>
+        <w:rPr>
+          <w:rStyle w:val="mtk1"/>
+          <w:rFonts w:ascii="Consolas" w:hAnsi="Consolas"/>
+          <w:color w:val="FFD700"/>
+          <w:sz w:val="18"/>
+          <w:szCs w:val="18"/>
+        </w:rPr>
+        <w:t>)</w:t>
+      </w:r>
+      <w:r>
+        <w:rPr>
+          <w:rStyle w:val="mtk1"/>
+          <w:rFonts w:ascii="Consolas" w:hAnsi="Consolas"/>
+          <w:color w:val="D4D4D4"/>
+          <w:sz w:val="18"/>
+          <w:szCs w:val="18"/>
+        </w:rPr>
+        <w:t>;</w:t>
+      </w:r>
+    </w:p>
+    <w:p>
+      <w:pPr>
+        <w:spacing w:line="240" w:lineRule="atLeast"/>
+        <w:rPr>
+          <w:rFonts w:ascii="Consolas" w:hAnsi="Consolas"/>
+          <w:sz w:val="18"/>
+          <w:szCs w:val="18"/>
+        </w:rPr>
+      </w:pPr>
+      <w:proofErr w:type="spellStart"/>
+      <w:r>
+        <w:rPr>
+          <w:rStyle w:val="mtk1"/>
+          <w:rFonts w:ascii="Consolas" w:hAnsi="Consolas"/>
+          <w:color w:val="D4D4D4"/>
+          <w:sz w:val="18"/>
+          <w:szCs w:val="18"/>
+        </w:rPr>
+        <w:t>module.exports</w:t>
+      </w:r>
+      <w:proofErr w:type="spellEnd"/>
+      <w:r>
+        <w:rPr>
+          <w:rStyle w:val="mtk1"/>
+          <w:rFonts w:ascii="Consolas" w:hAnsi="Consolas"/>
+          <w:color w:val="D4D4D4"/>
+          <w:sz w:val="18"/>
+          <w:szCs w:val="18"/>
+        </w:rPr>
+        <w:t> = </w:t>
+      </w:r>
+      <w:r>
+        <w:rPr>
+          <w:rStyle w:val="mtk1"/>
+          <w:rFonts w:ascii="Consolas" w:hAnsi="Consolas"/>
+          <w:color w:val="FFD700"/>
+          <w:sz w:val="18"/>
+          <w:szCs w:val="18"/>
+        </w:rPr>
+        <w:t>{</w:t>
+      </w:r>
+    </w:p>
+    <w:p>
+      <w:pPr>
+        <w:spacing w:line="240" w:lineRule="atLeast"/>
+        <w:rPr>
+          <w:rFonts w:ascii="Consolas" w:hAnsi="Consolas"/>
+          <w:sz w:val="18"/>
+          <w:szCs w:val="18"/>
+        </w:rPr>
+      </w:pPr>
+      <w:r>
+        <w:rPr>
+          <w:rStyle w:val="mtk1"/>
+          <w:rFonts w:ascii="Consolas" w:hAnsi="Consolas"/>
+          <w:color w:val="D4D4D4"/>
+          <w:sz w:val="18"/>
+          <w:szCs w:val="18"/>
+        </w:rPr>
+        <w:t>  </w:t>
+      </w:r>
+      <w:proofErr w:type="spellStart"/>
+      <w:proofErr w:type="gramStart"/>
+      <w:r>
+        <w:rPr>
+          <w:rStyle w:val="mtk1"/>
+          <w:rFonts w:ascii="Consolas" w:hAnsi="Consolas"/>
+          <w:color w:val="D4D4D4"/>
+          <w:sz w:val="18"/>
+          <w:szCs w:val="18"/>
+        </w:rPr>
+        <w:t>crear</w:t>
+      </w:r>
+      <w:proofErr w:type="spellEnd"/>
+      <w:proofErr w:type="gramEnd"/>
+      <w:r>
+        <w:rPr>
+          <w:rStyle w:val="mtk1"/>
+          <w:rFonts w:ascii="Consolas" w:hAnsi="Consolas"/>
+          <w:color w:val="D4D4D4"/>
+          <w:sz w:val="18"/>
+          <w:szCs w:val="18"/>
+        </w:rPr>
+        <w:t>: </w:t>
+      </w:r>
+      <w:proofErr w:type="spellStart"/>
+      <w:r>
+        <w:rPr>
+          <w:rStyle w:val="mtk5"/>
+          <w:rFonts w:ascii="Consolas" w:hAnsi="Consolas"/>
+          <w:color w:val="569CD6"/>
+          <w:sz w:val="18"/>
+          <w:szCs w:val="18"/>
+        </w:rPr>
+        <w:t>async</w:t>
+      </w:r>
+      <w:proofErr w:type="spellEnd"/>
+      <w:r>
+        <w:rPr>
+          <w:rStyle w:val="mtk1"/>
+          <w:rFonts w:ascii="Consolas" w:hAnsi="Consolas"/>
+          <w:color w:val="D4D4D4"/>
+          <w:sz w:val="18"/>
+          <w:szCs w:val="18"/>
+        </w:rPr>
+        <w:t> </w:t>
+      </w:r>
+      <w:r>
+        <w:rPr>
+          <w:rStyle w:val="mtk1"/>
+          <w:rFonts w:ascii="Consolas" w:hAnsi="Consolas"/>
+          <w:color w:val="DA70D6"/>
+          <w:sz w:val="18"/>
+          <w:szCs w:val="18"/>
+        </w:rPr>
+        <w:t>(</w:t>
+      </w:r>
+      <w:proofErr w:type="spellStart"/>
+      <w:r>
+        <w:rPr>
+          <w:rStyle w:val="mtk1"/>
+          <w:rFonts w:ascii="Consolas" w:hAnsi="Consolas"/>
+          <w:color w:val="D4D4D4"/>
+          <w:sz w:val="18"/>
+          <w:szCs w:val="18"/>
+        </w:rPr>
+        <w:t>req</w:t>
+      </w:r>
+      <w:proofErr w:type="spellEnd"/>
+      <w:r>
+        <w:rPr>
+          <w:rStyle w:val="mtk1"/>
+          <w:rFonts w:ascii="Consolas" w:hAnsi="Consolas"/>
+          <w:color w:val="D4D4D4"/>
+          <w:sz w:val="18"/>
+          <w:szCs w:val="18"/>
+        </w:rPr>
+        <w:t>, res</w:t>
+      </w:r>
+      <w:r>
+        <w:rPr>
+          <w:rStyle w:val="mtk1"/>
+          <w:rFonts w:ascii="Consolas" w:hAnsi="Consolas"/>
+          <w:color w:val="DA70D6"/>
+          <w:sz w:val="18"/>
+          <w:szCs w:val="18"/>
+        </w:rPr>
+        <w:t>)</w:t>
+      </w:r>
+      <w:r>
+        <w:rPr>
+          <w:rStyle w:val="mtk1"/>
+          <w:rFonts w:ascii="Consolas" w:hAnsi="Consolas"/>
+          <w:color w:val="D4D4D4"/>
+          <w:sz w:val="18"/>
+          <w:szCs w:val="18"/>
+        </w:rPr>
+        <w:t> </w:t>
+      </w:r>
+      <w:r>
+        <w:rPr>
+          <w:rStyle w:val="mtk5"/>
+          <w:rFonts w:ascii="Consolas" w:hAnsi="Consolas"/>
+          <w:color w:val="569CD6"/>
+          <w:sz w:val="18"/>
+          <w:szCs w:val="18"/>
+        </w:rPr>
+        <w:t>=&gt;</w:t>
+      </w:r>
+      <w:r>
+        <w:rPr>
+          <w:rStyle w:val="mtk1"/>
+          <w:rFonts w:ascii="Consolas" w:hAnsi="Consolas"/>
+          <w:color w:val="D4D4D4"/>
+          <w:sz w:val="18"/>
+          <w:szCs w:val="18"/>
+        </w:rPr>
+        <w:t> </w:t>
+      </w:r>
+      <w:r>
+        <w:rPr>
+          <w:rStyle w:val="mtk1"/>
+          <w:rFonts w:ascii="Consolas" w:hAnsi="Consolas"/>
+          <w:color w:val="DA70D6"/>
+          <w:sz w:val="18"/>
+          <w:szCs w:val="18"/>
+        </w:rPr>
+        <w:t>{</w:t>
+      </w:r>
+    </w:p>
+    <w:p>
+      <w:pPr>
+        <w:spacing w:line="240" w:lineRule="atLeast"/>
+        <w:rPr>
+          <w:rFonts w:ascii="Consolas" w:hAnsi="Consolas"/>
+          <w:sz w:val="18"/>
+          <w:szCs w:val="18"/>
+        </w:rPr>
+      </w:pPr>
+      <w:r>
+        <w:rPr>
+          <w:rStyle w:val="mtk1"/>
+          <w:rFonts w:ascii="Consolas" w:hAnsi="Consolas"/>
+          <w:color w:val="D4D4D4"/>
+          <w:sz w:val="18"/>
+          <w:szCs w:val="18"/>
+        </w:rPr>
+        <w:t>    </w:t>
+      </w:r>
+      <w:proofErr w:type="gramStart"/>
+      <w:r>
+        <w:rPr>
+          <w:rStyle w:val="mtk5"/>
+          <w:rFonts w:ascii="Consolas" w:hAnsi="Consolas"/>
+          <w:color w:val="569CD6"/>
+          <w:sz w:val="18"/>
+          <w:szCs w:val="18"/>
+        </w:rPr>
+        <w:t>try</w:t>
+      </w:r>
+      <w:proofErr w:type="gramEnd"/>
+      <w:r>
+        <w:rPr>
+          <w:rStyle w:val="mtk1"/>
+          <w:rFonts w:ascii="Consolas" w:hAnsi="Consolas"/>
+          <w:color w:val="D4D4D4"/>
+          <w:sz w:val="18"/>
+          <w:szCs w:val="18"/>
+        </w:rPr>
+        <w:t> </w:t>
+      </w:r>
+      <w:r>
+        <w:rPr>
+          <w:rStyle w:val="mtk1"/>
+          <w:rFonts w:ascii="Consolas" w:hAnsi="Consolas"/>
+          <w:color w:val="179FFF"/>
+          <w:sz w:val="18"/>
+          <w:szCs w:val="18"/>
+        </w:rPr>
+        <w:t>{</w:t>
+      </w:r>
+    </w:p>
+    <w:p>
+      <w:pPr>
+        <w:spacing w:line="240" w:lineRule="atLeast"/>
+        <w:rPr>
+          <w:rFonts w:ascii="Consolas" w:hAnsi="Consolas"/>
+          <w:sz w:val="18"/>
+          <w:szCs w:val="18"/>
+          <w:lang w:val="es-AR"/>
+        </w:rPr>
+      </w:pPr>
+      <w:r>
+        <w:rPr>
+          <w:rStyle w:val="mtk1"/>
+          <w:rFonts w:ascii="Consolas" w:hAnsi="Consolas"/>
+          <w:color w:val="D4D4D4"/>
+          <w:sz w:val="18"/>
+          <w:szCs w:val="18"/>
+        </w:rPr>
+        <w:t>      </w:t>
+      </w:r>
+      <w:r>
+        <w:rPr>
+          <w:rStyle w:val="mtk5"/>
+          <w:rFonts w:ascii="Consolas" w:hAnsi="Consolas"/>
+          <w:color w:val="569CD6"/>
+          <w:sz w:val="18"/>
+          <w:szCs w:val="18"/>
+          <w:lang w:val="es-AR"/>
+        </w:rPr>
+        <w:t>const</w:t>
+      </w:r>
+      <w:r>
+        <w:rPr>
+          <w:rStyle w:val="mtk1"/>
+          <w:rFonts w:ascii="Consolas" w:hAnsi="Consolas"/>
+          <w:color w:val="D4D4D4"/>
+          <w:sz w:val="18"/>
+          <w:szCs w:val="18"/>
+          <w:lang w:val="es-AR"/>
+        </w:rPr>
+        <w:t> resultado = </w:t>
+      </w:r>
+      <w:r>
+        <w:rPr>
+          <w:rStyle w:val="mtk5"/>
+          <w:rFonts w:ascii="Consolas" w:hAnsi="Consolas"/>
+          <w:color w:val="569CD6"/>
+          <w:sz w:val="18"/>
+          <w:szCs w:val="18"/>
+          <w:lang w:val="es-AR"/>
+        </w:rPr>
+        <w:t>await</w:t>
+      </w:r>
+      <w:r>
+        <w:rPr>
+          <w:rStyle w:val="mtk1"/>
+          <w:rFonts w:ascii="Consolas" w:hAnsi="Consolas"/>
+          <w:color w:val="D4D4D4"/>
+          <w:sz w:val="18"/>
+          <w:szCs w:val="18"/>
+          <w:lang w:val="es-AR"/>
+        </w:rPr>
+        <w:t> embargoService.crearEmbargo</w:t>
+      </w:r>
+      <w:r>
+        <w:rPr>
+          <w:rStyle w:val="mtk1"/>
+          <w:rFonts w:ascii="Consolas" w:hAnsi="Consolas"/>
+          <w:color w:val="FFD700"/>
+          <w:sz w:val="18"/>
+          <w:szCs w:val="18"/>
+          <w:lang w:val="es-AR"/>
+        </w:rPr>
+        <w:t>(</w:t>
+      </w:r>
+      <w:proofErr w:type="gramStart"/>
+      <w:r>
+        <w:rPr>
+          <w:rStyle w:val="mtk1"/>
+          <w:rFonts w:ascii="Consolas" w:hAnsi="Consolas"/>
+          <w:color w:val="D4D4D4"/>
+          <w:sz w:val="18"/>
+          <w:szCs w:val="18"/>
+          <w:lang w:val="es-AR"/>
+        </w:rPr>
+        <w:t>req.body</w:t>
+      </w:r>
+      <w:proofErr w:type="gramEnd"/>
+      <w:r>
+        <w:rPr>
+          <w:rStyle w:val="mtk1"/>
+          <w:rFonts w:ascii="Consolas" w:hAnsi="Consolas"/>
+          <w:color w:val="FFD700"/>
+          <w:sz w:val="18"/>
+          <w:szCs w:val="18"/>
+          <w:lang w:val="es-AR"/>
+        </w:rPr>
+        <w:t>)</w:t>
+      </w:r>
+      <w:r>
+        <w:rPr>
+          <w:rStyle w:val="mtk1"/>
+          <w:rFonts w:ascii="Consolas" w:hAnsi="Consolas"/>
+          <w:color w:val="D4D4D4"/>
+          <w:sz w:val="18"/>
+          <w:szCs w:val="18"/>
+          <w:lang w:val="es-AR"/>
+        </w:rPr>
+        <w:t>;</w:t>
+      </w:r>
+    </w:p>
+    <w:p>
+      <w:pPr>
+        <w:spacing w:line="240" w:lineRule="atLeast"/>
+        <w:rPr>
+          <w:rFonts w:ascii="Consolas" w:hAnsi="Consolas"/>
+          <w:sz w:val="18"/>
+          <w:szCs w:val="18"/>
+          <w:lang w:val="es-AR"/>
+        </w:rPr>
+      </w:pPr>
+      <w:r>
+        <w:rPr>
+          <w:rStyle w:val="mtk1"/>
+          <w:rFonts w:ascii="Consolas" w:hAnsi="Consolas"/>
+          <w:color w:val="D4D4D4"/>
+          <w:sz w:val="18"/>
+          <w:szCs w:val="18"/>
+          <w:lang w:val="es-AR"/>
+        </w:rPr>
+        <w:t>      </w:t>
+      </w:r>
+      <w:proofErr w:type="gramStart"/>
+      <w:r>
+        <w:rPr>
+          <w:rStyle w:val="mtk1"/>
+          <w:rFonts w:ascii="Consolas" w:hAnsi="Consolas"/>
+          <w:color w:val="D4D4D4"/>
+          <w:sz w:val="18"/>
+          <w:szCs w:val="18"/>
+          <w:lang w:val="es-AR"/>
+        </w:rPr>
+        <w:t>res.status</w:t>
+      </w:r>
+      <w:proofErr w:type="gramEnd"/>
+      <w:r>
+        <w:rPr>
+          <w:rStyle w:val="mtk1"/>
+          <w:rFonts w:ascii="Consolas" w:hAnsi="Consolas"/>
+          <w:color w:val="FFD700"/>
+          <w:sz w:val="18"/>
+          <w:szCs w:val="18"/>
+          <w:lang w:val="es-AR"/>
+        </w:rPr>
+        <w:t>(</w:t>
+      </w:r>
+      <w:r>
+        <w:rPr>
+          <w:rStyle w:val="mtk6"/>
+          <w:rFonts w:ascii="Consolas" w:hAnsi="Consolas"/>
+          <w:color w:val="B5CEA8"/>
+          <w:sz w:val="18"/>
+          <w:szCs w:val="18"/>
+          <w:lang w:val="es-AR"/>
+        </w:rPr>
+        <w:t>201</w:t>
+      </w:r>
+      <w:r>
+        <w:rPr>
+          <w:rStyle w:val="mtk1"/>
+          <w:rFonts w:ascii="Consolas" w:hAnsi="Consolas"/>
+          <w:color w:val="FFD700"/>
+          <w:sz w:val="18"/>
+          <w:szCs w:val="18"/>
+          <w:lang w:val="es-AR"/>
+        </w:rPr>
+        <w:t>)</w:t>
+      </w:r>
+      <w:r>
+        <w:rPr>
+          <w:rStyle w:val="mtk1"/>
+          <w:rFonts w:ascii="Consolas" w:hAnsi="Consolas"/>
+          <w:color w:val="D4D4D4"/>
+          <w:sz w:val="18"/>
+          <w:szCs w:val="18"/>
+          <w:lang w:val="es-AR"/>
+        </w:rPr>
+        <w:t>.json</w:t>
+      </w:r>
+      <w:r>
+        <w:rPr>
+          <w:rStyle w:val="mtk1"/>
+          <w:rFonts w:ascii="Consolas" w:hAnsi="Consolas"/>
+          <w:color w:val="FFD700"/>
+          <w:sz w:val="18"/>
+          <w:szCs w:val="18"/>
+          <w:lang w:val="es-AR"/>
+        </w:rPr>
+        <w:t>(</w:t>
+      </w:r>
+      <w:r>
+        <w:rPr>
+          <w:rStyle w:val="mtk1"/>
+          <w:rFonts w:ascii="Consolas" w:hAnsi="Consolas"/>
+          <w:color w:val="D4D4D4"/>
+          <w:sz w:val="18"/>
+          <w:szCs w:val="18"/>
+          <w:lang w:val="es-AR"/>
+        </w:rPr>
+        <w:t>resultado</w:t>
+      </w:r>
+      <w:r>
+        <w:rPr>
+          <w:rStyle w:val="mtk1"/>
+          <w:rFonts w:ascii="Consolas" w:hAnsi="Consolas"/>
+          <w:color w:val="FFD700"/>
+          <w:sz w:val="18"/>
+          <w:szCs w:val="18"/>
+          <w:lang w:val="es-AR"/>
+        </w:rPr>
+        <w:t>)</w:t>
+      </w:r>
+      <w:r>
+        <w:rPr>
+          <w:rStyle w:val="mtk1"/>
+          <w:rFonts w:ascii="Consolas" w:hAnsi="Consolas"/>
+          <w:color w:val="D4D4D4"/>
+          <w:sz w:val="18"/>
+          <w:szCs w:val="18"/>
+          <w:lang w:val="es-AR"/>
+        </w:rPr>
+        <w:t>;</w:t>
+      </w:r>
+    </w:p>
+    <w:p>
+      <w:pPr>
+        <w:spacing w:line="240" w:lineRule="atLeast"/>
+        <w:rPr>
+          <w:rFonts w:ascii="Consolas" w:hAnsi="Consolas"/>
+          <w:sz w:val="18"/>
+          <w:szCs w:val="18"/>
+          <w:lang w:val="es-AR"/>
+        </w:rPr>
+      </w:pPr>
+      <w:r>
+        <w:rPr>
+          <w:rStyle w:val="mtk1"/>
+          <w:rFonts w:ascii="Consolas" w:hAnsi="Consolas"/>
+          <w:color w:val="D4D4D4"/>
+          <w:sz w:val="18"/>
+          <w:szCs w:val="18"/>
+          <w:lang w:val="es-AR"/>
+        </w:rPr>
+        <w:t>    </w:t>
+      </w:r>
+      <w:r>
+        <w:rPr>
+          <w:rStyle w:val="mtk1"/>
+          <w:rFonts w:ascii="Consolas" w:hAnsi="Consolas"/>
+          <w:color w:val="179FFF"/>
+          <w:sz w:val="18"/>
+          <w:szCs w:val="18"/>
+          <w:lang w:val="es-AR"/>
+        </w:rPr>
+        <w:t>}</w:t>
+      </w:r>
+      <w:r>
+        <w:rPr>
+          <w:rStyle w:val="mtk1"/>
+          <w:rFonts w:ascii="Consolas" w:hAnsi="Consolas"/>
+          <w:color w:val="D4D4D4"/>
+          <w:sz w:val="18"/>
+          <w:szCs w:val="18"/>
+          <w:lang w:val="es-AR"/>
+        </w:rPr>
+        <w:t> </w:t>
+      </w:r>
+      <w:r>
+        <w:rPr>
+          <w:rStyle w:val="mtk5"/>
+          <w:rFonts w:ascii="Consolas" w:hAnsi="Consolas"/>
+          <w:color w:val="569CD6"/>
+          <w:sz w:val="18"/>
+          <w:szCs w:val="18"/>
+          <w:lang w:val="es-AR"/>
+        </w:rPr>
+        <w:t>catch</w:t>
+      </w:r>
+      <w:r>
+        <w:rPr>
+          <w:rStyle w:val="mtk1"/>
+          <w:rFonts w:ascii="Consolas" w:hAnsi="Consolas"/>
+          <w:color w:val="D4D4D4"/>
+          <w:sz w:val="18"/>
+          <w:szCs w:val="18"/>
+          <w:lang w:val="es-AR"/>
+        </w:rPr>
+        <w:t> </w:t>
+      </w:r>
+      <w:r>
+        <w:rPr>
+          <w:rStyle w:val="mtk1"/>
+          <w:rFonts w:ascii="Consolas" w:hAnsi="Consolas"/>
+          <w:color w:val="179FFF"/>
+          <w:sz w:val="18"/>
+          <w:szCs w:val="18"/>
+          <w:lang w:val="es-AR"/>
+        </w:rPr>
+        <w:t>(</w:t>
+      </w:r>
+      <w:r>
+        <w:rPr>
+          <w:rStyle w:val="mtk1"/>
+          <w:rFonts w:ascii="Consolas" w:hAnsi="Consolas"/>
+          <w:color w:val="D4D4D4"/>
+          <w:sz w:val="18"/>
+          <w:szCs w:val="18"/>
+          <w:lang w:val="es-AR"/>
+        </w:rPr>
+        <w:t>error</w:t>
+      </w:r>
+      <w:r>
+        <w:rPr>
+          <w:rStyle w:val="mtk1"/>
+          <w:rFonts w:ascii="Consolas" w:hAnsi="Consolas"/>
+          <w:color w:val="179FFF"/>
+          <w:sz w:val="18"/>
+          <w:szCs w:val="18"/>
+          <w:lang w:val="es-AR"/>
+        </w:rPr>
+        <w:t>)</w:t>
+      </w:r>
+      <w:r>
+        <w:rPr>
+          <w:rStyle w:val="mtk1"/>
+          <w:rFonts w:ascii="Consolas" w:hAnsi="Consolas"/>
+          <w:color w:val="D4D4D4"/>
+          <w:sz w:val="18"/>
+          <w:szCs w:val="18"/>
+          <w:lang w:val="es-AR"/>
+        </w:rPr>
+        <w:t> </w:t>
+      </w:r>
+      <w:r>
+        <w:rPr>
+          <w:rStyle w:val="mtk1"/>
+          <w:rFonts w:ascii="Consolas" w:hAnsi="Consolas"/>
+          <w:color w:val="179FFF"/>
+          <w:sz w:val="18"/>
+          <w:szCs w:val="18"/>
+          <w:lang w:val="es-AR"/>
+        </w:rPr>
+        <w:t>{</w:t>
+      </w:r>
+    </w:p>
+    <w:p>
+      <w:pPr>
+        <w:spacing w:line="240" w:lineRule="atLeast"/>
+        <w:rPr>
+          <w:rFonts w:ascii="Consolas" w:hAnsi="Consolas"/>
+          <w:sz w:val="18"/>
+          <w:szCs w:val="18"/>
+        </w:rPr>
+      </w:pPr>
+      <w:r>
+        <w:rPr>
+          <w:rStyle w:val="mtk1"/>
+          <w:rFonts w:ascii="Consolas" w:hAnsi="Consolas"/>
+          <w:color w:val="D4D4D4"/>
+          <w:sz w:val="18"/>
+          <w:szCs w:val="18"/>
+          <w:lang w:val="es-AR"/>
+        </w:rPr>
+        <w:t>      </w:t>
+      </w:r>
+      <w:proofErr w:type="gramStart"/>
+      <w:r>
+        <w:rPr>
+          <w:rStyle w:val="mtk1"/>
+          <w:rFonts w:ascii="Consolas" w:hAnsi="Consolas"/>
+          <w:color w:val="D4D4D4"/>
+          <w:sz w:val="18"/>
+          <w:szCs w:val="18"/>
+        </w:rPr>
+        <w:t>res.status</w:t>
+      </w:r>
+      <w:r>
+        <w:rPr>
+          <w:rStyle w:val="mtk1"/>
+          <w:rFonts w:ascii="Consolas" w:hAnsi="Consolas"/>
+          <w:color w:val="FFD700"/>
+          <w:sz w:val="18"/>
+          <w:szCs w:val="18"/>
+        </w:rPr>
+        <w:t>(</w:t>
+      </w:r>
+      <w:proofErr w:type="gramEnd"/>
+      <w:r>
+        <w:rPr>
+          <w:rStyle w:val="mtk6"/>
+          <w:rFonts w:ascii="Consolas" w:hAnsi="Consolas"/>
+          <w:color w:val="B5CEA8"/>
+          <w:sz w:val="18"/>
+          <w:szCs w:val="18"/>
+        </w:rPr>
+        <w:t>400</w:t>
+      </w:r>
+      <w:r>
+        <w:rPr>
+          <w:rStyle w:val="mtk1"/>
+          <w:rFonts w:ascii="Consolas" w:hAnsi="Consolas"/>
+          <w:color w:val="FFD700"/>
+          <w:sz w:val="18"/>
+          <w:szCs w:val="18"/>
+        </w:rPr>
+        <w:t>)</w:t>
+      </w:r>
+      <w:r>
+        <w:rPr>
+          <w:rStyle w:val="mtk1"/>
+          <w:rFonts w:ascii="Consolas" w:hAnsi="Consolas"/>
+          <w:color w:val="D4D4D4"/>
+          <w:sz w:val="18"/>
+          <w:szCs w:val="18"/>
+        </w:rPr>
+        <w:t>.json</w:t>
+      </w:r>
+      <w:r>
+        <w:rPr>
+          <w:rStyle w:val="mtk1"/>
+          <w:rFonts w:ascii="Consolas" w:hAnsi="Consolas"/>
+          <w:color w:val="FFD700"/>
+          <w:sz w:val="18"/>
+          <w:szCs w:val="18"/>
+        </w:rPr>
+        <w:t>(</w:t>
+      </w:r>
+      <w:r>
+        <w:rPr>
+          <w:rStyle w:val="mtk1"/>
+          <w:rFonts w:ascii="Consolas" w:hAnsi="Consolas"/>
+          <w:color w:val="DA70D6"/>
+          <w:sz w:val="18"/>
+          <w:szCs w:val="18"/>
+        </w:rPr>
+        <w:t>{</w:t>
+      </w:r>
+      <w:r>
+        <w:rPr>
+          <w:rStyle w:val="mtk1"/>
+          <w:rFonts w:ascii="Consolas" w:hAnsi="Consolas"/>
+          <w:color w:val="D4D4D4"/>
+          <w:sz w:val="18"/>
+          <w:szCs w:val="18"/>
+        </w:rPr>
+        <w:t> error: error.message </w:t>
+      </w:r>
+      <w:r>
+        <w:rPr>
+          <w:rStyle w:val="mtk1"/>
+          <w:rFonts w:ascii="Consolas" w:hAnsi="Consolas"/>
+          <w:color w:val="DA70D6"/>
+          <w:sz w:val="18"/>
+          <w:szCs w:val="18"/>
+        </w:rPr>
+        <w:t>}</w:t>
+      </w:r>
+      <w:r>
+        <w:rPr>
+          <w:rStyle w:val="mtk1"/>
+          <w:rFonts w:ascii="Consolas" w:hAnsi="Consolas"/>
+          <w:color w:val="FFD700"/>
+          <w:sz w:val="18"/>
+          <w:szCs w:val="18"/>
+        </w:rPr>
+        <w:t>)</w:t>
+      </w:r>
+      <w:r>
+        <w:rPr>
+          <w:rStyle w:val="mtk1"/>
+          <w:rFonts w:ascii="Consolas" w:hAnsi="Consolas"/>
+          <w:color w:val="D4D4D4"/>
+          <w:sz w:val="18"/>
+          <w:szCs w:val="18"/>
+        </w:rPr>
+        <w:t>;</w:t>
+      </w:r>
+    </w:p>
+    <w:p>
+      <w:pPr>
+        <w:spacing w:line="240" w:lineRule="atLeast"/>
+        <w:rPr>
+          <w:rFonts w:ascii="Consolas" w:hAnsi="Consolas"/>
+          <w:sz w:val="18"/>
+          <w:szCs w:val="18"/>
+        </w:rPr>
+      </w:pPr>
+      <w:r>
+        <w:rPr>
+          <w:rStyle w:val="mtk1"/>
+          <w:rFonts w:ascii="Consolas" w:hAnsi="Consolas"/>
+          <w:color w:val="D4D4D4"/>
+          <w:sz w:val="18"/>
+          <w:szCs w:val="18"/>
+        </w:rPr>
+        <w:t>    </w:t>
+      </w:r>
+      <w:r>
+        <w:rPr>
+          <w:rStyle w:val="mtk1"/>
+          <w:rFonts w:ascii="Consolas" w:hAnsi="Consolas"/>
+          <w:color w:val="179FFF"/>
+          <w:sz w:val="18"/>
+          <w:szCs w:val="18"/>
+        </w:rPr>
+        <w:t>}</w:t>
+      </w:r>
+    </w:p>
+    <w:p>
+      <w:pPr>
+        <w:spacing w:line="240" w:lineRule="atLeast"/>
+        <w:rPr>
+          <w:rFonts w:ascii="Consolas" w:hAnsi="Consolas"/>
+          <w:sz w:val="18"/>
+          <w:szCs w:val="18"/>
+        </w:rPr>
+      </w:pPr>
+      <w:r>
+        <w:rPr>
+          <w:rStyle w:val="mtk1"/>
+          <w:rFonts w:ascii="Consolas" w:hAnsi="Consolas"/>
+          <w:color w:val="D4D4D4"/>
+          <w:sz w:val="18"/>
+          <w:szCs w:val="18"/>
+        </w:rPr>
+        <w:t>  </w:t>
+      </w:r>
+      <w:r>
+        <w:rPr>
+          <w:rStyle w:val="mtk1"/>
+          <w:rFonts w:ascii="Consolas" w:hAnsi="Consolas"/>
+          <w:color w:val="DA70D6"/>
+          <w:sz w:val="18"/>
+          <w:szCs w:val="18"/>
+        </w:rPr>
+        <w:t>}</w:t>
+      </w:r>
+    </w:p>
+    <w:p>
+      <w:pPr>
+        <w:spacing w:line="240" w:lineRule="atLeast"/>
+        <w:rPr>
+          <w:rFonts w:ascii="Consolas" w:hAnsi="Consolas"/>
+          <w:sz w:val="18"/>
+          <w:szCs w:val="18"/>
+        </w:rPr>
+      </w:pPr>
+      <w:r>
+        <w:rPr>
+          <w:rStyle w:val="mtk1"/>
+          <w:rFonts w:ascii="Consolas" w:hAnsi="Consolas"/>
+          <w:color w:val="FFD700"/>
+          <w:sz w:val="18"/>
+          <w:szCs w:val="18"/>
+        </w:rPr>
+        <w:t>}</w:t>
+      </w:r>
+    </w:p>
+    <w:p>
+      <w:pPr>
+        <w:spacing w:before="240" w:after="240" w:line="240" w:lineRule="auto"/>
+        <w:rPr>
+          <w:rFonts w:ascii="Times New Roman" w:hAnsi="Times New Roman"/>
+          <w:sz w:val="24"/>
+          <w:szCs w:val="24"/>
+        </w:rPr>
+      </w:pPr>
+      <w:r>
+        <w:pict>
+          <v:rect id="_x0000_i1036" style="width:0;height:.75pt" o:hralign="center" o:hrstd="t" o:hr="t" fillcolor="#a0a0a0" stroked="f"/>
+        </w:pict>
+      </w:r>
+    </w:p>
+    <w:p>
+      <w:pPr>
+        <w:pStyle w:val="Ttulo3"/>
+        <w:spacing w:before="270" w:after="120"/>
+        <w:rPr>
+          <w:sz w:val="28"/>
+          <w:szCs w:val="28"/>
+          <w:lang w:val="es-AR"/>
+        </w:rPr>
+      </w:pPr>
+      <w:r>
+        <w:rPr>
+          <w:sz w:val="28"/>
+          <w:szCs w:val="28"/>
+          <w:lang w:val="es-AR"/>
+        </w:rPr>
+        <w:t>6. </w:t>
+      </w:r>
+      <w:r>
+        <w:rPr>
+          <w:rStyle w:val="markdown-bold-text"/>
+          <w:sz w:val="28"/>
+          <w:szCs w:val="28"/>
+          <w:lang w:val="es-AR"/>
+        </w:rPr>
+        <w:t>Agregar validaciones y manejo de errores</w:t>
+      </w:r>
+    </w:p>
+    <w:p>
+      <w:pPr>
+        <w:numPr>
+          <w:ilvl w:val="0"/>
+          <w:numId w:val="27"/>
+        </w:numPr>
+        <w:spacing w:before="100" w:beforeAutospacing="1" w:after="100" w:afterAutospacing="1" w:line="240" w:lineRule="auto"/>
+        <w:ind w:left="240"/>
+        <w:rPr>
+          <w:sz w:val="24"/>
+          <w:szCs w:val="24"/>
+          <w:lang w:val="es-AR"/>
+        </w:rPr>
+      </w:pPr>
+      <w:r>
+        <w:rPr>
+          <w:lang w:val="es-AR"/>
+        </w:rPr>
+        <w:t>Usa middlewares para validar datos de entrada.</w:t>
+      </w:r>
+    </w:p>
+    <w:p>
+      <w:pPr>
+        <w:numPr>
+          <w:ilvl w:val="0"/>
+          <w:numId w:val="28"/>
+        </w:numPr>
+        <w:spacing w:before="100" w:beforeAutospacing="1" w:after="100" w:afterAutospacing="1" w:line="240" w:lineRule="auto"/>
+        <w:ind w:left="240"/>
+        <w:rPr>
+          <w:lang w:val="es-AR"/>
+        </w:rPr>
+      </w:pPr>
+      <w:r>
+        <w:rPr>
+          <w:lang w:val="es-AR"/>
+        </w:rPr>
+        <w:lastRenderedPageBreak/>
+        <w:t>Lanza errores claros desde los servicios si no se cumplen las reglas de negocio.</w:t>
+      </w:r>
+    </w:p>
+    <w:p>
+      <w:pPr>
+        <w:spacing w:before="240" w:after="240"/>
+      </w:pPr>
+      <w:r>
+        <w:pict>
+          <v:rect id="_x0000_i1037" style="width:0;height:.75pt" o:hralign="center" o:hrstd="t" o:hr="t" fillcolor="#a0a0a0" stroked="f"/>
+        </w:pict>
+      </w:r>
+    </w:p>
+    <w:p>
+      <w:pPr>
+        <w:pStyle w:val="Ttulo3"/>
+        <w:spacing w:before="270" w:after="120"/>
+        <w:rPr>
+          <w:sz w:val="28"/>
+          <w:szCs w:val="28"/>
+        </w:rPr>
+      </w:pPr>
+      <w:r>
+        <w:rPr>
+          <w:sz w:val="28"/>
+          <w:szCs w:val="28"/>
+        </w:rPr>
+        <w:t>7. </w:t>
+      </w:r>
+      <w:r>
+        <w:rPr>
+          <w:rStyle w:val="markdown-bold-text"/>
+          <w:sz w:val="28"/>
+          <w:szCs w:val="28"/>
+        </w:rPr>
+        <w:t>Testear la </w:t>
+      </w:r>
+      <w:proofErr w:type="spellStart"/>
+      <w:r>
+        <w:rPr>
+          <w:rStyle w:val="markdown-bold-text"/>
+          <w:sz w:val="28"/>
+          <w:szCs w:val="28"/>
+        </w:rPr>
+        <w:t>lógica</w:t>
+      </w:r>
+      <w:proofErr w:type="spellEnd"/>
+      <w:r>
+        <w:rPr>
+          <w:rStyle w:val="markdown-bold-text"/>
+          <w:sz w:val="28"/>
+          <w:szCs w:val="28"/>
+        </w:rPr>
+        <w:t xml:space="preserve"> de </w:t>
+      </w:r>
+      <w:proofErr w:type="spellStart"/>
+      <w:r>
+        <w:rPr>
+          <w:rStyle w:val="markdown-bold-text"/>
+          <w:sz w:val="28"/>
+          <w:szCs w:val="28"/>
+        </w:rPr>
+        <w:t>negocio</w:t>
+      </w:r>
+      <w:proofErr w:type="spellEnd"/>
+    </w:p>
+    <w:p>
+      <w:pPr>
+        <w:numPr>
+          <w:ilvl w:val="0"/>
+          <w:numId w:val="29"/>
+        </w:numPr>
+        <w:spacing w:before="100" w:beforeAutospacing="1" w:after="100" w:afterAutospacing="1" w:line="240" w:lineRule="auto"/>
+        <w:ind w:left="240"/>
+        <w:rPr>
+          <w:sz w:val="24"/>
+          <w:szCs w:val="24"/>
+          <w:lang w:val="es-AR"/>
+        </w:rPr>
+      </w:pPr>
+      <w:r>
+        <w:rPr>
+          <w:lang w:val="es-AR"/>
+        </w:rPr>
+        <w:t>Es recomendable escribir tests unitarios para los servicios de negocio.</w:t>
+      </w:r>
+    </w:p>
+    <w:p>
+      <w:pPr>
+        <w:spacing w:before="240" w:after="240"/>
+      </w:pPr>
+      <w:r>
+        <w:pict>
+          <v:rect id="_x0000_i1038" style="width:0;height:.75pt" o:hralign="center" o:hrstd="t" o:hr="t" fillcolor="#a0a0a0" stroked="f"/>
+        </w:pict>
+      </w:r>
+    </w:p>
+    <w:p>
+      <w:pPr>
+        <w:pStyle w:val="Ttulo2"/>
+        <w:spacing w:before="300" w:after="150"/>
+        <w:rPr>
+          <w:sz w:val="31"/>
+          <w:szCs w:val="31"/>
+        </w:rPr>
+      </w:pPr>
+      <w:r>
+        <w:rPr>
+          <w:rStyle w:val="markdown-bold-text"/>
+          <w:sz w:val="31"/>
+          <w:szCs w:val="31"/>
+        </w:rPr>
+        <w:t>¿</w:t>
+      </w:r>
+      <w:proofErr w:type="spellStart"/>
+      <w:r>
+        <w:rPr>
+          <w:rStyle w:val="markdown-bold-text"/>
+          <w:sz w:val="31"/>
+          <w:szCs w:val="31"/>
+        </w:rPr>
+        <w:t>Por</w:t>
+      </w:r>
+      <w:proofErr w:type="spellEnd"/>
+      <w:r>
+        <w:rPr>
+          <w:rStyle w:val="markdown-bold-text"/>
+          <w:sz w:val="31"/>
+          <w:szCs w:val="31"/>
+        </w:rPr>
+        <w:t xml:space="preserve"> </w:t>
+      </w:r>
+      <w:proofErr w:type="spellStart"/>
+      <w:r>
+        <w:rPr>
+          <w:rStyle w:val="markdown-bold-text"/>
+          <w:sz w:val="31"/>
+          <w:szCs w:val="31"/>
+        </w:rPr>
+        <w:t>dónde</w:t>
+      </w:r>
+      <w:proofErr w:type="spellEnd"/>
+      <w:r>
+        <w:rPr>
+          <w:rStyle w:val="markdown-bold-text"/>
+          <w:sz w:val="31"/>
+          <w:szCs w:val="31"/>
+        </w:rPr>
+        <w:t xml:space="preserve"> </w:t>
+      </w:r>
+      <w:proofErr w:type="spellStart"/>
+      <w:r>
+        <w:rPr>
+          <w:rStyle w:val="markdown-bold-text"/>
+          <w:sz w:val="31"/>
+          <w:szCs w:val="31"/>
+        </w:rPr>
+        <w:t>empezar</w:t>
+      </w:r>
+      <w:proofErr w:type="spellEnd"/>
+      <w:r>
+        <w:rPr>
+          <w:rStyle w:val="markdown-bold-text"/>
+          <w:sz w:val="31"/>
+          <w:szCs w:val="31"/>
+        </w:rPr>
+        <w:t>?</w:t>
+      </w:r>
+    </w:p>
+    <w:p>
+      <w:pPr>
+        <w:numPr>
+          <w:ilvl w:val="0"/>
+          <w:numId w:val="30"/>
+        </w:numPr>
+        <w:spacing w:before="100" w:beforeAutospacing="1" w:after="100" w:afterAutospacing="1" w:line="240" w:lineRule="auto"/>
+        <w:ind w:left="240"/>
+        <w:rPr>
+          <w:sz w:val="24"/>
+          <w:szCs w:val="24"/>
+          <w:lang w:val="es-AR"/>
+        </w:rPr>
+      </w:pPr>
+      <w:r>
+        <w:rPr>
+          <w:rStyle w:val="markdown-bold-text"/>
+          <w:b/>
+          <w:bCs/>
+          <w:lang w:val="es-AR"/>
+        </w:rPr>
+        <w:t>Define los procesos y reglas principales (puedes escribirlos en un documento o en comentarios).</w:t>
+      </w:r>
+    </w:p>
+    <w:p>
+      <w:pPr>
+        <w:numPr>
+          <w:ilvl w:val="0"/>
+          <w:numId w:val="31"/>
+        </w:numPr>
+        <w:spacing w:before="100" w:beforeAutospacing="1" w:after="100" w:afterAutospacing="1" w:line="240" w:lineRule="auto"/>
+        <w:ind w:left="240"/>
+        <w:rPr>
+          <w:lang w:val="es-AR"/>
+        </w:rPr>
+      </w:pPr>
+      <w:r>
+        <w:rPr>
+          <w:rStyle w:val="markdown-bold-text"/>
+          <w:b/>
+          <w:bCs/>
+          <w:lang w:val="es-AR"/>
+        </w:rPr>
+        <w:t>Crea la carpeta </w:t>
+      </w:r>
+      <w:r>
+        <w:rPr>
+          <w:rStyle w:val="markdown-inline-code"/>
+          <w:rFonts w:ascii="Consolas" w:hAnsi="Consolas"/>
+          <w:b/>
+          <w:bCs/>
+          <w:lang w:val="es-AR"/>
+        </w:rPr>
+        <w:t>services/</w:t>
+      </w:r>
+      <w:r>
+        <w:rPr>
+          <w:rStyle w:val="markdown-bold-text"/>
+          <w:b/>
+          <w:bCs/>
+          <w:lang w:val="es-AR"/>
+        </w:rPr>
+        <w:t> y el primer archivo de servicio para el proceso más importante.</w:t>
+      </w:r>
+    </w:p>
+    <w:p>
+      <w:pPr>
+        <w:numPr>
+          <w:ilvl w:val="0"/>
+          <w:numId w:val="32"/>
+        </w:numPr>
+        <w:spacing w:before="100" w:beforeAutospacing="1" w:after="100" w:afterAutospacing="1" w:line="240" w:lineRule="auto"/>
+        <w:ind w:left="240"/>
+        <w:rPr>
+          <w:lang w:val="es-AR"/>
+        </w:rPr>
+      </w:pPr>
+      <w:r>
+        <w:rPr>
+          <w:rStyle w:val="markdown-bold-text"/>
+          <w:b/>
+          <w:bCs/>
+          <w:lang w:val="es-AR"/>
+        </w:rPr>
+        <w:t>Implementa la función principal de ese servicio, con las reglas de negocio.</w:t>
+      </w:r>
+    </w:p>
+    <w:p>
+      <w:pPr>
+        <w:numPr>
+          <w:ilvl w:val="0"/>
+          <w:numId w:val="33"/>
+        </w:numPr>
+        <w:spacing w:before="100" w:beforeAutospacing="1" w:after="100" w:afterAutospacing="1" w:line="240" w:lineRule="auto"/>
+        <w:ind w:left="240"/>
+        <w:rPr>
+          <w:lang w:val="es-AR"/>
+        </w:rPr>
+      </w:pPr>
+      <w:r>
+        <w:rPr>
+          <w:rStyle w:val="markdown-bold-text"/>
+          <w:b/>
+          <w:bCs/>
+          <w:lang w:val="es-AR"/>
+        </w:rPr>
+        <w:t>Conecta el servicio con el controller correspondiente.</w:t>
+      </w:r>
+    </w:p>
+    <w:p>
+      <w:pPr>
+        <w:numPr>
+          <w:ilvl w:val="0"/>
+          <w:numId w:val="34"/>
+        </w:numPr>
+        <w:spacing w:before="100" w:beforeAutospacing="1" w:after="100" w:afterAutospacing="1" w:line="240" w:lineRule="auto"/>
+        <w:ind w:left="240"/>
+        <w:rPr>
+          <w:lang w:val="es-AR"/>
+        </w:rPr>
+      </w:pPr>
+      <w:r>
+        <w:rPr>
+          <w:rStyle w:val="markdown-bold-text"/>
+          <w:b/>
+          <w:bCs/>
+          <w:lang w:val="es-AR"/>
+        </w:rPr>
+        <w:t>Prueba el flujo y ajusta según sea necesario.</w:t>
+      </w:r>
+    </w:p>
+    <w:p>
+      <w:pPr>
+        <w:spacing w:before="240" w:after="240"/>
+      </w:pPr>
+      <w:r>
+        <w:pict>
+          <v:rect id="_x0000_i1039" style="width:0;height:.75pt" o:hralign="center" o:hrstd="t" o:hr="t" fillcolor="#a0a0a0" stroked="f"/>
+        </w:pict>
+      </w:r>
+    </w:p>
+    <w:p>
+      <w:pPr>
+        <w:rPr>
+          <w:lang w:val="es-AR"/>
+        </w:rPr>
+      </w:pPr>
+      <w:r>
+        <w:rPr>
+          <w:lang w:val="es-AR"/>
+        </w:rPr>
+        <w:t>¿Quieres que te ayude a definir los casos de uso y reglas de negocio para una entidad específica (por ejemplo, embargos, expedientes, oficios)? ¿O prefieres que te ayude a armar la estructura base de los servicios?¡Dime por dónde prefieres empezar y avanzamos juntos!</w:t>
+      </w:r>
+    </w:p>
+    <w:p>
+      <w:pPr>
+        <w:rPr>
+          <w:lang w:val="es-AR"/>
+        </w:rPr>
+      </w:pPr>
+    </w:p>
+    <w:p>
+      <w:pPr>
+        <w:pStyle w:val="Ttulo1"/>
+        <w:rPr>
+          <w:lang w:val="es-AR"/>
+        </w:rPr>
+      </w:pPr>
+      <w:r>
+        <w:rPr>
+          <w:lang w:val="es-AR"/>
+        </w:rPr>
+        <w:t>LOGIN</w:t>
+      </w:r>
+    </w:p>
+    <w:p>
+      <w:pPr>
+        <w:rPr>
+          <w:lang w:val="es-AR"/>
+        </w:rPr>
+      </w:pPr>
+    </w:p>
+    <w:p>
+      <w:pPr>
+        <w:pStyle w:val="Ttulo2"/>
+        <w:rPr>
+          <w:lang w:val="es-AR"/>
+        </w:rPr>
+      </w:pPr>
+      <w:r>
+        <w:rPr>
+          <w:rFonts w:ascii="Segoe UI Symbol" w:hAnsi="Segoe UI Symbol" w:cs="Segoe UI Symbol"/>
+        </w:rPr>
+        <w:t>🔄</w:t>
+      </w:r>
+      <w:r>
+        <w:rPr>
+          <w:lang w:val="es-AR"/>
+        </w:rPr>
+        <w:t xml:space="preserve"> ¿En qué momento se genera?</w:t>
+      </w:r>
+    </w:p>
+    <w:p>
+      <w:pPr>
+        <w:pStyle w:val="NormalWeb"/>
+        <w:rPr>
+          <w:lang w:val="es-AR"/>
+        </w:rPr>
+      </w:pPr>
+      <w:r>
+        <w:rPr>
+          <w:lang w:val="es-AR"/>
+        </w:rPr>
+        <w:t xml:space="preserve">El JWT normalmente se genera en el </w:t>
+      </w:r>
+      <w:r>
+        <w:rPr>
+          <w:rStyle w:val="Textoennegrita"/>
+          <w:rFonts w:eastAsiaTheme="majorEastAsia"/>
+          <w:lang w:val="es-AR"/>
+        </w:rPr>
+        <w:t>proceso de login</w:t>
+      </w:r>
+      <w:r>
+        <w:rPr>
+          <w:lang w:val="es-AR"/>
+        </w:rPr>
+        <w:t>:</w:t>
+      </w:r>
+    </w:p>
+    <w:p>
+      <w:pPr>
+        <w:pStyle w:val="NormalWeb"/>
+        <w:numPr>
+          <w:ilvl w:val="0"/>
+          <w:numId w:val="36"/>
+        </w:numPr>
+        <w:rPr>
+          <w:lang w:val="es-AR"/>
+        </w:rPr>
+      </w:pPr>
+      <w:r>
+        <w:rPr>
+          <w:lang w:val="es-AR"/>
+        </w:rPr>
+        <w:t>El usuario envía sus credenciales (</w:t>
+      </w:r>
+      <w:r>
+        <w:rPr>
+          <w:rStyle w:val="CdigoHTML"/>
+          <w:lang w:val="es-AR"/>
+        </w:rPr>
+        <w:t>usuario/contraseña</w:t>
+      </w:r>
+      <w:r>
+        <w:rPr>
+          <w:lang w:val="es-AR"/>
+        </w:rPr>
+        <w:t>) al servidor.</w:t>
+      </w:r>
+    </w:p>
+    <w:p>
+      <w:pPr>
+        <w:pStyle w:val="NormalWeb"/>
+        <w:numPr>
+          <w:ilvl w:val="0"/>
+          <w:numId w:val="36"/>
+        </w:numPr>
+        <w:rPr>
+          <w:lang w:val="es-AR"/>
+        </w:rPr>
+      </w:pPr>
+      <w:r>
+        <w:rPr>
+          <w:lang w:val="es-AR"/>
+        </w:rPr>
+        <w:t>El servidor valida que sean correctas (consulta en DB, etc.).</w:t>
+      </w:r>
+    </w:p>
+    <w:p>
+      <w:pPr>
+        <w:pStyle w:val="NormalWeb"/>
+        <w:numPr>
+          <w:ilvl w:val="0"/>
+          <w:numId w:val="36"/>
+        </w:numPr>
+        <w:rPr>
+          <w:lang w:val="es-AR"/>
+        </w:rPr>
+      </w:pPr>
+      <w:r>
+        <w:rPr>
+          <w:lang w:val="es-AR"/>
+        </w:rPr>
+        <w:t>Si son válidas, el servidor genera un JWT que incluye:</w:t>
+      </w:r>
+    </w:p>
+    <w:p>
+      <w:pPr>
+        <w:pStyle w:val="NormalWeb"/>
+        <w:numPr>
+          <w:ilvl w:val="1"/>
+          <w:numId w:val="36"/>
+        </w:numPr>
+      </w:pPr>
+      <w:r>
+        <w:t xml:space="preserve">ID del </w:t>
+      </w:r>
+      <w:proofErr w:type="spellStart"/>
+      <w:r>
+        <w:t>usuario</w:t>
+      </w:r>
+      <w:proofErr w:type="spellEnd"/>
+    </w:p>
+    <w:p>
+      <w:pPr>
+        <w:pStyle w:val="NormalWeb"/>
+        <w:numPr>
+          <w:ilvl w:val="1"/>
+          <w:numId w:val="36"/>
+        </w:numPr>
+      </w:pPr>
+      <w:r>
+        <w:t>Roles/</w:t>
+      </w:r>
+      <w:proofErr w:type="spellStart"/>
+      <w:r>
+        <w:t>Permisos</w:t>
+      </w:r>
+      <w:proofErr w:type="spellEnd"/>
+    </w:p>
+    <w:p>
+      <w:pPr>
+        <w:pStyle w:val="NormalWeb"/>
+        <w:numPr>
+          <w:ilvl w:val="1"/>
+          <w:numId w:val="36"/>
+        </w:numPr>
+      </w:pPr>
+      <w:proofErr w:type="spellStart"/>
+      <w:r>
+        <w:t>Tiempo</w:t>
+      </w:r>
+      <w:proofErr w:type="spellEnd"/>
+      <w:r>
+        <w:t xml:space="preserve"> de </w:t>
+      </w:r>
+      <w:proofErr w:type="spellStart"/>
+      <w:r>
+        <w:t>expiración</w:t>
+      </w:r>
+      <w:proofErr w:type="spellEnd"/>
+      <w:r>
+        <w:t xml:space="preserve"> (</w:t>
+      </w:r>
+      <w:proofErr w:type="spellStart"/>
+      <w:r>
+        <w:rPr>
+          <w:rStyle w:val="CdigoHTML"/>
+        </w:rPr>
+        <w:t>exp</w:t>
+      </w:r>
+      <w:proofErr w:type="spellEnd"/>
+      <w:r>
+        <w:t>)</w:t>
+      </w:r>
+    </w:p>
+    <w:p>
+      <w:pPr>
+        <w:pStyle w:val="NormalWeb"/>
+        <w:numPr>
+          <w:ilvl w:val="0"/>
+          <w:numId w:val="36"/>
+        </w:numPr>
+        <w:rPr>
+          <w:lang w:val="es-AR"/>
+        </w:rPr>
+      </w:pPr>
+      <w:r>
+        <w:rPr>
+          <w:lang w:val="es-AR"/>
+        </w:rPr>
+        <w:t>Ese JWT se envía al cliente (ej: en la respuesta del login).</w:t>
+      </w:r>
+    </w:p>
+    <w:p>
+      <w:pPr>
+        <w:pStyle w:val="NormalWeb"/>
+        <w:numPr>
+          <w:ilvl w:val="0"/>
+          <w:numId w:val="36"/>
+        </w:numPr>
+        <w:rPr>
+          <w:lang w:val="es-AR"/>
+        </w:rPr>
+      </w:pPr>
+      <w:r>
+        <w:rPr>
+          <w:lang w:val="es-AR"/>
+        </w:rPr>
+        <w:lastRenderedPageBreak/>
+        <w:t xml:space="preserve">El cliente lo guarda (usualmente en </w:t>
+      </w:r>
+      <w:r>
+        <w:rPr>
+          <w:rStyle w:val="CdigoHTML"/>
+          <w:lang w:val="es-AR"/>
+        </w:rPr>
+        <w:t>localStorage</w:t>
+      </w:r>
+      <w:r>
+        <w:rPr>
+          <w:lang w:val="es-AR"/>
+        </w:rPr>
+        <w:t xml:space="preserve">, </w:t>
+      </w:r>
+      <w:r>
+        <w:rPr>
+          <w:rStyle w:val="CdigoHTML"/>
+          <w:lang w:val="es-AR"/>
+        </w:rPr>
+        <w:t>sessionStorage</w:t>
+      </w:r>
+      <w:r>
+        <w:rPr>
+          <w:lang w:val="es-AR"/>
+        </w:rPr>
+        <w:t xml:space="preserve"> o en una cookie segura).</w:t>
+      </w:r>
+    </w:p>
+    <w:p>
+      <w:r>
+        <w:pict>
+          <v:rect id="_x0000_i1051" style="width:0;height:1.5pt" o:hralign="center" o:hrstd="t" o:hr="t" fillcolor="#a0a0a0" stroked="f"/>
+        </w:pict>
+      </w:r>
+    </w:p>
+    <w:p>
+      <w:pPr>
+        <w:pStyle w:val="Ttulo2"/>
+        <w:rPr>
+          <w:lang w:val="es-AR"/>
+        </w:rPr>
+      </w:pPr>
+      <w:r>
+        <w:rPr>
+          <w:rFonts w:ascii="Segoe UI Symbol" w:hAnsi="Segoe UI Symbol" w:cs="Segoe UI Symbol"/>
+        </w:rPr>
+        <w:t>📤</w:t>
+      </w:r>
+      <w:r>
+        <w:rPr>
+          <w:lang w:val="es-AR"/>
+        </w:rPr>
+        <w:t xml:space="preserve"> ¿Qué pasa después con </w:t>
+      </w:r>
+      <w:proofErr w:type="gramStart"/>
+      <w:r>
+        <w:rPr>
+          <w:lang w:val="es-AR"/>
+        </w:rPr>
+        <w:t>ese</w:t>
+      </w:r>
+      <w:proofErr w:type="gramEnd"/>
+      <w:r>
+        <w:rPr>
+          <w:lang w:val="es-AR"/>
+        </w:rPr>
+        <w:t xml:space="preserve"> token?</w:t>
+      </w:r>
+    </w:p>
+    <w:p>
+      <w:pPr>
+        <w:pStyle w:val="NormalWeb"/>
+        <w:rPr>
+          <w:lang w:val="es-AR"/>
+        </w:rPr>
+      </w:pPr>
+      <w:r>
+        <w:rPr>
+          <w:lang w:val="es-AR"/>
+        </w:rPr>
+        <w:t>Cada vez que el usuario hace una petición a la API:</w:t>
+      </w:r>
+    </w:p>
+    <w:p>
+      <w:pPr>
+        <w:pStyle w:val="NormalWeb"/>
+        <w:numPr>
+          <w:ilvl w:val="0"/>
+          <w:numId w:val="37"/>
+        </w:numPr>
+        <w:rPr>
+          <w:lang w:val="es-AR"/>
+        </w:rPr>
+      </w:pPr>
+      <w:r>
+        <w:rPr>
+          <w:lang w:val="es-AR"/>
+        </w:rPr>
+        <w:t xml:space="preserve">El cliente </w:t>
+      </w:r>
+      <w:r>
+        <w:rPr>
+          <w:rStyle w:val="Textoennegrita"/>
+          <w:rFonts w:eastAsiaTheme="majorEastAsia"/>
+          <w:lang w:val="es-AR"/>
+        </w:rPr>
+        <w:t>envía el JWT en el encabezado HTTP</w:t>
+      </w:r>
+      <w:r>
+        <w:rPr>
+          <w:lang w:val="es-AR"/>
+        </w:rPr>
+        <w:t>:</w:t>
+      </w:r>
+    </w:p>
+    <w:p>
+      <w:pPr>
+        <w:pStyle w:val="HTMLconformatoprevio"/>
+        <w:numPr>
+          <w:ilvl w:val="0"/>
+          <w:numId w:val="37"/>
+        </w:numPr>
+        <w:tabs>
+          <w:tab w:val="clear" w:pos="720"/>
+        </w:tabs>
+        <w:rPr>
+          <w:rStyle w:val="CdigoHTML"/>
+        </w:rPr>
+      </w:pPr>
+      <w:r>
+        <w:rPr>
+          <w:rStyle w:val="hljs-section"/>
+          <w:rFonts w:eastAsiaTheme="majorEastAsia"/>
+        </w:rPr>
+        <w:t>Authorization: Bearer &lt;token&gt;</w:t>
+      </w:r>
+    </w:p>
+    <w:p>
+      <w:pPr>
+        <w:pStyle w:val="NormalWeb"/>
+        <w:numPr>
+          <w:ilvl w:val="0"/>
+          <w:numId w:val="37"/>
+        </w:numPr>
+        <w:rPr>
+          <w:lang w:val="es-AR"/>
+        </w:rPr>
+      </w:pPr>
+      <w:r>
+        <w:rPr>
+          <w:lang w:val="es-AR"/>
+        </w:rPr>
+        <w:t>El servidor recibe el token y:</w:t>
+      </w:r>
+    </w:p>
+    <w:p>
+      <w:pPr>
+        <w:pStyle w:val="NormalWeb"/>
+        <w:numPr>
+          <w:ilvl w:val="1"/>
+          <w:numId w:val="37"/>
+        </w:numPr>
+      </w:pPr>
+      <w:r>
+        <w:t xml:space="preserve">Lo </w:t>
+      </w:r>
+      <w:proofErr w:type="spellStart"/>
+      <w:r>
+        <w:rPr>
+          <w:rStyle w:val="Textoennegrita"/>
+          <w:rFonts w:eastAsiaTheme="majorEastAsia"/>
+        </w:rPr>
+        <w:t>decodifica</w:t>
+      </w:r>
+      <w:proofErr w:type="spellEnd"/>
+      <w:r>
+        <w:t>.</w:t>
+      </w:r>
+    </w:p>
+    <w:p>
+      <w:pPr>
+        <w:pStyle w:val="NormalWeb"/>
+        <w:numPr>
+          <w:ilvl w:val="1"/>
+          <w:numId w:val="37"/>
+        </w:numPr>
+        <w:rPr>
+          <w:lang w:val="es-AR"/>
+        </w:rPr>
+      </w:pPr>
+      <w:r>
+        <w:rPr>
+          <w:lang w:val="es-AR"/>
+        </w:rPr>
+        <w:t xml:space="preserve">Verifica que no esté </w:t>
+      </w:r>
+      <w:r>
+        <w:rPr>
+          <w:rStyle w:val="Textoennegrita"/>
+          <w:rFonts w:eastAsiaTheme="majorEastAsia"/>
+          <w:lang w:val="es-AR"/>
+        </w:rPr>
+        <w:t>alterado</w:t>
+      </w:r>
+      <w:r>
+        <w:rPr>
+          <w:lang w:val="es-AR"/>
+        </w:rPr>
+        <w:t xml:space="preserve"> (usando la clave secreta o la llave pública).</w:t>
+      </w:r>
+    </w:p>
+    <w:p>
+      <w:pPr>
+        <w:pStyle w:val="NormalWeb"/>
+        <w:numPr>
+          <w:ilvl w:val="1"/>
+          <w:numId w:val="37"/>
+        </w:numPr>
+        <w:rPr>
+          <w:lang w:val="es-AR"/>
+        </w:rPr>
+      </w:pPr>
+      <w:r>
+        <w:rPr>
+          <w:lang w:val="es-AR"/>
+        </w:rPr>
+        <w:t xml:space="preserve">Comprueba que no esté </w:t>
+      </w:r>
+      <w:r>
+        <w:rPr>
+          <w:rStyle w:val="Textoennegrita"/>
+          <w:rFonts w:eastAsiaTheme="majorEastAsia"/>
+          <w:lang w:val="es-AR"/>
+        </w:rPr>
+        <w:t>expirado</w:t>
+      </w:r>
+      <w:r>
+        <w:rPr>
+          <w:lang w:val="es-AR"/>
+        </w:rPr>
+        <w:t>.</w:t>
+      </w:r>
+    </w:p>
+    <w:p>
+      <w:pPr>
+        <w:pStyle w:val="NormalWeb"/>
+        <w:numPr>
+          <w:ilvl w:val="0"/>
+          <w:numId w:val="37"/>
+        </w:numPr>
+        <w:rPr>
+          <w:lang w:val="es-AR"/>
+        </w:rPr>
+      </w:pPr>
+      <w:r>
+        <w:rPr>
+          <w:lang w:val="es-AR"/>
+        </w:rPr>
+        <w:t xml:space="preserve">Si todo está bien → el usuario está </w:t>
+      </w:r>
+      <w:r>
+        <w:rPr>
+          <w:rStyle w:val="Textoennegrita"/>
+          <w:rFonts w:eastAsiaTheme="majorEastAsia"/>
+          <w:lang w:val="es-AR"/>
+        </w:rPr>
+        <w:t>autenticado</w:t>
+      </w:r>
+      <w:r>
+        <w:rPr>
+          <w:lang w:val="es-AR"/>
+        </w:rPr>
+        <w:t xml:space="preserve"> y se ejecuta la acción.</w:t>
+      </w:r>
+    </w:p>
+    <w:p>
+      <w:pPr>
+        <w:pStyle w:val="NormalWeb"/>
+        <w:numPr>
+          <w:ilvl w:val="0"/>
+          <w:numId w:val="37"/>
+        </w:numPr>
+        <w:rPr>
+          <w:lang w:val="es-AR"/>
+        </w:rPr>
+      </w:pPr>
+      <w:r>
+        <w:rPr>
+          <w:lang w:val="es-AR"/>
+        </w:rPr>
+        <w:t>Si el token no es válido o expiró → se devuelve un error (</w:t>
+      </w:r>
+      <w:r>
+        <w:rPr>
+          <w:rStyle w:val="CdigoHTML"/>
+          <w:lang w:val="es-AR"/>
+        </w:rPr>
+        <w:t>401 Unauthorized</w:t>
+      </w:r>
+      <w:r>
+        <w:rPr>
+          <w:lang w:val="es-AR"/>
+        </w:rPr>
+        <w:t>).</w:t>
+      </w:r>
+    </w:p>
+    <w:p>
+      <w:r>
+        <w:pict>
+          <v:rect id="_x0000_i1052" style="width:0;height:1.5pt" o:hralign="center" o:hrstd="t" o:hr="t" fillcolor="#a0a0a0" stroked="f"/>
+        </w:pict>
+      </w:r>
+    </w:p>
+    <w:p>
+      <w:pPr>
+        <w:pStyle w:val="Ttulo2"/>
+      </w:pPr>
+      <w:r>
+        <w:rPr>
+          <w:rFonts w:ascii="Segoe UI Symbol" w:hAnsi="Segoe UI Symbol" w:cs="Segoe UI Symbol"/>
+        </w:rPr>
+        <w:t>⚙</w:t>
+      </w:r>
+      <w:r>
+        <w:t xml:space="preserve">️ </w:t>
+      </w:r>
+      <w:proofErr w:type="spellStart"/>
+      <w:r>
+        <w:t>Acciones</w:t>
+      </w:r>
+      <w:proofErr w:type="spellEnd"/>
+      <w:r>
+        <w:t xml:space="preserve"> </w:t>
+      </w:r>
+      <w:proofErr w:type="spellStart"/>
+      <w:r>
+        <w:t>comunes</w:t>
+      </w:r>
+      <w:proofErr w:type="spellEnd"/>
+      <w:r>
+        <w:t xml:space="preserve"> </w:t>
+      </w:r>
+      <w:proofErr w:type="spellStart"/>
+      <w:r>
+        <w:t>sobre</w:t>
+      </w:r>
+      <w:proofErr w:type="spellEnd"/>
+      <w:r>
+        <w:t xml:space="preserve"> </w:t>
+      </w:r>
+      <w:proofErr w:type="gramStart"/>
+      <w:r>
+        <w:t>un</w:t>
+      </w:r>
+      <w:proofErr w:type="gramEnd"/>
+      <w:r>
+        <w:t xml:space="preserve"> JWT</w:t>
+      </w:r>
+    </w:p>
+    <w:p>
+      <w:pPr>
+        <w:pStyle w:val="NormalWeb"/>
+        <w:numPr>
+          <w:ilvl w:val="0"/>
+          <w:numId w:val="38"/>
+        </w:numPr>
+      </w:pPr>
+      <w:proofErr w:type="spellStart"/>
+      <w:r>
+        <w:rPr>
+          <w:rStyle w:val="Textoennegrita"/>
+          <w:rFonts w:eastAsiaTheme="majorEastAsia"/>
+        </w:rPr>
+        <w:t>Generación</w:t>
+      </w:r>
+      <w:proofErr w:type="spellEnd"/>
+      <w:r>
+        <w:t xml:space="preserve"> → al </w:t>
+      </w:r>
+      <w:proofErr w:type="spellStart"/>
+      <w:r>
+        <w:t>iniciar</w:t>
+      </w:r>
+      <w:proofErr w:type="spellEnd"/>
+      <w:r>
+        <w:t xml:space="preserve"> </w:t>
+      </w:r>
+      <w:proofErr w:type="spellStart"/>
+      <w:r>
+        <w:t>sesión</w:t>
+      </w:r>
+      <w:proofErr w:type="spellEnd"/>
+      <w:r>
+        <w:t>.</w:t>
+      </w:r>
+    </w:p>
+    <w:p>
+      <w:pPr>
+        <w:pStyle w:val="NormalWeb"/>
+        <w:numPr>
+          <w:ilvl w:val="0"/>
+          <w:numId w:val="38"/>
+        </w:numPr>
+        <w:rPr>
+          <w:lang w:val="es-AR"/>
+        </w:rPr>
+      </w:pPr>
+      <w:r>
+        <w:rPr>
+          <w:rStyle w:val="Textoennegrita"/>
+          <w:rFonts w:eastAsiaTheme="majorEastAsia"/>
+          <w:lang w:val="es-AR"/>
+        </w:rPr>
+        <w:t>Firma</w:t>
+      </w:r>
+      <w:r>
+        <w:rPr>
+          <w:lang w:val="es-AR"/>
+        </w:rPr>
+        <w:t xml:space="preserve"> → con clave secreta o par público/privado.</w:t>
+      </w:r>
+    </w:p>
+    <w:p>
+      <w:pPr>
+        <w:pStyle w:val="NormalWeb"/>
+        <w:numPr>
+          <w:ilvl w:val="0"/>
+          <w:numId w:val="38"/>
+        </w:numPr>
+        <w:rPr>
+          <w:lang w:val="es-AR"/>
+        </w:rPr>
+      </w:pPr>
+      <w:r>
+        <w:rPr>
+          <w:rStyle w:val="Textoennegrita"/>
+          <w:rFonts w:eastAsiaTheme="majorEastAsia"/>
+          <w:lang w:val="es-AR"/>
+        </w:rPr>
+        <w:t>Verificación</w:t>
+      </w:r>
+      <w:r>
+        <w:rPr>
+          <w:lang w:val="es-AR"/>
+        </w:rPr>
+        <w:t xml:space="preserve"> → en cada request, comprobar validez e integridad.</w:t>
+      </w:r>
+    </w:p>
+    <w:p>
+      <w:pPr>
+        <w:pStyle w:val="NormalWeb"/>
+        <w:numPr>
+          <w:ilvl w:val="0"/>
+          <w:numId w:val="38"/>
+        </w:numPr>
+        <w:rPr>
+          <w:lang w:val="es-AR"/>
+        </w:rPr>
+      </w:pPr>
+      <w:r>
+        <w:rPr>
+          <w:rStyle w:val="Textoennegrita"/>
+          <w:rFonts w:eastAsiaTheme="majorEastAsia"/>
+          <w:lang w:val="es-AR"/>
+        </w:rPr>
+        <w:t>Renovación (refresh)</w:t>
+      </w:r>
+      <w:r>
+        <w:rPr>
+          <w:lang w:val="es-AR"/>
+        </w:rPr>
+        <w:t xml:space="preserve"> → si el token expira, se puede usar un </w:t>
+      </w:r>
+      <w:r>
+        <w:rPr>
+          <w:rStyle w:val="Textoennegrita"/>
+          <w:rFonts w:eastAsiaTheme="majorEastAsia"/>
+          <w:lang w:val="es-AR"/>
+        </w:rPr>
+        <w:t>refresh token</w:t>
+      </w:r>
+      <w:r>
+        <w:rPr>
+          <w:lang w:val="es-AR"/>
+        </w:rPr>
+        <w:t xml:space="preserve"> para obtener uno nuevo sin pedir credenciales otra vez.</w:t>
+      </w:r>
+    </w:p>
+    <w:p>
+      <w:pPr>
+        <w:pStyle w:val="NormalWeb"/>
+        <w:numPr>
+          <w:ilvl w:val="0"/>
+          <w:numId w:val="38"/>
+        </w:numPr>
+        <w:rPr>
+          <w:lang w:val="es-AR"/>
+        </w:rPr>
+      </w:pPr>
+      <w:r>
+        <w:rPr>
+          <w:rStyle w:val="Textoennegrita"/>
+          <w:rFonts w:eastAsiaTheme="majorEastAsia"/>
+          <w:lang w:val="es-AR"/>
+        </w:rPr>
+        <w:t>Revocación</w:t>
+      </w:r>
+      <w:r>
+        <w:rPr>
+          <w:lang w:val="es-AR"/>
+        </w:rPr>
+        <w:t xml:space="preserve"> → en algunos sistemas, se guarda en lista negra (blacklist) si el usuario cierra sesión o se detecta un problema.</w:t>
+      </w:r>
+    </w:p>
+    <w:p>
+      <w:r>
+        <w:pict>
+          <v:rect id="_x0000_i1053" style="width:0;height:1.5pt" o:hralign="center" o:hrstd="t" o:hr="t" fillcolor="#a0a0a0" stroked="f"/>
+        </w:pict>
+      </w:r>
+    </w:p>
+    <w:p>
+      <w:pPr>
+        <w:pStyle w:val="Ttulo2"/>
+      </w:pPr>
+      <w:r>
+        <w:rPr>
+          <w:rFonts w:ascii="Segoe UI Symbol" w:hAnsi="Segoe UI Symbol" w:cs="Segoe UI Symbol"/>
+        </w:rPr>
+        <w:t>📌</w:t>
+      </w:r>
+      <w:r>
+        <w:t xml:space="preserve"> </w:t>
+      </w:r>
+      <w:proofErr w:type="spellStart"/>
+      <w:r>
+        <w:t>Resumen</w:t>
+      </w:r>
+      <w:proofErr w:type="spellEnd"/>
+    </w:p>
+    <w:p>
+      <w:pPr>
+        <w:pStyle w:val="NormalWeb"/>
+        <w:numPr>
+          <w:ilvl w:val="0"/>
+          <w:numId w:val="39"/>
+        </w:numPr>
+        <w:rPr>
+          <w:lang w:val="es-AR"/>
+        </w:rPr>
+      </w:pPr>
+      <w:r>
+        <w:rPr>
+          <w:lang w:val="es-AR"/>
+        </w:rPr>
+        <w:t xml:space="preserve">El JWT es un </w:t>
+      </w:r>
+      <w:r>
+        <w:rPr>
+          <w:rStyle w:val="Textoennegrita"/>
+          <w:rFonts w:eastAsiaTheme="majorEastAsia"/>
+          <w:lang w:val="es-AR"/>
+        </w:rPr>
+        <w:t>pase temporal</w:t>
+      </w:r>
+      <w:r>
+        <w:rPr>
+          <w:lang w:val="es-AR"/>
+        </w:rPr>
+        <w:t xml:space="preserve"> que demuestra quién eres sin enviar usuario/contraseña en cada request.</w:t>
+      </w:r>
+    </w:p>
+    <w:p>
+      <w:pPr>
+        <w:pStyle w:val="NormalWeb"/>
+        <w:numPr>
+          <w:ilvl w:val="0"/>
+          <w:numId w:val="39"/>
+        </w:numPr>
+        <w:rPr>
+          <w:lang w:val="es-AR"/>
+        </w:rPr>
+      </w:pPr>
+      <w:r>
+        <w:rPr>
+          <w:lang w:val="es-AR"/>
+        </w:rPr>
+        <w:t xml:space="preserve">Se </w:t>
+      </w:r>
+      <w:r>
+        <w:rPr>
+          <w:rStyle w:val="Textoennegrita"/>
+          <w:rFonts w:eastAsiaTheme="majorEastAsia"/>
+          <w:lang w:val="es-AR"/>
+        </w:rPr>
+        <w:t>genera</w:t>
+      </w:r>
+      <w:r>
+        <w:rPr>
+          <w:lang w:val="es-AR"/>
+        </w:rPr>
+        <w:t xml:space="preserve"> en el login, se </w:t>
+      </w:r>
+      <w:r>
+        <w:rPr>
+          <w:rStyle w:val="Textoennegrita"/>
+          <w:rFonts w:eastAsiaTheme="majorEastAsia"/>
+          <w:lang w:val="es-AR"/>
+        </w:rPr>
+        <w:t>usa</w:t>
+      </w:r>
+      <w:r>
+        <w:rPr>
+          <w:lang w:val="es-AR"/>
+        </w:rPr>
+        <w:t xml:space="preserve"> en cada request y se </w:t>
+      </w:r>
+      <w:r>
+        <w:rPr>
+          <w:rStyle w:val="Textoennegrita"/>
+          <w:rFonts w:eastAsiaTheme="majorEastAsia"/>
+          <w:lang w:val="es-AR"/>
+        </w:rPr>
+        <w:t>verifica</w:t>
+      </w:r>
+      <w:r>
+        <w:rPr>
+          <w:lang w:val="es-AR"/>
+        </w:rPr>
+        <w:t xml:space="preserve"> en el backend.</w:t>
+      </w:r>
+    </w:p>
+    <w:p>
+      <w:pPr>
+        <w:pStyle w:val="NormalWeb"/>
+        <w:numPr>
+          <w:ilvl w:val="0"/>
+          <w:numId w:val="39"/>
+        </w:numPr>
+        <w:rPr>
+          <w:lang w:val="es-AR"/>
+        </w:rPr>
+      </w:pPr>
+      <w:r>
+        <w:rPr>
+          <w:lang w:val="es-AR"/>
+        </w:rPr>
+        <w:t xml:space="preserve">Tiene fecha de expiración y se puede </w:t>
+      </w:r>
+      <w:r>
+        <w:rPr>
+          <w:rStyle w:val="Textoennegrita"/>
+          <w:rFonts w:eastAsiaTheme="majorEastAsia"/>
+          <w:lang w:val="es-AR"/>
+        </w:rPr>
+        <w:t>revocar o refrescar</w:t>
+      </w:r>
+      <w:r>
+        <w:rPr>
+          <w:lang w:val="es-AR"/>
+        </w:rPr>
+        <w:t xml:space="preserve"> según la arquitectura.</w:t>
+      </w:r>
+    </w:p>
+    <w:p>
+      <w:pPr>
+        <w:rPr>
+          <w:lang w:val="es-AR"/>
+        </w:rPr>
+      </w:pPr>
+      <w:bookmarkStart w:id="0" w:name="_GoBack"/>
+      <w:bookmarkEnd w:id="0"/>
     </w:p>
     <w:sectPr>
       <w:pgSz w:w="12240" w:h="15840"/>
@@ -896,6 +4881,119 @@
 <file path=word/numbering.xml><?xml version="1.0" encoding="utf-8"?>
 <w:numbering xmlns:wpc="http://schemas.microsoft.com/office/word/2010/wordprocessingCanvas" xmlns:cx="http://schemas.microsoft.com/office/drawing/2014/chartex" xmlns:cx1="http://schemas.microsoft.com/office/drawing/2015/9/8/chartex" xmlns:mc="http://schemas.openxmlformats.org/markup-compatibility/2006" xmlns:o="urn:schemas-microsoft-com:office:office" xmlns:r="http://schemas.openxmlformats.org/officeDocument/2006/relationships" xmlns:m="http://schemas.openxmlformats.org/officeDocument/2006/math" xmlns:v="urn:schemas-microsoft-com:vml" xmlns:wp14="http://schemas.microsoft.com/office/word/2010/wordprocessingDrawing" xmlns:wp="http://schemas.openxmlformats.org/drawingml/2006/wordprocessingDrawing" xmlns:w10="urn:schemas-microsoft-com:office:word" xmlns:w="http://schemas.openxmlformats.org/wordprocessingml/2006/main" xmlns:w14="http://schemas.microsoft.com/office/word/2010/wordml" xmlns:w15="http://schemas.microsoft.com/office/word/2012/wordml" xmlns:w16se="http://schemas.microsoft.com/office/word/2015/wordml/symex" xmlns:wpg="http://schemas.microsoft.com/office/word/2010/wordprocessingGroup" xmlns:wpi="http://schemas.microsoft.com/office/word/2010/wordprocessingInk" xmlns:wne="http://schemas.microsoft.com/office/word/2006/wordml" xmlns:wps="http://schemas.microsoft.com/office/word/2010/wordprocessingShape" mc:Ignorable="w14 w15 w16se wp14">
   <w:abstractNum w:abstractNumId="0" w15:restartNumberingAfterBreak="0">
+    <w:nsid w:val="03BF5894"/>
+    <w:multiLevelType w:val="multilevel"/>
+    <w:tmpl w:val="E7A093F8"/>
+    <w:lvl w:ilvl="0">
+      <w:start w:val="1"/>
+      <w:numFmt w:val="decimal"/>
+      <w:lvlText w:val="%1."/>
+      <w:lvlJc w:val="left"/>
+      <w:pPr>
+        <w:tabs>
+          <w:tab w:val="num" w:pos="720"/>
+        </w:tabs>
+        <w:ind w:left="720" w:hanging="360"/>
+      </w:pPr>
+    </w:lvl>
+    <w:lvl w:ilvl="1" w:tentative="1">
+      <w:start w:val="1"/>
+      <w:numFmt w:val="decimal"/>
+      <w:lvlText w:val="%2."/>
+      <w:lvlJc w:val="left"/>
+      <w:pPr>
+        <w:tabs>
+          <w:tab w:val="num" w:pos="1440"/>
+        </w:tabs>
+        <w:ind w:left="1440" w:hanging="360"/>
+      </w:pPr>
+    </w:lvl>
+    <w:lvl w:ilvl="2" w:tentative="1">
+      <w:start w:val="1"/>
+      <w:numFmt w:val="decimal"/>
+      <w:lvlText w:val="%3."/>
+      <w:lvlJc w:val="left"/>
+      <w:pPr>
+        <w:tabs>
+          <w:tab w:val="num" w:pos="2160"/>
+        </w:tabs>
+        <w:ind w:left="2160" w:hanging="360"/>
+      </w:pPr>
+    </w:lvl>
+    <w:lvl w:ilvl="3" w:tentative="1">
+      <w:start w:val="1"/>
+      <w:numFmt w:val="decimal"/>
+      <w:lvlText w:val="%4."/>
+      <w:lvlJc w:val="left"/>
+      <w:pPr>
+        <w:tabs>
+          <w:tab w:val="num" w:pos="2880"/>
+        </w:tabs>
+        <w:ind w:left="2880" w:hanging="360"/>
+      </w:pPr>
+    </w:lvl>
+    <w:lvl w:ilvl="4" w:tentative="1">
+      <w:start w:val="1"/>
+      <w:numFmt w:val="decimal"/>
+      <w:lvlText w:val="%5."/>
+      <w:lvlJc w:val="left"/>
+      <w:pPr>
+        <w:tabs>
+          <w:tab w:val="num" w:pos="3600"/>
+        </w:tabs>
+        <w:ind w:left="3600" w:hanging="360"/>
+      </w:pPr>
+    </w:lvl>
+    <w:lvl w:ilvl="5" w:tentative="1">
+      <w:start w:val="1"/>
+      <w:numFmt w:val="decimal"/>
+      <w:lvlText w:val="%6."/>
+      <w:lvlJc w:val="left"/>
+      <w:pPr>
+        <w:tabs>
+          <w:tab w:val="num" w:pos="4320"/>
+        </w:tabs>
+        <w:ind w:left="4320" w:hanging="360"/>
+      </w:pPr>
+    </w:lvl>
+    <w:lvl w:ilvl="6" w:tentative="1">
+      <w:start w:val="1"/>
+      <w:numFmt w:val="decimal"/>
+      <w:lvlText w:val="%7."/>
+      <w:lvlJc w:val="left"/>
+      <w:pPr>
+        <w:tabs>
+          <w:tab w:val="num" w:pos="5040"/>
+        </w:tabs>
+        <w:ind w:left="5040" w:hanging="360"/>
+      </w:pPr>
+    </w:lvl>
+    <w:lvl w:ilvl="7" w:tentative="1">
+      <w:start w:val="1"/>
+      <w:numFmt w:val="decimal"/>
+      <w:lvlText w:val="%8."/>
+      <w:lvlJc w:val="left"/>
+      <w:pPr>
+        <w:tabs>
+          <w:tab w:val="num" w:pos="5760"/>
+        </w:tabs>
+        <w:ind w:left="5760" w:hanging="360"/>
+      </w:pPr>
+    </w:lvl>
+    <w:lvl w:ilvl="8" w:tentative="1">
+      <w:start w:val="1"/>
+      <w:numFmt w:val="decimal"/>
+      <w:lvlText w:val="%9."/>
+      <w:lvlJc w:val="left"/>
+      <w:pPr>
+        <w:tabs>
+          <w:tab w:val="num" w:pos="6480"/>
+        </w:tabs>
+        <w:ind w:left="6480" w:hanging="360"/>
+      </w:pPr>
+    </w:lvl>
+  </w:abstractNum>
+  <w:abstractNum w:abstractNumId="1" w15:restartNumberingAfterBreak="0">
     <w:nsid w:val="04F96F03"/>
     <w:multiLevelType w:val="hybridMultilevel"/>
     <w:tmpl w:val="219A89A4"/>
@@ -1008,7 +5106,7 @@
       </w:rPr>
     </w:lvl>
   </w:abstractNum>
-  <w:abstractNum w:abstractNumId="1" w15:restartNumberingAfterBreak="0">
+  <w:abstractNum w:abstractNumId="2" w15:restartNumberingAfterBreak="0">
     <w:nsid w:val="05AF2E46"/>
     <w:multiLevelType w:val="hybridMultilevel"/>
     <w:tmpl w:val="3A96F9A8"/>
@@ -1097,7 +5195,120 @@
       </w:pPr>
     </w:lvl>
   </w:abstractNum>
-  <w:abstractNum w:abstractNumId="2" w15:restartNumberingAfterBreak="0">
+  <w:abstractNum w:abstractNumId="3" w15:restartNumberingAfterBreak="0">
+    <w:nsid w:val="08B94523"/>
+    <w:multiLevelType w:val="multilevel"/>
+    <w:tmpl w:val="21AE7360"/>
+    <w:lvl w:ilvl="0">
+      <w:start w:val="1"/>
+      <w:numFmt w:val="decimal"/>
+      <w:lvlText w:val="%1."/>
+      <w:lvlJc w:val="left"/>
+      <w:pPr>
+        <w:tabs>
+          <w:tab w:val="num" w:pos="720"/>
+        </w:tabs>
+        <w:ind w:left="720" w:hanging="360"/>
+      </w:pPr>
+    </w:lvl>
+    <w:lvl w:ilvl="1" w:tentative="1">
+      <w:start w:val="1"/>
+      <w:numFmt w:val="decimal"/>
+      <w:lvlText w:val="%2."/>
+      <w:lvlJc w:val="left"/>
+      <w:pPr>
+        <w:tabs>
+          <w:tab w:val="num" w:pos="1440"/>
+        </w:tabs>
+        <w:ind w:left="1440" w:hanging="360"/>
+      </w:pPr>
+    </w:lvl>
+    <w:lvl w:ilvl="2" w:tentative="1">
+      <w:start w:val="1"/>
+      <w:numFmt w:val="decimal"/>
+      <w:lvlText w:val="%3."/>
+      <w:lvlJc w:val="left"/>
+      <w:pPr>
+        <w:tabs>
+          <w:tab w:val="num" w:pos="2160"/>
+        </w:tabs>
+        <w:ind w:left="2160" w:hanging="360"/>
+      </w:pPr>
+    </w:lvl>
+    <w:lvl w:ilvl="3" w:tentative="1">
+      <w:start w:val="1"/>
+      <w:numFmt w:val="decimal"/>
+      <w:lvlText w:val="%4."/>
+      <w:lvlJc w:val="left"/>
+      <w:pPr>
+        <w:tabs>
+          <w:tab w:val="num" w:pos="2880"/>
+        </w:tabs>
+        <w:ind w:left="2880" w:hanging="360"/>
+      </w:pPr>
+    </w:lvl>
+    <w:lvl w:ilvl="4" w:tentative="1">
+      <w:start w:val="1"/>
+      <w:numFmt w:val="decimal"/>
+      <w:lvlText w:val="%5."/>
+      <w:lvlJc w:val="left"/>
+      <w:pPr>
+        <w:tabs>
+          <w:tab w:val="num" w:pos="3600"/>
+        </w:tabs>
+        <w:ind w:left="3600" w:hanging="360"/>
+      </w:pPr>
+    </w:lvl>
+    <w:lvl w:ilvl="5" w:tentative="1">
+      <w:start w:val="1"/>
+      <w:numFmt w:val="decimal"/>
+      <w:lvlText w:val="%6."/>
+      <w:lvlJc w:val="left"/>
+      <w:pPr>
+        <w:tabs>
+          <w:tab w:val="num" w:pos="4320"/>
+        </w:tabs>
+        <w:ind w:left="4320" w:hanging="360"/>
+      </w:pPr>
+    </w:lvl>
+    <w:lvl w:ilvl="6" w:tentative="1">
+      <w:start w:val="1"/>
+      <w:numFmt w:val="decimal"/>
+      <w:lvlText w:val="%7."/>
+      <w:lvlJc w:val="left"/>
+      <w:pPr>
+        <w:tabs>
+          <w:tab w:val="num" w:pos="5040"/>
+        </w:tabs>
+        <w:ind w:left="5040" w:hanging="360"/>
+      </w:pPr>
+    </w:lvl>
+    <w:lvl w:ilvl="7" w:tentative="1">
+      <w:start w:val="1"/>
+      <w:numFmt w:val="decimal"/>
+      <w:lvlText w:val="%8."/>
+      <w:lvlJc w:val="left"/>
+      <w:pPr>
+        <w:tabs>
+          <w:tab w:val="num" w:pos="5760"/>
+        </w:tabs>
+        <w:ind w:left="5760" w:hanging="360"/>
+      </w:pPr>
+    </w:lvl>
+    <w:lvl w:ilvl="8" w:tentative="1">
+      <w:start w:val="1"/>
+      <w:numFmt w:val="decimal"/>
+      <w:lvlText w:val="%9."/>
+      <w:lvlJc w:val="left"/>
+      <w:pPr>
+        <w:tabs>
+          <w:tab w:val="num" w:pos="6480"/>
+        </w:tabs>
+        <w:ind w:left="6480" w:hanging="360"/>
+      </w:pPr>
+    </w:lvl>
+  </w:abstractNum>
+  <w:abstractNum w:abstractNumId="4" w15:restartNumberingAfterBreak="0">
     <w:nsid w:val="09134E05"/>
     <w:multiLevelType w:val="hybridMultilevel"/>
     <w:tmpl w:val="BA0CDF2E"/>
@@ -1210,7 +5421,7 @@
       </w:rPr>
     </w:lvl>
   </w:abstractNum>
-  <w:abstractNum w:abstractNumId="3" w15:restartNumberingAfterBreak="0">
+  <w:abstractNum w:abstractNumId="5" w15:restartNumberingAfterBreak="0">
     <w:nsid w:val="0C4B3B64"/>
     <w:multiLevelType w:val="hybridMultilevel"/>
     <w:tmpl w:val="FA728C08"/>
@@ -1298,7 +5509,7 @@
       </w:pPr>
     </w:lvl>
   </w:abstractNum>
-  <w:abstractNum w:abstractNumId="4" w15:restartNumberingAfterBreak="0">
+  <w:abstractNum w:abstractNumId="6" w15:restartNumberingAfterBreak="0">
     <w:nsid w:val="11F51448"/>
     <w:multiLevelType w:val="hybridMultilevel"/>
     <w:tmpl w:val="7158D588"/>
@@ -1411,7 +5622,7 @@
       </w:rPr>
     </w:lvl>
   </w:abstractNum>
-  <w:abstractNum w:abstractNumId="5" w15:restartNumberingAfterBreak="0">
+  <w:abstractNum w:abstractNumId="7" w15:restartNumberingAfterBreak="0">
     <w:nsid w:val="14AC514A"/>
     <w:multiLevelType w:val="hybridMultilevel"/>
     <w:tmpl w:val="25964B4A"/>
@@ -1500,7 +5711,7 @@
       </w:pPr>
     </w:lvl>
   </w:abstractNum>
-  <w:abstractNum w:abstractNumId="6" w15:restartNumberingAfterBreak="0">
+  <w:abstractNum w:abstractNumId="8" w15:restartNumberingAfterBreak="0">
     <w:nsid w:val="14EF3F33"/>
     <w:multiLevelType w:val="hybridMultilevel"/>
     <w:tmpl w:val="1FC08438"/>
@@ -1588,7 +5799,156 @@
       </w:pPr>
     </w:lvl>
   </w:abstractNum>
-  <w:abstractNum w:abstractNumId="7" w15:restartNumberingAfterBreak="0">
+  <w:abstractNum w:abstractNumId="9" w15:restartNumberingAfterBreak="0">
+    <w:nsid w:val="15371EBA"/>
+    <w:multiLevelType w:val="multilevel"/>
+    <w:tmpl w:val="079EA0B8"/>
+    <w:lvl w:ilvl="0">
+      <w:start w:val="1"/>
+      <w:numFmt w:val="bullet"/>
+      <w:lvlText w:val=""/>
+      <w:lvlJc w:val="left"/>
+      <w:pPr>
+        <w:tabs>
+          <w:tab w:val="num" w:pos="720"/>
+        </w:tabs>
+        <w:ind w:left="720" w:hanging="360"/>
+      </w:pPr>
+      <w:rPr>
+        <w:rFonts w:ascii="Symbol" w:hAnsi="Symbol" w:hint="default"/>
+        <w:sz w:val="20"/>
+      </w:rPr>
+    </w:lvl>
+    <w:lvl w:ilvl="1" w:tentative="1">
+      <w:start w:val="1"/>
+      <w:numFmt w:val="bullet"/>
+      <w:lvlText w:val="o"/>
+      <w:lvlJc w:val="left"/>
+      <w:pPr>
+        <w:tabs>
+          <w:tab w:val="num" w:pos="1440"/>
+        </w:tabs>
+        <w:ind w:left="1440" w:hanging="360"/>
+      </w:pPr>
+      <w:rPr>
+        <w:rFonts w:ascii="Courier New" w:hAnsi="Courier New" w:hint="default"/>
+        <w:sz w:val="20"/>
+      </w:rPr>
+    </w:lvl>
+    <w:lvl w:ilvl="2" w:tentative="1">
+      <w:start w:val="1"/>
+      <w:numFmt w:val="bullet"/>
+      <w:lvlText w:val=""/>
+      <w:lvlJc w:val="left"/>
+      <w:pPr>
+        <w:tabs>
+          <w:tab w:val="num" w:pos="2160"/>
+        </w:tabs>
+        <w:ind w:left="2160" w:hanging="360"/>
+      </w:pPr>
+      <w:rPr>
+        <w:rFonts w:ascii="Wingdings" w:hAnsi="Wingdings" w:hint="default"/>
+        <w:sz w:val="20"/>
+      </w:rPr>
+    </w:lvl>
+    <w:lvl w:ilvl="3" w:tentative="1">
+      <w:start w:val="1"/>
+      <w:numFmt w:val="bullet"/>
+      <w:lvlText w:val=""/>
+      <w:lvlJc w:val="left"/>
+      <w:pPr>
+        <w:tabs>
+          <w:tab w:val="num" w:pos="2880"/>
+        </w:tabs>
+        <w:ind w:left="2880" w:hanging="360"/>
+      </w:pPr>
+      <w:rPr>
+        <w:rFonts w:ascii="Wingdings" w:hAnsi="Wingdings" w:hint="default"/>
+        <w:sz w:val="20"/>
+      </w:rPr>
+    </w:lvl>
+    <w:lvl w:ilvl="4" w:tentative="1">
+      <w:start w:val="1"/>
+      <w:numFmt w:val="bullet"/>
+      <w:lvlText w:val=""/>
+      <w:lvlJc w:val="left"/>
+      <w:pPr>
+        <w:tabs>
+          <w:tab w:val="num" w:pos="3600"/>
+        </w:tabs>
+        <w:ind w:left="3600" w:hanging="360"/>
+      </w:pPr>
+      <w:rPr>
+        <w:rFonts w:ascii="Wingdings" w:hAnsi="Wingdings" w:hint="default"/>
+        <w:sz w:val="20"/>
+      </w:rPr>
+    </w:lvl>
+    <w:lvl w:ilvl="5" w:tentative="1">
+      <w:start w:val="1"/>
+      <w:numFmt w:val="bullet"/>
+      <w:lvlText w:val=""/>
+      <w:lvlJc w:val="left"/>
+      <w:pPr>
+        <w:tabs>
+          <w:tab w:val="num" w:pos="4320"/>
+        </w:tabs>
+        <w:ind w:left="4320" w:hanging="360"/>
+      </w:pPr>
+      <w:rPr>
+        <w:rFonts w:ascii="Wingdings" w:hAnsi="Wingdings" w:hint="default"/>
+        <w:sz w:val="20"/>
+      </w:rPr>
+    </w:lvl>
+    <w:lvl w:ilvl="6" w:tentative="1">
+      <w:start w:val="1"/>
+      <w:numFmt w:val="bullet"/>
+      <w:lvlText w:val=""/>
+      <w:lvlJc w:val="left"/>
+      <w:pPr>
+        <w:tabs>
+          <w:tab w:val="num" w:pos="5040"/>
+        </w:tabs>
+        <w:ind w:left="5040" w:hanging="360"/>
+      </w:pPr>
+      <w:rPr>
+        <w:rFonts w:ascii="Wingdings" w:hAnsi="Wingdings" w:hint="default"/>
+        <w:sz w:val="20"/>
+      </w:rPr>
+    </w:lvl>
+    <w:lvl w:ilvl="7" w:tentative="1">
+      <w:start w:val="1"/>
+      <w:numFmt w:val="bullet"/>
+      <w:lvlText w:val=""/>
+      <w:lvlJc w:val="left"/>
+      <w:pPr>
+        <w:tabs>
+          <w:tab w:val="num" w:pos="5760"/>
+        </w:tabs>
+        <w:ind w:left="5760" w:hanging="360"/>
+      </w:pPr>
+      <w:rPr>
+        <w:rFonts w:ascii="Wingdings" w:hAnsi="Wingdings" w:hint="default"/>
+        <w:sz w:val="20"/>
+      </w:rPr>
+    </w:lvl>
+    <w:lvl w:ilvl="8" w:tentative="1">
+      <w:start w:val="1"/>
+      <w:numFmt w:val="bullet"/>
+      <w:lvlText w:val=""/>
+      <w:lvlJc w:val="left"/>
+      <w:pPr>
+        <w:tabs>
+          <w:tab w:val="num" w:pos="6480"/>
+        </w:tabs>
+        <w:ind w:left="6480" w:hanging="360"/>
+      </w:pPr>
+      <w:rPr>
+        <w:rFonts w:ascii="Wingdings" w:hAnsi="Wingdings" w:hint="default"/>
+        <w:sz w:val="20"/>
+      </w:rPr>
+    </w:lvl>
+  </w:abstractNum>
+  <w:abstractNum w:abstractNumId="10" w15:restartNumberingAfterBreak="0">
     <w:nsid w:val="168109A0"/>
     <w:multiLevelType w:val="hybridMultilevel"/>
     <w:tmpl w:val="D80CC7FE"/>
@@ -1701,7 +6061,507 @@
       </w:rPr>
     </w:lvl>
   </w:abstractNum>
-  <w:abstractNum w:abstractNumId="8" w15:restartNumberingAfterBreak="0">
+  <w:abstractNum w:abstractNumId="11" w15:restartNumberingAfterBreak="0">
+    <w:nsid w:val="18CD227B"/>
+    <w:multiLevelType w:val="multilevel"/>
+    <w:tmpl w:val="E43697FE"/>
+    <w:lvl w:ilvl="0">
+      <w:start w:val="1"/>
+      <w:numFmt w:val="bullet"/>
+      <w:lvlText w:val=""/>
+      <w:lvlJc w:val="left"/>
+      <w:pPr>
+        <w:tabs>
+          <w:tab w:val="num" w:pos="720"/>
+        </w:tabs>
+        <w:ind w:left="720" w:hanging="360"/>
+      </w:pPr>
+      <w:rPr>
+        <w:rFonts w:ascii="Symbol" w:hAnsi="Symbol" w:hint="default"/>
+        <w:sz w:val="20"/>
+      </w:rPr>
+    </w:lvl>
+    <w:lvl w:ilvl="1" w:tentative="1">
+      <w:start w:val="1"/>
+      <w:numFmt w:val="bullet"/>
+      <w:lvlText w:val="o"/>
+      <w:lvlJc w:val="left"/>
+      <w:pPr>
+        <w:tabs>
+          <w:tab w:val="num" w:pos="1440"/>
+        </w:tabs>
+        <w:ind w:left="1440" w:hanging="360"/>
+      </w:pPr>
+      <w:rPr>
+        <w:rFonts w:ascii="Courier New" w:hAnsi="Courier New" w:hint="default"/>
+        <w:sz w:val="20"/>
+      </w:rPr>
+    </w:lvl>
+    <w:lvl w:ilvl="2" w:tentative="1">
+      <w:start w:val="1"/>
+      <w:numFmt w:val="bullet"/>
+      <w:lvlText w:val=""/>
+      <w:lvlJc w:val="left"/>
+      <w:pPr>
+        <w:tabs>
+          <w:tab w:val="num" w:pos="2160"/>
+        </w:tabs>
+        <w:ind w:left="2160" w:hanging="360"/>
+      </w:pPr>
+      <w:rPr>
+        <w:rFonts w:ascii="Wingdings" w:hAnsi="Wingdings" w:hint="default"/>
+        <w:sz w:val="20"/>
+      </w:rPr>
+    </w:lvl>
+    <w:lvl w:ilvl="3" w:tentative="1">
+      <w:start w:val="1"/>
+      <w:numFmt w:val="bullet"/>
+      <w:lvlText w:val=""/>
+      <w:lvlJc w:val="left"/>
+      <w:pPr>
+        <w:tabs>
+          <w:tab w:val="num" w:pos="2880"/>
+        </w:tabs>
+        <w:ind w:left="2880" w:hanging="360"/>
+      </w:pPr>
+      <w:rPr>
+        <w:rFonts w:ascii="Wingdings" w:hAnsi="Wingdings" w:hint="default"/>
+        <w:sz w:val="20"/>
+      </w:rPr>
+    </w:lvl>
+    <w:lvl w:ilvl="4" w:tentative="1">
+      <w:start w:val="1"/>
+      <w:numFmt w:val="bullet"/>
+      <w:lvlText w:val=""/>
+      <w:lvlJc w:val="left"/>
+      <w:pPr>
+        <w:tabs>
+          <w:tab w:val="num" w:pos="3600"/>
+        </w:tabs>
+        <w:ind w:left="3600" w:hanging="360"/>
+      </w:pPr>
+      <w:rPr>
+        <w:rFonts w:ascii="Wingdings" w:hAnsi="Wingdings" w:hint="default"/>
+        <w:sz w:val="20"/>
+      </w:rPr>
+    </w:lvl>
+    <w:lvl w:ilvl="5" w:tentative="1">
+      <w:start w:val="1"/>
+      <w:numFmt w:val="bullet"/>
+      <w:lvlText w:val=""/>
+      <w:lvlJc w:val="left"/>
+      <w:pPr>
+        <w:tabs>
+          <w:tab w:val="num" w:pos="4320"/>
+        </w:tabs>
+        <w:ind w:left="4320" w:hanging="360"/>
+      </w:pPr>
+      <w:rPr>
+        <w:rFonts w:ascii="Wingdings" w:hAnsi="Wingdings" w:hint="default"/>
+        <w:sz w:val="20"/>
+      </w:rPr>
+    </w:lvl>
+    <w:lvl w:ilvl="6" w:tentative="1">
+      <w:start w:val="1"/>
+      <w:numFmt w:val="bullet"/>
+      <w:lvlText w:val=""/>
+      <w:lvlJc w:val="left"/>
+      <w:pPr>
+        <w:tabs>
+          <w:tab w:val="num" w:pos="5040"/>
+        </w:tabs>
+        <w:ind w:left="5040" w:hanging="360"/>
+      </w:pPr>
+      <w:rPr>
+        <w:rFonts w:ascii="Wingdings" w:hAnsi="Wingdings" w:hint="default"/>
+        <w:sz w:val="20"/>
+      </w:rPr>
+    </w:lvl>
+    <w:lvl w:ilvl="7" w:tentative="1">
+      <w:start w:val="1"/>
+      <w:numFmt w:val="bullet"/>
+      <w:lvlText w:val=""/>
+      <w:lvlJc w:val="left"/>
+      <w:pPr>
+        <w:tabs>
+          <w:tab w:val="num" w:pos="5760"/>
+        </w:tabs>
+        <w:ind w:left="5760" w:hanging="360"/>
+      </w:pPr>
+      <w:rPr>
+        <w:rFonts w:ascii="Wingdings" w:hAnsi="Wingdings" w:hint="default"/>
+        <w:sz w:val="20"/>
+      </w:rPr>
+    </w:lvl>
+    <w:lvl w:ilvl="8" w:tentative="1">
+      <w:start w:val="1"/>
+      <w:numFmt w:val="bullet"/>
+      <w:lvlText w:val=""/>
+      <w:lvlJc w:val="left"/>
+      <w:pPr>
+        <w:tabs>
+          <w:tab w:val="num" w:pos="6480"/>
+        </w:tabs>
+        <w:ind w:left="6480" w:hanging="360"/>
+      </w:pPr>
+      <w:rPr>
+        <w:rFonts w:ascii="Wingdings" w:hAnsi="Wingdings" w:hint="default"/>
+        <w:sz w:val="20"/>
+      </w:rPr>
+    </w:lvl>
+  </w:abstractNum>
+  <w:abstractNum w:abstractNumId="12" w15:restartNumberingAfterBreak="0">
+    <w:nsid w:val="18DE209E"/>
+    <w:multiLevelType w:val="multilevel"/>
+    <w:tmpl w:val="0A467BE0"/>
+    <w:lvl w:ilvl="0">
+      <w:start w:val="1"/>
+      <w:numFmt w:val="bullet"/>
+      <w:lvlText w:val=""/>
+      <w:lvlJc w:val="left"/>
+      <w:pPr>
+        <w:tabs>
+          <w:tab w:val="num" w:pos="720"/>
+        </w:tabs>
+        <w:ind w:left="720" w:hanging="360"/>
+      </w:pPr>
+      <w:rPr>
+        <w:rFonts w:ascii="Symbol" w:hAnsi="Symbol" w:hint="default"/>
+        <w:sz w:val="20"/>
+      </w:rPr>
+    </w:lvl>
+    <w:lvl w:ilvl="1" w:tentative="1">
+      <w:start w:val="1"/>
+      <w:numFmt w:val="bullet"/>
+      <w:lvlText w:val="o"/>
+      <w:lvlJc w:val="left"/>
+      <w:pPr>
+        <w:tabs>
+          <w:tab w:val="num" w:pos="1440"/>
+        </w:tabs>
+        <w:ind w:left="1440" w:hanging="360"/>
+      </w:pPr>
+      <w:rPr>
+        <w:rFonts w:ascii="Courier New" w:hAnsi="Courier New" w:hint="default"/>
+        <w:sz w:val="20"/>
+      </w:rPr>
+    </w:lvl>
+    <w:lvl w:ilvl="2" w:tentative="1">
+      <w:start w:val="1"/>
+      <w:numFmt w:val="bullet"/>
+      <w:lvlText w:val=""/>
+      <w:lvlJc w:val="left"/>
+      <w:pPr>
+        <w:tabs>
+          <w:tab w:val="num" w:pos="2160"/>
+        </w:tabs>
+        <w:ind w:left="2160" w:hanging="360"/>
+      </w:pPr>
+      <w:rPr>
+        <w:rFonts w:ascii="Wingdings" w:hAnsi="Wingdings" w:hint="default"/>
+        <w:sz w:val="20"/>
+      </w:rPr>
+    </w:lvl>
+    <w:lvl w:ilvl="3" w:tentative="1">
+      <w:start w:val="1"/>
+      <w:numFmt w:val="bullet"/>
+      <w:lvlText w:val=""/>
+      <w:lvlJc w:val="left"/>
+      <w:pPr>
+        <w:tabs>
+          <w:tab w:val="num" w:pos="2880"/>
+        </w:tabs>
+        <w:ind w:left="2880" w:hanging="360"/>
+      </w:pPr>
+      <w:rPr>
+        <w:rFonts w:ascii="Wingdings" w:hAnsi="Wingdings" w:hint="default"/>
+        <w:sz w:val="20"/>
+      </w:rPr>
+    </w:lvl>
+    <w:lvl w:ilvl="4" w:tentative="1">
+      <w:start w:val="1"/>
+      <w:numFmt w:val="bullet"/>
+      <w:lvlText w:val=""/>
+      <w:lvlJc w:val="left"/>
+      <w:pPr>
+        <w:tabs>
+          <w:tab w:val="num" w:pos="3600"/>
+        </w:tabs>
+        <w:ind w:left="3600" w:hanging="360"/>
+      </w:pPr>
+      <w:rPr>
+        <w:rFonts w:ascii="Wingdings" w:hAnsi="Wingdings" w:hint="default"/>
+        <w:sz w:val="20"/>
+      </w:rPr>
+    </w:lvl>
+    <w:lvl w:ilvl="5" w:tentative="1">
+      <w:start w:val="1"/>
+      <w:numFmt w:val="bullet"/>
+      <w:lvlText w:val=""/>
+      <w:lvlJc w:val="left"/>
+      <w:pPr>
+        <w:tabs>
+          <w:tab w:val="num" w:pos="4320"/>
+        </w:tabs>
+        <w:ind w:left="4320" w:hanging="360"/>
+      </w:pPr>
+      <w:rPr>
+        <w:rFonts w:ascii="Wingdings" w:hAnsi="Wingdings" w:hint="default"/>
+        <w:sz w:val="20"/>
+      </w:rPr>
+    </w:lvl>
+    <w:lvl w:ilvl="6" w:tentative="1">
+      <w:start w:val="1"/>
+      <w:numFmt w:val="bullet"/>
+      <w:lvlText w:val=""/>
+      <w:lvlJc w:val="left"/>
+      <w:pPr>
+        <w:tabs>
+          <w:tab w:val="num" w:pos="5040"/>
+        </w:tabs>
+        <w:ind w:left="5040" w:hanging="360"/>
+      </w:pPr>
+      <w:rPr>
+        <w:rFonts w:ascii="Wingdings" w:hAnsi="Wingdings" w:hint="default"/>
+        <w:sz w:val="20"/>
+      </w:rPr>
+    </w:lvl>
+    <w:lvl w:ilvl="7" w:tentative="1">
+      <w:start w:val="1"/>
+      <w:numFmt w:val="bullet"/>
+      <w:lvlText w:val=""/>
+      <w:lvlJc w:val="left"/>
+      <w:pPr>
+        <w:tabs>
+          <w:tab w:val="num" w:pos="5760"/>
+        </w:tabs>
+        <w:ind w:left="5760" w:hanging="360"/>
+      </w:pPr>
+      <w:rPr>
+        <w:rFonts w:ascii="Wingdings" w:hAnsi="Wingdings" w:hint="default"/>
+        <w:sz w:val="20"/>
+      </w:rPr>
+    </w:lvl>
+    <w:lvl w:ilvl="8" w:tentative="1">
+      <w:start w:val="1"/>
+      <w:numFmt w:val="bullet"/>
+      <w:lvlText w:val=""/>
+      <w:lvlJc w:val="left"/>
+      <w:pPr>
+        <w:tabs>
+          <w:tab w:val="num" w:pos="6480"/>
+        </w:tabs>
+        <w:ind w:left="6480" w:hanging="360"/>
+      </w:pPr>
+      <w:rPr>
+        <w:rFonts w:ascii="Wingdings" w:hAnsi="Wingdings" w:hint="default"/>
+        <w:sz w:val="20"/>
+      </w:rPr>
+    </w:lvl>
+  </w:abstractNum>
+  <w:abstractNum w:abstractNumId="13" w15:restartNumberingAfterBreak="0">
+    <w:nsid w:val="19114832"/>
+    <w:multiLevelType w:val="hybridMultilevel"/>
+    <w:tmpl w:val="6A606C84"/>
+    <w:lvl w:ilvl="0" w:tplc="04090011">
+      <w:start w:val="1"/>
+      <w:numFmt w:val="decimal"/>
+      <w:lvlText w:val="%1)"/>
+      <w:lvlJc w:val="left"/>
+      <w:pPr>
+        <w:ind w:left="720" w:hanging="360"/>
+      </w:pPr>
+      <w:rPr>
+        <w:rFonts w:hint="default"/>
+      </w:rPr>
+    </w:lvl>
+    <w:lvl w:ilvl="1" w:tplc="04090019" w:tentative="1">
+      <w:start w:val="1"/>
+      <w:numFmt w:val="lowerLetter"/>
+      <w:lvlText w:val="%2."/>
+      <w:lvlJc w:val="left"/>
+      <w:pPr>
+        <w:ind w:left="1440" w:hanging="360"/>
+      </w:pPr>
+    </w:lvl>
+    <w:lvl w:ilvl="2" w:tplc="0409001B" w:tentative="1">
+      <w:start w:val="1"/>
+      <w:numFmt w:val="lowerRoman"/>
+      <w:lvlText w:val="%3."/>
+      <w:lvlJc w:val="right"/>
+      <w:pPr>
+        <w:ind w:left="2160" w:hanging="180"/>
+      </w:pPr>
+    </w:lvl>
+    <w:lvl w:ilvl="3" w:tplc="0409000F" w:tentative="1">
+      <w:start w:val="1"/>
+      <w:numFmt w:val="decimal"/>
+      <w:lvlText w:val="%4."/>
+      <w:lvlJc w:val="left"/>
+      <w:pPr>
+        <w:ind w:left="2880" w:hanging="360"/>
+      </w:pPr>
+    </w:lvl>
+    <w:lvl w:ilvl="4" w:tplc="04090019" w:tentative="1">
+      <w:start w:val="1"/>
+      <w:numFmt w:val="lowerLetter"/>
+      <w:lvlText w:val="%5."/>
+      <w:lvlJc w:val="left"/>
+      <w:pPr>
+        <w:ind w:left="3600" w:hanging="360"/>
+      </w:pPr>
+    </w:lvl>
+    <w:lvl w:ilvl="5" w:tplc="0409001B" w:tentative="1">
+      <w:start w:val="1"/>
+      <w:numFmt w:val="lowerRoman"/>
+      <w:lvlText w:val="%6."/>
+      <w:lvlJc w:val="right"/>
+      <w:pPr>
+        <w:ind w:left="4320" w:hanging="180"/>
+      </w:pPr>
+    </w:lvl>
+    <w:lvl w:ilvl="6" w:tplc="0409000F" w:tentative="1">
+      <w:start w:val="1"/>
+      <w:numFmt w:val="decimal"/>
+      <w:lvlText w:val="%7."/>
+      <w:lvlJc w:val="left"/>
+      <w:pPr>
+        <w:ind w:left="5040" w:hanging="360"/>
+      </w:pPr>
+    </w:lvl>
+    <w:lvl w:ilvl="7" w:tplc="04090019" w:tentative="1">
+      <w:start w:val="1"/>
+      <w:numFmt w:val="lowerLetter"/>
+      <w:lvlText w:val="%8."/>
+      <w:lvlJc w:val="left"/>
+      <w:pPr>
+        <w:ind w:left="5760" w:hanging="360"/>
+      </w:pPr>
+    </w:lvl>
+    <w:lvl w:ilvl="8" w:tplc="0409001B" w:tentative="1">
+      <w:start w:val="1"/>
+      <w:numFmt w:val="lowerRoman"/>
+      <w:lvlText w:val="%9."/>
+      <w:lvlJc w:val="right"/>
+      <w:pPr>
+        <w:ind w:left="6480" w:hanging="180"/>
+      </w:pPr>
+    </w:lvl>
+  </w:abstractNum>
+  <w:abstractNum w:abstractNumId="14" w15:restartNumberingAfterBreak="0">
+    <w:nsid w:val="1E3345F6"/>
+    <w:multiLevelType w:val="multilevel"/>
+    <w:tmpl w:val="4E3A5BE8"/>
+    <w:lvl w:ilvl="0">
+      <w:start w:val="1"/>
+      <w:numFmt w:val="decimal"/>
+      <w:lvlText w:val="%1."/>
+      <w:lvlJc w:val="left"/>
+      <w:pPr>
+        <w:tabs>
+          <w:tab w:val="num" w:pos="720"/>
+        </w:tabs>
+        <w:ind w:left="720" w:hanging="360"/>
+      </w:pPr>
+    </w:lvl>
+    <w:lvl w:ilvl="1" w:tentative="1">
+      <w:start w:val="1"/>
+      <w:numFmt w:val="decimal"/>
+      <w:lvlText w:val="%2."/>
+      <w:lvlJc w:val="left"/>
+      <w:pPr>
+        <w:tabs>
+          <w:tab w:val="num" w:pos="1440"/>
+        </w:tabs>
+        <w:ind w:left="1440" w:hanging="360"/>
+      </w:pPr>
+    </w:lvl>
+    <w:lvl w:ilvl="2" w:tentative="1">
+      <w:start w:val="1"/>
+      <w:numFmt w:val="decimal"/>
+      <w:lvlText w:val="%3."/>
+      <w:lvlJc w:val="left"/>
+      <w:pPr>
+        <w:tabs>
+          <w:tab w:val="num" w:pos="2160"/>
+        </w:tabs>
+        <w:ind w:left="2160" w:hanging="360"/>
+      </w:pPr>
+    </w:lvl>
+    <w:lvl w:ilvl="3" w:tentative="1">
+      <w:start w:val="1"/>
+      <w:numFmt w:val="decimal"/>
+      <w:lvlText w:val="%4."/>
+      <w:lvlJc w:val="left"/>
+      <w:pPr>
+        <w:tabs>
+          <w:tab w:val="num" w:pos="2880"/>
+        </w:tabs>
+        <w:ind w:left="2880" w:hanging="360"/>
+      </w:pPr>
+    </w:lvl>
+    <w:lvl w:ilvl="4" w:tentative="1">
+      <w:start w:val="1"/>
+      <w:numFmt w:val="decimal"/>
+      <w:lvlText w:val="%5."/>
+      <w:lvlJc w:val="left"/>
+      <w:pPr>
+        <w:tabs>
+          <w:tab w:val="num" w:pos="3600"/>
+        </w:tabs>
+        <w:ind w:left="3600" w:hanging="360"/>
+      </w:pPr>
+    </w:lvl>
+    <w:lvl w:ilvl="5" w:tentative="1">
+      <w:start w:val="1"/>
+      <w:numFmt w:val="decimal"/>
+      <w:lvlText w:val="%6."/>
+      <w:lvlJc w:val="left"/>
+      <w:pPr>
+        <w:tabs>
+          <w:tab w:val="num" w:pos="4320"/>
+        </w:tabs>
+        <w:ind w:left="4320" w:hanging="360"/>
+      </w:pPr>
+    </w:lvl>
+    <w:lvl w:ilvl="6" w:tentative="1">
+      <w:start w:val="1"/>
+      <w:numFmt w:val="decimal"/>
+      <w:lvlText w:val="%7."/>
+      <w:lvlJc w:val="left"/>
+      <w:pPr>
+        <w:tabs>
+          <w:tab w:val="num" w:pos="5040"/>
+        </w:tabs>
+        <w:ind w:left="5040" w:hanging="360"/>
+      </w:pPr>
+    </w:lvl>
+    <w:lvl w:ilvl="7" w:tentative="1">
+      <w:start w:val="1"/>
+      <w:numFmt w:val="decimal"/>
+      <w:lvlText w:val="%8."/>
+      <w:lvlJc w:val="left"/>
+      <w:pPr>
+        <w:tabs>
+          <w:tab w:val="num" w:pos="5760"/>
+        </w:tabs>
+        <w:ind w:left="5760" w:hanging="360"/>
+      </w:pPr>
+    </w:lvl>
+    <w:lvl w:ilvl="8" w:tentative="1">
+      <w:start w:val="1"/>
+      <w:numFmt w:val="decimal"/>
+      <w:lvlText w:val="%9."/>
+      <w:lvlJc w:val="left"/>
+      <w:pPr>
+        <w:tabs>
+          <w:tab w:val="num" w:pos="6480"/>
+        </w:tabs>
+        <w:ind w:left="6480" w:hanging="360"/>
+      </w:pPr>
+    </w:lvl>
+  </w:abstractNum>
+  <w:abstractNum w:abstractNumId="15" w15:restartNumberingAfterBreak="0">
     <w:nsid w:val="20384598"/>
     <w:multiLevelType w:val="hybridMultilevel"/>
     <w:tmpl w:val="57688CBC"/>
@@ -1790,7 +6650,7 @@
       </w:pPr>
     </w:lvl>
   </w:abstractNum>
-  <w:abstractNum w:abstractNumId="9" w15:restartNumberingAfterBreak="0">
+  <w:abstractNum w:abstractNumId="16" w15:restartNumberingAfterBreak="0">
     <w:nsid w:val="214209B9"/>
     <w:multiLevelType w:val="hybridMultilevel"/>
     <w:tmpl w:val="5AE20610"/>
@@ -1879,7 +6739,1220 @@
       </w:pPr>
     </w:lvl>
   </w:abstractNum>
-  <w:abstractNum w:abstractNumId="10" w15:restartNumberingAfterBreak="0">
+  <w:abstractNum w:abstractNumId="17" w15:restartNumberingAfterBreak="0">
+    <w:nsid w:val="279075D6"/>
+    <w:multiLevelType w:val="multilevel"/>
+    <w:tmpl w:val="B10E106A"/>
+    <w:lvl w:ilvl="0">
+      <w:start w:val="1"/>
+      <w:numFmt w:val="decimal"/>
+      <w:lvlText w:val="%1."/>
+      <w:lvlJc w:val="left"/>
+      <w:pPr>
+        <w:tabs>
+          <w:tab w:val="num" w:pos="720"/>
+        </w:tabs>
+        <w:ind w:left="720" w:hanging="360"/>
+      </w:pPr>
+    </w:lvl>
+    <w:lvl w:ilvl="1">
+      <w:start w:val="1"/>
+      <w:numFmt w:val="bullet"/>
+      <w:lvlText w:val="o"/>
+      <w:lvlJc w:val="left"/>
+      <w:pPr>
+        <w:tabs>
+          <w:tab w:val="num" w:pos="1440"/>
+        </w:tabs>
+        <w:ind w:left="1440" w:hanging="360"/>
+      </w:pPr>
+      <w:rPr>
+        <w:rFonts w:ascii="Courier New" w:hAnsi="Courier New" w:hint="default"/>
+        <w:sz w:val="20"/>
+      </w:rPr>
+    </w:lvl>
+    <w:lvl w:ilvl="2" w:tentative="1">
+      <w:start w:val="1"/>
+      <w:numFmt w:val="decimal"/>
+      <w:lvlText w:val="%3."/>
+      <w:lvlJc w:val="left"/>
+      <w:pPr>
+        <w:tabs>
+          <w:tab w:val="num" w:pos="2160"/>
+        </w:tabs>
+        <w:ind w:left="2160" w:hanging="360"/>
+      </w:pPr>
+    </w:lvl>
+    <w:lvl w:ilvl="3" w:tentative="1">
+      <w:start w:val="1"/>
+      <w:numFmt w:val="decimal"/>
+      <w:lvlText w:val="%4."/>
+      <w:lvlJc w:val="left"/>
+      <w:pPr>
+        <w:tabs>
+          <w:tab w:val="num" w:pos="2880"/>
+        </w:tabs>
+        <w:ind w:left="2880" w:hanging="360"/>
+      </w:pPr>
+    </w:lvl>
+    <w:lvl w:ilvl="4" w:tentative="1">
+      <w:start w:val="1"/>
+      <w:numFmt w:val="decimal"/>
+      <w:lvlText w:val="%5."/>
+      <w:lvlJc w:val="left"/>
+      <w:pPr>
+        <w:tabs>
+          <w:tab w:val="num" w:pos="3600"/>
+        </w:tabs>
+        <w:ind w:left="3600" w:hanging="360"/>
+      </w:pPr>
+    </w:lvl>
+    <w:lvl w:ilvl="5" w:tentative="1">
+      <w:start w:val="1"/>
+      <w:numFmt w:val="decimal"/>
+      <w:lvlText w:val="%6."/>
+      <w:lvlJc w:val="left"/>
+      <w:pPr>
+        <w:tabs>
+          <w:tab w:val="num" w:pos="4320"/>
+        </w:tabs>
+        <w:ind w:left="4320" w:hanging="360"/>
+      </w:pPr>
+    </w:lvl>
+    <w:lvl w:ilvl="6" w:tentative="1">
+      <w:start w:val="1"/>
+      <w:numFmt w:val="decimal"/>
+      <w:lvlText w:val="%7."/>
+      <w:lvlJc w:val="left"/>
+      <w:pPr>
+        <w:tabs>
+          <w:tab w:val="num" w:pos="5040"/>
+        </w:tabs>
+        <w:ind w:left="5040" w:hanging="360"/>
+      </w:pPr>
+    </w:lvl>
+    <w:lvl w:ilvl="7" w:tentative="1">
+      <w:start w:val="1"/>
+      <w:numFmt w:val="decimal"/>
+      <w:lvlText w:val="%8."/>
+      <w:lvlJc w:val="left"/>
+      <w:pPr>
+        <w:tabs>
+          <w:tab w:val="num" w:pos="5760"/>
+        </w:tabs>
+        <w:ind w:left="5760" w:hanging="360"/>
+      </w:pPr>
+    </w:lvl>
+    <w:lvl w:ilvl="8" w:tentative="1">
+      <w:start w:val="1"/>
+      <w:numFmt w:val="decimal"/>
+      <w:lvlText w:val="%9."/>
+      <w:lvlJc w:val="left"/>
+      <w:pPr>
+        <w:tabs>
+          <w:tab w:val="num" w:pos="6480"/>
+        </w:tabs>
+        <w:ind w:left="6480" w:hanging="360"/>
+      </w:pPr>
+    </w:lvl>
+  </w:abstractNum>
+  <w:abstractNum w:abstractNumId="18" w15:restartNumberingAfterBreak="0">
+    <w:nsid w:val="28905913"/>
+    <w:multiLevelType w:val="multilevel"/>
+    <w:tmpl w:val="CC743722"/>
+    <w:lvl w:ilvl="0">
+      <w:start w:val="1"/>
+      <w:numFmt w:val="bullet"/>
+      <w:lvlText w:val=""/>
+      <w:lvlJc w:val="left"/>
+      <w:pPr>
+        <w:tabs>
+          <w:tab w:val="num" w:pos="720"/>
+        </w:tabs>
+        <w:ind w:left="720" w:hanging="360"/>
+      </w:pPr>
+      <w:rPr>
+        <w:rFonts w:ascii="Symbol" w:hAnsi="Symbol" w:hint="default"/>
+        <w:sz w:val="20"/>
+      </w:rPr>
+    </w:lvl>
+    <w:lvl w:ilvl="1" w:tentative="1">
+      <w:start w:val="1"/>
+      <w:numFmt w:val="bullet"/>
+      <w:lvlText w:val="o"/>
+      <w:lvlJc w:val="left"/>
+      <w:pPr>
+        <w:tabs>
+          <w:tab w:val="num" w:pos="1440"/>
+        </w:tabs>
+        <w:ind w:left="1440" w:hanging="360"/>
+      </w:pPr>
+      <w:rPr>
+        <w:rFonts w:ascii="Courier New" w:hAnsi="Courier New" w:hint="default"/>
+        <w:sz w:val="20"/>
+      </w:rPr>
+    </w:lvl>
+    <w:lvl w:ilvl="2" w:tentative="1">
+      <w:start w:val="1"/>
+      <w:numFmt w:val="bullet"/>
+      <w:lvlText w:val=""/>
+      <w:lvlJc w:val="left"/>
+      <w:pPr>
+        <w:tabs>
+          <w:tab w:val="num" w:pos="2160"/>
+        </w:tabs>
+        <w:ind w:left="2160" w:hanging="360"/>
+      </w:pPr>
+      <w:rPr>
+        <w:rFonts w:ascii="Wingdings" w:hAnsi="Wingdings" w:hint="default"/>
+        <w:sz w:val="20"/>
+      </w:rPr>
+    </w:lvl>
+    <w:lvl w:ilvl="3" w:tentative="1">
+      <w:start w:val="1"/>
+      <w:numFmt w:val="bullet"/>
+      <w:lvlText w:val=""/>
+      <w:lvlJc w:val="left"/>
+      <w:pPr>
+        <w:tabs>
+          <w:tab w:val="num" w:pos="2880"/>
+        </w:tabs>
+        <w:ind w:left="2880" w:hanging="360"/>
+      </w:pPr>
+      <w:rPr>
+        <w:rFonts w:ascii="Wingdings" w:hAnsi="Wingdings" w:hint="default"/>
+        <w:sz w:val="20"/>
+      </w:rPr>
+    </w:lvl>
+    <w:lvl w:ilvl="4" w:tentative="1">
+      <w:start w:val="1"/>
+      <w:numFmt w:val="bullet"/>
+      <w:lvlText w:val=""/>
+      <w:lvlJc w:val="left"/>
+      <w:pPr>
+        <w:tabs>
+          <w:tab w:val="num" w:pos="3600"/>
+        </w:tabs>
+        <w:ind w:left="3600" w:hanging="360"/>
+      </w:pPr>
+      <w:rPr>
+        <w:rFonts w:ascii="Wingdings" w:hAnsi="Wingdings" w:hint="default"/>
+        <w:sz w:val="20"/>
+      </w:rPr>
+    </w:lvl>
+    <w:lvl w:ilvl="5" w:tentative="1">
+      <w:start w:val="1"/>
+      <w:numFmt w:val="bullet"/>
+      <w:lvlText w:val=""/>
+      <w:lvlJc w:val="left"/>
+      <w:pPr>
+        <w:tabs>
+          <w:tab w:val="num" w:pos="4320"/>
+        </w:tabs>
+        <w:ind w:left="4320" w:hanging="360"/>
+      </w:pPr>
+      <w:rPr>
+        <w:rFonts w:ascii="Wingdings" w:hAnsi="Wingdings" w:hint="default"/>
+        <w:sz w:val="20"/>
+      </w:rPr>
+    </w:lvl>
+    <w:lvl w:ilvl="6" w:tentative="1">
+      <w:start w:val="1"/>
+      <w:numFmt w:val="bullet"/>
+      <w:lvlText w:val=""/>
+      <w:lvlJc w:val="left"/>
+      <w:pPr>
+        <w:tabs>
+          <w:tab w:val="num" w:pos="5040"/>
+        </w:tabs>
+        <w:ind w:left="5040" w:hanging="360"/>
+      </w:pPr>
+      <w:rPr>
+        <w:rFonts w:ascii="Wingdings" w:hAnsi="Wingdings" w:hint="default"/>
+        <w:sz w:val="20"/>
+      </w:rPr>
+    </w:lvl>
+    <w:lvl w:ilvl="7" w:tentative="1">
+      <w:start w:val="1"/>
+      <w:numFmt w:val="bullet"/>
+      <w:lvlText w:val=""/>
+      <w:lvlJc w:val="left"/>
+      <w:pPr>
+        <w:tabs>
+          <w:tab w:val="num" w:pos="5760"/>
+        </w:tabs>
+        <w:ind w:left="5760" w:hanging="360"/>
+      </w:pPr>
+      <w:rPr>
+        <w:rFonts w:ascii="Wingdings" w:hAnsi="Wingdings" w:hint="default"/>
+        <w:sz w:val="20"/>
+      </w:rPr>
+    </w:lvl>
+    <w:lvl w:ilvl="8" w:tentative="1">
+      <w:start w:val="1"/>
+      <w:numFmt w:val="bullet"/>
+      <w:lvlText w:val=""/>
+      <w:lvlJc w:val="left"/>
+      <w:pPr>
+        <w:tabs>
+          <w:tab w:val="num" w:pos="6480"/>
+        </w:tabs>
+        <w:ind w:left="6480" w:hanging="360"/>
+      </w:pPr>
+      <w:rPr>
+        <w:rFonts w:ascii="Wingdings" w:hAnsi="Wingdings" w:hint="default"/>
+        <w:sz w:val="20"/>
+      </w:rPr>
+    </w:lvl>
+  </w:abstractNum>
+  <w:abstractNum w:abstractNumId="19" w15:restartNumberingAfterBreak="0">
+    <w:nsid w:val="2CC1203B"/>
+    <w:multiLevelType w:val="multilevel"/>
+    <w:tmpl w:val="57F48502"/>
+    <w:lvl w:ilvl="0">
+      <w:start w:val="1"/>
+      <w:numFmt w:val="bullet"/>
+      <w:lvlText w:val=""/>
+      <w:lvlJc w:val="left"/>
+      <w:pPr>
+        <w:tabs>
+          <w:tab w:val="num" w:pos="720"/>
+        </w:tabs>
+        <w:ind w:left="720" w:hanging="360"/>
+      </w:pPr>
+      <w:rPr>
+        <w:rFonts w:ascii="Symbol" w:hAnsi="Symbol" w:hint="default"/>
+        <w:sz w:val="20"/>
+      </w:rPr>
+    </w:lvl>
+    <w:lvl w:ilvl="1" w:tentative="1">
+      <w:start w:val="1"/>
+      <w:numFmt w:val="bullet"/>
+      <w:lvlText w:val="o"/>
+      <w:lvlJc w:val="left"/>
+      <w:pPr>
+        <w:tabs>
+          <w:tab w:val="num" w:pos="1440"/>
+        </w:tabs>
+        <w:ind w:left="1440" w:hanging="360"/>
+      </w:pPr>
+      <w:rPr>
+        <w:rFonts w:ascii="Courier New" w:hAnsi="Courier New" w:hint="default"/>
+        <w:sz w:val="20"/>
+      </w:rPr>
+    </w:lvl>
+    <w:lvl w:ilvl="2" w:tentative="1">
+      <w:start w:val="1"/>
+      <w:numFmt w:val="bullet"/>
+      <w:lvlText w:val=""/>
+      <w:lvlJc w:val="left"/>
+      <w:pPr>
+        <w:tabs>
+          <w:tab w:val="num" w:pos="2160"/>
+        </w:tabs>
+        <w:ind w:left="2160" w:hanging="360"/>
+      </w:pPr>
+      <w:rPr>
+        <w:rFonts w:ascii="Wingdings" w:hAnsi="Wingdings" w:hint="default"/>
+        <w:sz w:val="20"/>
+      </w:rPr>
+    </w:lvl>
+    <w:lvl w:ilvl="3" w:tentative="1">
+      <w:start w:val="1"/>
+      <w:numFmt w:val="bullet"/>
+      <w:lvlText w:val=""/>
+      <w:lvlJc w:val="left"/>
+      <w:pPr>
+        <w:tabs>
+          <w:tab w:val="num" w:pos="2880"/>
+        </w:tabs>
+        <w:ind w:left="2880" w:hanging="360"/>
+      </w:pPr>
+      <w:rPr>
+        <w:rFonts w:ascii="Wingdings" w:hAnsi="Wingdings" w:hint="default"/>
+        <w:sz w:val="20"/>
+      </w:rPr>
+    </w:lvl>
+    <w:lvl w:ilvl="4" w:tentative="1">
+      <w:start w:val="1"/>
+      <w:numFmt w:val="bullet"/>
+      <w:lvlText w:val=""/>
+      <w:lvlJc w:val="left"/>
+      <w:pPr>
+        <w:tabs>
+          <w:tab w:val="num" w:pos="3600"/>
+        </w:tabs>
+        <w:ind w:left="3600" w:hanging="360"/>
+      </w:pPr>
+      <w:rPr>
+        <w:rFonts w:ascii="Wingdings" w:hAnsi="Wingdings" w:hint="default"/>
+        <w:sz w:val="20"/>
+      </w:rPr>
+    </w:lvl>
+    <w:lvl w:ilvl="5" w:tentative="1">
+      <w:start w:val="1"/>
+      <w:numFmt w:val="bullet"/>
+      <w:lvlText w:val=""/>
+      <w:lvlJc w:val="left"/>
+      <w:pPr>
+        <w:tabs>
+          <w:tab w:val="num" w:pos="4320"/>
+        </w:tabs>
+        <w:ind w:left="4320" w:hanging="360"/>
+      </w:pPr>
+      <w:rPr>
+        <w:rFonts w:ascii="Wingdings" w:hAnsi="Wingdings" w:hint="default"/>
+        <w:sz w:val="20"/>
+      </w:rPr>
+    </w:lvl>
+    <w:lvl w:ilvl="6" w:tentative="1">
+      <w:start w:val="1"/>
+      <w:numFmt w:val="bullet"/>
+      <w:lvlText w:val=""/>
+      <w:lvlJc w:val="left"/>
+      <w:pPr>
+        <w:tabs>
+          <w:tab w:val="num" w:pos="5040"/>
+        </w:tabs>
+        <w:ind w:left="5040" w:hanging="360"/>
+      </w:pPr>
+      <w:rPr>
+        <w:rFonts w:ascii="Wingdings" w:hAnsi="Wingdings" w:hint="default"/>
+        <w:sz w:val="20"/>
+      </w:rPr>
+    </w:lvl>
+    <w:lvl w:ilvl="7" w:tentative="1">
+      <w:start w:val="1"/>
+      <w:numFmt w:val="bullet"/>
+      <w:lvlText w:val=""/>
+      <w:lvlJc w:val="left"/>
+      <w:pPr>
+        <w:tabs>
+          <w:tab w:val="num" w:pos="5760"/>
+        </w:tabs>
+        <w:ind w:left="5760" w:hanging="360"/>
+      </w:pPr>
+      <w:rPr>
+        <w:rFonts w:ascii="Wingdings" w:hAnsi="Wingdings" w:hint="default"/>
+        <w:sz w:val="20"/>
+      </w:rPr>
+    </w:lvl>
+    <w:lvl w:ilvl="8" w:tentative="1">
+      <w:start w:val="1"/>
+      <w:numFmt w:val="bullet"/>
+      <w:lvlText w:val=""/>
+      <w:lvlJc w:val="left"/>
+      <w:pPr>
+        <w:tabs>
+          <w:tab w:val="num" w:pos="6480"/>
+        </w:tabs>
+        <w:ind w:left="6480" w:hanging="360"/>
+      </w:pPr>
+      <w:rPr>
+        <w:rFonts w:ascii="Wingdings" w:hAnsi="Wingdings" w:hint="default"/>
+        <w:sz w:val="20"/>
+      </w:rPr>
+    </w:lvl>
+  </w:abstractNum>
+  <w:abstractNum w:abstractNumId="20" w15:restartNumberingAfterBreak="0">
+    <w:nsid w:val="2E511111"/>
+    <w:multiLevelType w:val="multilevel"/>
+    <w:tmpl w:val="F73C7784"/>
+    <w:lvl w:ilvl="0">
+      <w:start w:val="1"/>
+      <w:numFmt w:val="bullet"/>
+      <w:lvlText w:val=""/>
+      <w:lvlJc w:val="left"/>
+      <w:pPr>
+        <w:tabs>
+          <w:tab w:val="num" w:pos="720"/>
+        </w:tabs>
+        <w:ind w:left="720" w:hanging="360"/>
+      </w:pPr>
+      <w:rPr>
+        <w:rFonts w:ascii="Symbol" w:hAnsi="Symbol" w:hint="default"/>
+        <w:sz w:val="20"/>
+      </w:rPr>
+    </w:lvl>
+    <w:lvl w:ilvl="1" w:tentative="1">
+      <w:start w:val="1"/>
+      <w:numFmt w:val="bullet"/>
+      <w:lvlText w:val="o"/>
+      <w:lvlJc w:val="left"/>
+      <w:pPr>
+        <w:tabs>
+          <w:tab w:val="num" w:pos="1440"/>
+        </w:tabs>
+        <w:ind w:left="1440" w:hanging="360"/>
+      </w:pPr>
+      <w:rPr>
+        <w:rFonts w:ascii="Courier New" w:hAnsi="Courier New" w:hint="default"/>
+        <w:sz w:val="20"/>
+      </w:rPr>
+    </w:lvl>
+    <w:lvl w:ilvl="2" w:tentative="1">
+      <w:start w:val="1"/>
+      <w:numFmt w:val="bullet"/>
+      <w:lvlText w:val=""/>
+      <w:lvlJc w:val="left"/>
+      <w:pPr>
+        <w:tabs>
+          <w:tab w:val="num" w:pos="2160"/>
+        </w:tabs>
+        <w:ind w:left="2160" w:hanging="360"/>
+      </w:pPr>
+      <w:rPr>
+        <w:rFonts w:ascii="Wingdings" w:hAnsi="Wingdings" w:hint="default"/>
+        <w:sz w:val="20"/>
+      </w:rPr>
+    </w:lvl>
+    <w:lvl w:ilvl="3" w:tentative="1">
+      <w:start w:val="1"/>
+      <w:numFmt w:val="bullet"/>
+      <w:lvlText w:val=""/>
+      <w:lvlJc w:val="left"/>
+      <w:pPr>
+        <w:tabs>
+          <w:tab w:val="num" w:pos="2880"/>
+        </w:tabs>
+        <w:ind w:left="2880" w:hanging="360"/>
+      </w:pPr>
+      <w:rPr>
+        <w:rFonts w:ascii="Wingdings" w:hAnsi="Wingdings" w:hint="default"/>
+        <w:sz w:val="20"/>
+      </w:rPr>
+    </w:lvl>
+    <w:lvl w:ilvl="4" w:tentative="1">
+      <w:start w:val="1"/>
+      <w:numFmt w:val="bullet"/>
+      <w:lvlText w:val=""/>
+      <w:lvlJc w:val="left"/>
+      <w:pPr>
+        <w:tabs>
+          <w:tab w:val="num" w:pos="3600"/>
+        </w:tabs>
+        <w:ind w:left="3600" w:hanging="360"/>
+      </w:pPr>
+      <w:rPr>
+        <w:rFonts w:ascii="Wingdings" w:hAnsi="Wingdings" w:hint="default"/>
+        <w:sz w:val="20"/>
+      </w:rPr>
+    </w:lvl>
+    <w:lvl w:ilvl="5" w:tentative="1">
+      <w:start w:val="1"/>
+      <w:numFmt w:val="bullet"/>
+      <w:lvlText w:val=""/>
+      <w:lvlJc w:val="left"/>
+      <w:pPr>
+        <w:tabs>
+          <w:tab w:val="num" w:pos="4320"/>
+        </w:tabs>
+        <w:ind w:left="4320" w:hanging="360"/>
+      </w:pPr>
+      <w:rPr>
+        <w:rFonts w:ascii="Wingdings" w:hAnsi="Wingdings" w:hint="default"/>
+        <w:sz w:val="20"/>
+      </w:rPr>
+    </w:lvl>
+    <w:lvl w:ilvl="6" w:tentative="1">
+      <w:start w:val="1"/>
+      <w:numFmt w:val="bullet"/>
+      <w:lvlText w:val=""/>
+      <w:lvlJc w:val="left"/>
+      <w:pPr>
+        <w:tabs>
+          <w:tab w:val="num" w:pos="5040"/>
+        </w:tabs>
+        <w:ind w:left="5040" w:hanging="360"/>
+      </w:pPr>
+      <w:rPr>
+        <w:rFonts w:ascii="Wingdings" w:hAnsi="Wingdings" w:hint="default"/>
+        <w:sz w:val="20"/>
+      </w:rPr>
+    </w:lvl>
+    <w:lvl w:ilvl="7" w:tentative="1">
+      <w:start w:val="1"/>
+      <w:numFmt w:val="bullet"/>
+      <w:lvlText w:val=""/>
+      <w:lvlJc w:val="left"/>
+      <w:pPr>
+        <w:tabs>
+          <w:tab w:val="num" w:pos="5760"/>
+        </w:tabs>
+        <w:ind w:left="5760" w:hanging="360"/>
+      </w:pPr>
+      <w:rPr>
+        <w:rFonts w:ascii="Wingdings" w:hAnsi="Wingdings" w:hint="default"/>
+        <w:sz w:val="20"/>
+      </w:rPr>
+    </w:lvl>
+    <w:lvl w:ilvl="8" w:tentative="1">
+      <w:start w:val="1"/>
+      <w:numFmt w:val="bullet"/>
+      <w:lvlText w:val=""/>
+      <w:lvlJc w:val="left"/>
+      <w:pPr>
+        <w:tabs>
+          <w:tab w:val="num" w:pos="6480"/>
+        </w:tabs>
+        <w:ind w:left="6480" w:hanging="360"/>
+      </w:pPr>
+      <w:rPr>
+        <w:rFonts w:ascii="Wingdings" w:hAnsi="Wingdings" w:hint="default"/>
+        <w:sz w:val="20"/>
+      </w:rPr>
+    </w:lvl>
+  </w:abstractNum>
+  <w:abstractNum w:abstractNumId="21" w15:restartNumberingAfterBreak="0">
+    <w:nsid w:val="302C4829"/>
+    <w:multiLevelType w:val="multilevel"/>
+    <w:tmpl w:val="3D569BD0"/>
+    <w:lvl w:ilvl="0">
+      <w:start w:val="1"/>
+      <w:numFmt w:val="decimal"/>
+      <w:lvlText w:val="%1."/>
+      <w:lvlJc w:val="left"/>
+      <w:pPr>
+        <w:tabs>
+          <w:tab w:val="num" w:pos="720"/>
+        </w:tabs>
+        <w:ind w:left="720" w:hanging="360"/>
+      </w:pPr>
+    </w:lvl>
+    <w:lvl w:ilvl="1" w:tentative="1">
+      <w:start w:val="1"/>
+      <w:numFmt w:val="decimal"/>
+      <w:lvlText w:val="%2."/>
+      <w:lvlJc w:val="left"/>
+      <w:pPr>
+        <w:tabs>
+          <w:tab w:val="num" w:pos="1440"/>
+        </w:tabs>
+        <w:ind w:left="1440" w:hanging="360"/>
+      </w:pPr>
+    </w:lvl>
+    <w:lvl w:ilvl="2" w:tentative="1">
+      <w:start w:val="1"/>
+      <w:numFmt w:val="decimal"/>
+      <w:lvlText w:val="%3."/>
+      <w:lvlJc w:val="left"/>
+      <w:pPr>
+        <w:tabs>
+          <w:tab w:val="num" w:pos="2160"/>
+        </w:tabs>
+        <w:ind w:left="2160" w:hanging="360"/>
+      </w:pPr>
+    </w:lvl>
+    <w:lvl w:ilvl="3" w:tentative="1">
+      <w:start w:val="1"/>
+      <w:numFmt w:val="decimal"/>
+      <w:lvlText w:val="%4."/>
+      <w:lvlJc w:val="left"/>
+      <w:pPr>
+        <w:tabs>
+          <w:tab w:val="num" w:pos="2880"/>
+        </w:tabs>
+        <w:ind w:left="2880" w:hanging="360"/>
+      </w:pPr>
+    </w:lvl>
+    <w:lvl w:ilvl="4" w:tentative="1">
+      <w:start w:val="1"/>
+      <w:numFmt w:val="decimal"/>
+      <w:lvlText w:val="%5."/>
+      <w:lvlJc w:val="left"/>
+      <w:pPr>
+        <w:tabs>
+          <w:tab w:val="num" w:pos="3600"/>
+        </w:tabs>
+        <w:ind w:left="3600" w:hanging="360"/>
+      </w:pPr>
+    </w:lvl>
+    <w:lvl w:ilvl="5" w:tentative="1">
+      <w:start w:val="1"/>
+      <w:numFmt w:val="decimal"/>
+      <w:lvlText w:val="%6."/>
+      <w:lvlJc w:val="left"/>
+      <w:pPr>
+        <w:tabs>
+          <w:tab w:val="num" w:pos="4320"/>
+        </w:tabs>
+        <w:ind w:left="4320" w:hanging="360"/>
+      </w:pPr>
+    </w:lvl>
+    <w:lvl w:ilvl="6" w:tentative="1">
+      <w:start w:val="1"/>
+      <w:numFmt w:val="decimal"/>
+      <w:lvlText w:val="%7."/>
+      <w:lvlJc w:val="left"/>
+      <w:pPr>
+        <w:tabs>
+          <w:tab w:val="num" w:pos="5040"/>
+        </w:tabs>
+        <w:ind w:left="5040" w:hanging="360"/>
+      </w:pPr>
+    </w:lvl>
+    <w:lvl w:ilvl="7" w:tentative="1">
+      <w:start w:val="1"/>
+      <w:numFmt w:val="decimal"/>
+      <w:lvlText w:val="%8."/>
+      <w:lvlJc w:val="left"/>
+      <w:pPr>
+        <w:tabs>
+          <w:tab w:val="num" w:pos="5760"/>
+        </w:tabs>
+        <w:ind w:left="5760" w:hanging="360"/>
+      </w:pPr>
+    </w:lvl>
+    <w:lvl w:ilvl="8" w:tentative="1">
+      <w:start w:val="1"/>
+      <w:numFmt w:val="decimal"/>
+      <w:lvlText w:val="%9."/>
+      <w:lvlJc w:val="left"/>
+      <w:pPr>
+        <w:tabs>
+          <w:tab w:val="num" w:pos="6480"/>
+        </w:tabs>
+        <w:ind w:left="6480" w:hanging="360"/>
+      </w:pPr>
+    </w:lvl>
+  </w:abstractNum>
+  <w:abstractNum w:abstractNumId="22" w15:restartNumberingAfterBreak="0">
+    <w:nsid w:val="32D136E9"/>
+    <w:multiLevelType w:val="multilevel"/>
+    <w:tmpl w:val="76341C36"/>
+    <w:lvl w:ilvl="0">
+      <w:start w:val="1"/>
+      <w:numFmt w:val="bullet"/>
+      <w:lvlText w:val=""/>
+      <w:lvlJc w:val="left"/>
+      <w:pPr>
+        <w:tabs>
+          <w:tab w:val="num" w:pos="720"/>
+        </w:tabs>
+        <w:ind w:left="720" w:hanging="360"/>
+      </w:pPr>
+      <w:rPr>
+        <w:rFonts w:ascii="Symbol" w:hAnsi="Symbol" w:hint="default"/>
+        <w:sz w:val="20"/>
+      </w:rPr>
+    </w:lvl>
+    <w:lvl w:ilvl="1" w:tentative="1">
+      <w:start w:val="1"/>
+      <w:numFmt w:val="bullet"/>
+      <w:lvlText w:val="o"/>
+      <w:lvlJc w:val="left"/>
+      <w:pPr>
+        <w:tabs>
+          <w:tab w:val="num" w:pos="1440"/>
+        </w:tabs>
+        <w:ind w:left="1440" w:hanging="360"/>
+      </w:pPr>
+      <w:rPr>
+        <w:rFonts w:ascii="Courier New" w:hAnsi="Courier New" w:hint="default"/>
+        <w:sz w:val="20"/>
+      </w:rPr>
+    </w:lvl>
+    <w:lvl w:ilvl="2" w:tentative="1">
+      <w:start w:val="1"/>
+      <w:numFmt w:val="bullet"/>
+      <w:lvlText w:val=""/>
+      <w:lvlJc w:val="left"/>
+      <w:pPr>
+        <w:tabs>
+          <w:tab w:val="num" w:pos="2160"/>
+        </w:tabs>
+        <w:ind w:left="2160" w:hanging="360"/>
+      </w:pPr>
+      <w:rPr>
+        <w:rFonts w:ascii="Wingdings" w:hAnsi="Wingdings" w:hint="default"/>
+        <w:sz w:val="20"/>
+      </w:rPr>
+    </w:lvl>
+    <w:lvl w:ilvl="3" w:tentative="1">
+      <w:start w:val="1"/>
+      <w:numFmt w:val="bullet"/>
+      <w:lvlText w:val=""/>
+      <w:lvlJc w:val="left"/>
+      <w:pPr>
+        <w:tabs>
+          <w:tab w:val="num" w:pos="2880"/>
+        </w:tabs>
+        <w:ind w:left="2880" w:hanging="360"/>
+      </w:pPr>
+      <w:rPr>
+        <w:rFonts w:ascii="Wingdings" w:hAnsi="Wingdings" w:hint="default"/>
+        <w:sz w:val="20"/>
+      </w:rPr>
+    </w:lvl>
+    <w:lvl w:ilvl="4" w:tentative="1">
+      <w:start w:val="1"/>
+      <w:numFmt w:val="bullet"/>
+      <w:lvlText w:val=""/>
+      <w:lvlJc w:val="left"/>
+      <w:pPr>
+        <w:tabs>
+          <w:tab w:val="num" w:pos="3600"/>
+        </w:tabs>
+        <w:ind w:left="3600" w:hanging="360"/>
+      </w:pPr>
+      <w:rPr>
+        <w:rFonts w:ascii="Wingdings" w:hAnsi="Wingdings" w:hint="default"/>
+        <w:sz w:val="20"/>
+      </w:rPr>
+    </w:lvl>
+    <w:lvl w:ilvl="5" w:tentative="1">
+      <w:start w:val="1"/>
+      <w:numFmt w:val="bullet"/>
+      <w:lvlText w:val=""/>
+      <w:lvlJc w:val="left"/>
+      <w:pPr>
+        <w:tabs>
+          <w:tab w:val="num" w:pos="4320"/>
+        </w:tabs>
+        <w:ind w:left="4320" w:hanging="360"/>
+      </w:pPr>
+      <w:rPr>
+        <w:rFonts w:ascii="Wingdings" w:hAnsi="Wingdings" w:hint="default"/>
+        <w:sz w:val="20"/>
+      </w:rPr>
+    </w:lvl>
+    <w:lvl w:ilvl="6" w:tentative="1">
+      <w:start w:val="1"/>
+      <w:numFmt w:val="bullet"/>
+      <w:lvlText w:val=""/>
+      <w:lvlJc w:val="left"/>
+      <w:pPr>
+        <w:tabs>
+          <w:tab w:val="num" w:pos="5040"/>
+        </w:tabs>
+        <w:ind w:left="5040" w:hanging="360"/>
+      </w:pPr>
+      <w:rPr>
+        <w:rFonts w:ascii="Wingdings" w:hAnsi="Wingdings" w:hint="default"/>
+        <w:sz w:val="20"/>
+      </w:rPr>
+    </w:lvl>
+    <w:lvl w:ilvl="7" w:tentative="1">
+      <w:start w:val="1"/>
+      <w:numFmt w:val="bullet"/>
+      <w:lvlText w:val=""/>
+      <w:lvlJc w:val="left"/>
+      <w:pPr>
+        <w:tabs>
+          <w:tab w:val="num" w:pos="5760"/>
+        </w:tabs>
+        <w:ind w:left="5760" w:hanging="360"/>
+      </w:pPr>
+      <w:rPr>
+        <w:rFonts w:ascii="Wingdings" w:hAnsi="Wingdings" w:hint="default"/>
+        <w:sz w:val="20"/>
+      </w:rPr>
+    </w:lvl>
+    <w:lvl w:ilvl="8" w:tentative="1">
+      <w:start w:val="1"/>
+      <w:numFmt w:val="bullet"/>
+      <w:lvlText w:val=""/>
+      <w:lvlJc w:val="left"/>
+      <w:pPr>
+        <w:tabs>
+          <w:tab w:val="num" w:pos="6480"/>
+        </w:tabs>
+        <w:ind w:left="6480" w:hanging="360"/>
+      </w:pPr>
+      <w:rPr>
+        <w:rFonts w:ascii="Wingdings" w:hAnsi="Wingdings" w:hint="default"/>
+        <w:sz w:val="20"/>
+      </w:rPr>
+    </w:lvl>
+  </w:abstractNum>
+  <w:abstractNum w:abstractNumId="23" w15:restartNumberingAfterBreak="0">
+    <w:nsid w:val="32D72C78"/>
+    <w:multiLevelType w:val="multilevel"/>
+    <w:tmpl w:val="53DEC318"/>
+    <w:lvl w:ilvl="0">
+      <w:start w:val="1"/>
+      <w:numFmt w:val="bullet"/>
+      <w:lvlText w:val=""/>
+      <w:lvlJc w:val="left"/>
+      <w:pPr>
+        <w:tabs>
+          <w:tab w:val="num" w:pos="720"/>
+        </w:tabs>
+        <w:ind w:left="720" w:hanging="360"/>
+      </w:pPr>
+      <w:rPr>
+        <w:rFonts w:ascii="Symbol" w:hAnsi="Symbol" w:hint="default"/>
+        <w:sz w:val="20"/>
+      </w:rPr>
+    </w:lvl>
+    <w:lvl w:ilvl="1" w:tentative="1">
+      <w:start w:val="1"/>
+      <w:numFmt w:val="bullet"/>
+      <w:lvlText w:val="o"/>
+      <w:lvlJc w:val="left"/>
+      <w:pPr>
+        <w:tabs>
+          <w:tab w:val="num" w:pos="1440"/>
+        </w:tabs>
+        <w:ind w:left="1440" w:hanging="360"/>
+      </w:pPr>
+      <w:rPr>
+        <w:rFonts w:ascii="Courier New" w:hAnsi="Courier New" w:hint="default"/>
+        <w:sz w:val="20"/>
+      </w:rPr>
+    </w:lvl>
+    <w:lvl w:ilvl="2" w:tentative="1">
+      <w:start w:val="1"/>
+      <w:numFmt w:val="bullet"/>
+      <w:lvlText w:val=""/>
+      <w:lvlJc w:val="left"/>
+      <w:pPr>
+        <w:tabs>
+          <w:tab w:val="num" w:pos="2160"/>
+        </w:tabs>
+        <w:ind w:left="2160" w:hanging="360"/>
+      </w:pPr>
+      <w:rPr>
+        <w:rFonts w:ascii="Wingdings" w:hAnsi="Wingdings" w:hint="default"/>
+        <w:sz w:val="20"/>
+      </w:rPr>
+    </w:lvl>
+    <w:lvl w:ilvl="3" w:tentative="1">
+      <w:start w:val="1"/>
+      <w:numFmt w:val="bullet"/>
+      <w:lvlText w:val=""/>
+      <w:lvlJc w:val="left"/>
+      <w:pPr>
+        <w:tabs>
+          <w:tab w:val="num" w:pos="2880"/>
+        </w:tabs>
+        <w:ind w:left="2880" w:hanging="360"/>
+      </w:pPr>
+      <w:rPr>
+        <w:rFonts w:ascii="Wingdings" w:hAnsi="Wingdings" w:hint="default"/>
+        <w:sz w:val="20"/>
+      </w:rPr>
+    </w:lvl>
+    <w:lvl w:ilvl="4" w:tentative="1">
+      <w:start w:val="1"/>
+      <w:numFmt w:val="bullet"/>
+      <w:lvlText w:val=""/>
+      <w:lvlJc w:val="left"/>
+      <w:pPr>
+        <w:tabs>
+          <w:tab w:val="num" w:pos="3600"/>
+        </w:tabs>
+        <w:ind w:left="3600" w:hanging="360"/>
+      </w:pPr>
+      <w:rPr>
+        <w:rFonts w:ascii="Wingdings" w:hAnsi="Wingdings" w:hint="default"/>
+        <w:sz w:val="20"/>
+      </w:rPr>
+    </w:lvl>
+    <w:lvl w:ilvl="5" w:tentative="1">
+      <w:start w:val="1"/>
+      <w:numFmt w:val="bullet"/>
+      <w:lvlText w:val=""/>
+      <w:lvlJc w:val="left"/>
+      <w:pPr>
+        <w:tabs>
+          <w:tab w:val="num" w:pos="4320"/>
+        </w:tabs>
+        <w:ind w:left="4320" w:hanging="360"/>
+      </w:pPr>
+      <w:rPr>
+        <w:rFonts w:ascii="Wingdings" w:hAnsi="Wingdings" w:hint="default"/>
+        <w:sz w:val="20"/>
+      </w:rPr>
+    </w:lvl>
+    <w:lvl w:ilvl="6" w:tentative="1">
+      <w:start w:val="1"/>
+      <w:numFmt w:val="bullet"/>
+      <w:lvlText w:val=""/>
+      <w:lvlJc w:val="left"/>
+      <w:pPr>
+        <w:tabs>
+          <w:tab w:val="num" w:pos="5040"/>
+        </w:tabs>
+        <w:ind w:left="5040" w:hanging="360"/>
+      </w:pPr>
+      <w:rPr>
+        <w:rFonts w:ascii="Wingdings" w:hAnsi="Wingdings" w:hint="default"/>
+        <w:sz w:val="20"/>
+      </w:rPr>
+    </w:lvl>
+    <w:lvl w:ilvl="7" w:tentative="1">
+      <w:start w:val="1"/>
+      <w:numFmt w:val="bullet"/>
+      <w:lvlText w:val=""/>
+      <w:lvlJc w:val="left"/>
+      <w:pPr>
+        <w:tabs>
+          <w:tab w:val="num" w:pos="5760"/>
+        </w:tabs>
+        <w:ind w:left="5760" w:hanging="360"/>
+      </w:pPr>
+      <w:rPr>
+        <w:rFonts w:ascii="Wingdings" w:hAnsi="Wingdings" w:hint="default"/>
+        <w:sz w:val="20"/>
+      </w:rPr>
+    </w:lvl>
+    <w:lvl w:ilvl="8" w:tentative="1">
+      <w:start w:val="1"/>
+      <w:numFmt w:val="bullet"/>
+      <w:lvlText w:val=""/>
+      <w:lvlJc w:val="left"/>
+      <w:pPr>
+        <w:tabs>
+          <w:tab w:val="num" w:pos="6480"/>
+        </w:tabs>
+        <w:ind w:left="6480" w:hanging="360"/>
+      </w:pPr>
+      <w:rPr>
+        <w:rFonts w:ascii="Wingdings" w:hAnsi="Wingdings" w:hint="default"/>
+        <w:sz w:val="20"/>
+      </w:rPr>
+    </w:lvl>
+  </w:abstractNum>
+  <w:abstractNum w:abstractNumId="24" w15:restartNumberingAfterBreak="0">
+    <w:nsid w:val="34A02C2B"/>
+    <w:multiLevelType w:val="hybridMultilevel"/>
+    <w:tmpl w:val="8C341800"/>
+    <w:lvl w:ilvl="0" w:tplc="04090011">
+      <w:start w:val="1"/>
+      <w:numFmt w:val="decimal"/>
+      <w:lvlText w:val="%1)"/>
+      <w:lvlJc w:val="left"/>
+      <w:pPr>
+        <w:ind w:left="720" w:hanging="360"/>
+      </w:pPr>
+      <w:rPr>
+        <w:rFonts w:hint="default"/>
+      </w:rPr>
+    </w:lvl>
+    <w:lvl w:ilvl="1" w:tplc="04090019">
+      <w:start w:val="1"/>
+      <w:numFmt w:val="lowerLetter"/>
+      <w:lvlText w:val="%2."/>
+      <w:lvlJc w:val="left"/>
+      <w:pPr>
+        <w:ind w:left="1440" w:hanging="360"/>
+      </w:pPr>
+    </w:lvl>
+    <w:lvl w:ilvl="2" w:tplc="0409001B" w:tentative="1">
+      <w:start w:val="1"/>
+      <w:numFmt w:val="lowerRoman"/>
+      <w:lvlText w:val="%3."/>
+      <w:lvlJc w:val="right"/>
+      <w:pPr>
+        <w:ind w:left="2160" w:hanging="180"/>
+      </w:pPr>
+    </w:lvl>
+    <w:lvl w:ilvl="3" w:tplc="0409000F" w:tentative="1">
+      <w:start w:val="1"/>
+      <w:numFmt w:val="decimal"/>
+      <w:lvlText w:val="%4."/>
+      <w:lvlJc w:val="left"/>
+      <w:pPr>
+        <w:ind w:left="2880" w:hanging="360"/>
+      </w:pPr>
+    </w:lvl>
+    <w:lvl w:ilvl="4" w:tplc="04090019" w:tentative="1">
+      <w:start w:val="1"/>
+      <w:numFmt w:val="lowerLetter"/>
+      <w:lvlText w:val="%5."/>
+      <w:lvlJc w:val="left"/>
+      <w:pPr>
+        <w:ind w:left="3600" w:hanging="360"/>
+      </w:pPr>
+    </w:lvl>
+    <w:lvl w:ilvl="5" w:tplc="0409001B" w:tentative="1">
+      <w:start w:val="1"/>
+      <w:numFmt w:val="lowerRoman"/>
+      <w:lvlText w:val="%6."/>
+      <w:lvlJc w:val="right"/>
+      <w:pPr>
+        <w:ind w:left="4320" w:hanging="180"/>
+      </w:pPr>
+    </w:lvl>
+    <w:lvl w:ilvl="6" w:tplc="0409000F" w:tentative="1">
+      <w:start w:val="1"/>
+      <w:numFmt w:val="decimal"/>
+      <w:lvlText w:val="%7."/>
+      <w:lvlJc w:val="left"/>
+      <w:pPr>
+        <w:ind w:left="5040" w:hanging="360"/>
+      </w:pPr>
+    </w:lvl>
+    <w:lvl w:ilvl="7" w:tplc="04090019" w:tentative="1">
+      <w:start w:val="1"/>
+      <w:numFmt w:val="lowerLetter"/>
+      <w:lvlText w:val="%8."/>
+      <w:lvlJc w:val="left"/>
+      <w:pPr>
+        <w:ind w:left="5760" w:hanging="360"/>
+      </w:pPr>
+    </w:lvl>
+    <w:lvl w:ilvl="8" w:tplc="0409001B" w:tentative="1">
+      <w:start w:val="1"/>
+      <w:numFmt w:val="lowerRoman"/>
+      <w:lvlText w:val="%9."/>
+      <w:lvlJc w:val="right"/>
+      <w:pPr>
+        <w:ind w:left="6480" w:hanging="180"/>
+      </w:pPr>
+    </w:lvl>
+  </w:abstractNum>
+  <w:abstractNum w:abstractNumId="25" w15:restartNumberingAfterBreak="0">
+    <w:nsid w:val="3564002D"/>
+    <w:multiLevelType w:val="multilevel"/>
+    <w:tmpl w:val="F41808B2"/>
+    <w:lvl w:ilvl="0">
+      <w:start w:val="1"/>
+      <w:numFmt w:val="bullet"/>
+      <w:lvlText w:val=""/>
+      <w:lvlJc w:val="left"/>
+      <w:pPr>
+        <w:tabs>
+          <w:tab w:val="num" w:pos="720"/>
+        </w:tabs>
+        <w:ind w:left="720" w:hanging="360"/>
+      </w:pPr>
+      <w:rPr>
+        <w:rFonts w:ascii="Symbol" w:hAnsi="Symbol" w:hint="default"/>
+        <w:sz w:val="20"/>
+      </w:rPr>
+    </w:lvl>
+    <w:lvl w:ilvl="1" w:tentative="1">
+      <w:start w:val="1"/>
+      <w:numFmt w:val="bullet"/>
+      <w:lvlText w:val="o"/>
+      <w:lvlJc w:val="left"/>
+      <w:pPr>
+        <w:tabs>
+          <w:tab w:val="num" w:pos="1440"/>
+        </w:tabs>
+        <w:ind w:left="1440" w:hanging="360"/>
+      </w:pPr>
+      <w:rPr>
+        <w:rFonts w:ascii="Courier New" w:hAnsi="Courier New" w:hint="default"/>
+        <w:sz w:val="20"/>
+      </w:rPr>
+    </w:lvl>
+    <w:lvl w:ilvl="2" w:tentative="1">
+      <w:start w:val="1"/>
+      <w:numFmt w:val="bullet"/>
+      <w:lvlText w:val=""/>
+      <w:lvlJc w:val="left"/>
+      <w:pPr>
+        <w:tabs>
+          <w:tab w:val="num" w:pos="2160"/>
+        </w:tabs>
+        <w:ind w:left="2160" w:hanging="360"/>
+      </w:pPr>
+      <w:rPr>
+        <w:rFonts w:ascii="Wingdings" w:hAnsi="Wingdings" w:hint="default"/>
+        <w:sz w:val="20"/>
+      </w:rPr>
+    </w:lvl>
+    <w:lvl w:ilvl="3" w:tentative="1">
+      <w:start w:val="1"/>
+      <w:numFmt w:val="bullet"/>
+      <w:lvlText w:val=""/>
+      <w:lvlJc w:val="left"/>
+      <w:pPr>
+        <w:tabs>
+          <w:tab w:val="num" w:pos="2880"/>
+        </w:tabs>
+        <w:ind w:left="2880" w:hanging="360"/>
+      </w:pPr>
+      <w:rPr>
+        <w:rFonts w:ascii="Wingdings" w:hAnsi="Wingdings" w:hint="default"/>
+        <w:sz w:val="20"/>
+      </w:rPr>
+    </w:lvl>
+    <w:lvl w:ilvl="4" w:tentative="1">
+      <w:start w:val="1"/>
+      <w:numFmt w:val="bullet"/>
+      <w:lvlText w:val=""/>
+      <w:lvlJc w:val="left"/>
+      <w:pPr>
+        <w:tabs>
+          <w:tab w:val="num" w:pos="3600"/>
+        </w:tabs>
+        <w:ind w:left="3600" w:hanging="360"/>
+      </w:pPr>
+      <w:rPr>
+        <w:rFonts w:ascii="Wingdings" w:hAnsi="Wingdings" w:hint="default"/>
+        <w:sz w:val="20"/>
+      </w:rPr>
+    </w:lvl>
+    <w:lvl w:ilvl="5" w:tentative="1">
+      <w:start w:val="1"/>
+      <w:numFmt w:val="bullet"/>
+      <w:lvlText w:val=""/>
+      <w:lvlJc w:val="left"/>
+      <w:pPr>
+        <w:tabs>
+          <w:tab w:val="num" w:pos="4320"/>
+        </w:tabs>
+        <w:ind w:left="4320" w:hanging="360"/>
+      </w:pPr>
+      <w:rPr>
+        <w:rFonts w:ascii="Wingdings" w:hAnsi="Wingdings" w:hint="default"/>
+        <w:sz w:val="20"/>
+      </w:rPr>
+    </w:lvl>
+    <w:lvl w:ilvl="6" w:tentative="1">
+      <w:start w:val="1"/>
+      <w:numFmt w:val="bullet"/>
+      <w:lvlText w:val=""/>
+      <w:lvlJc w:val="left"/>
+      <w:pPr>
+        <w:tabs>
+          <w:tab w:val="num" w:pos="5040"/>
+        </w:tabs>
+        <w:ind w:left="5040" w:hanging="360"/>
+      </w:pPr>
+      <w:rPr>
+        <w:rFonts w:ascii="Wingdings" w:hAnsi="Wingdings" w:hint="default"/>
+        <w:sz w:val="20"/>
+      </w:rPr>
+    </w:lvl>
+    <w:lvl w:ilvl="7" w:tentative="1">
+      <w:start w:val="1"/>
+      <w:numFmt w:val="bullet"/>
+      <w:lvlText w:val=""/>
+      <w:lvlJc w:val="left"/>
+      <w:pPr>
+        <w:tabs>
+          <w:tab w:val="num" w:pos="5760"/>
+        </w:tabs>
+        <w:ind w:left="5760" w:hanging="360"/>
+      </w:pPr>
+      <w:rPr>
+        <w:rFonts w:ascii="Wingdings" w:hAnsi="Wingdings" w:hint="default"/>
+        <w:sz w:val="20"/>
+      </w:rPr>
+    </w:lvl>
+    <w:lvl w:ilvl="8" w:tentative="1">
+      <w:start w:val="1"/>
+      <w:numFmt w:val="bullet"/>
+      <w:lvlText w:val=""/>
+      <w:lvlJc w:val="left"/>
+      <w:pPr>
+        <w:tabs>
+          <w:tab w:val="num" w:pos="6480"/>
+        </w:tabs>
+        <w:ind w:left="6480" w:hanging="360"/>
+      </w:pPr>
+      <w:rPr>
+        <w:rFonts w:ascii="Wingdings" w:hAnsi="Wingdings" w:hint="default"/>
+        <w:sz w:val="20"/>
+      </w:rPr>
+    </w:lvl>
+  </w:abstractNum>
+  <w:abstractNum w:abstractNumId="26" w15:restartNumberingAfterBreak="0">
     <w:nsid w:val="36E64683"/>
     <w:multiLevelType w:val="hybridMultilevel"/>
     <w:tmpl w:val="3378094A"/>
@@ -1967,7 +8040,7 @@
       </w:pPr>
     </w:lvl>
   </w:abstractNum>
-  <w:abstractNum w:abstractNumId="11" w15:restartNumberingAfterBreak="0">
+  <w:abstractNum w:abstractNumId="27" w15:restartNumberingAfterBreak="0">
     <w:nsid w:val="3A0D40BD"/>
     <w:multiLevelType w:val="hybridMultilevel"/>
     <w:tmpl w:val="BC3CC3D4"/>
@@ -2080,7 +8153,1071 @@
       </w:rPr>
     </w:lvl>
   </w:abstractNum>
-  <w:abstractNum w:abstractNumId="12" w15:restartNumberingAfterBreak="0">
+  <w:abstractNum w:abstractNumId="28" w15:restartNumberingAfterBreak="0">
+    <w:nsid w:val="59903B8A"/>
+    <w:multiLevelType w:val="multilevel"/>
+    <w:tmpl w:val="A846F89E"/>
+    <w:lvl w:ilvl="0">
+      <w:start w:val="1"/>
+      <w:numFmt w:val="bullet"/>
+      <w:lvlText w:val=""/>
+      <w:lvlJc w:val="left"/>
+      <w:pPr>
+        <w:tabs>
+          <w:tab w:val="num" w:pos="720"/>
+        </w:tabs>
+        <w:ind w:left="720" w:hanging="360"/>
+      </w:pPr>
+      <w:rPr>
+        <w:rFonts w:ascii="Symbol" w:hAnsi="Symbol" w:hint="default"/>
+        <w:sz w:val="20"/>
+      </w:rPr>
+    </w:lvl>
+    <w:lvl w:ilvl="1" w:tentative="1">
+      <w:start w:val="1"/>
+      <w:numFmt w:val="bullet"/>
+      <w:lvlText w:val="o"/>
+      <w:lvlJc w:val="left"/>
+      <w:pPr>
+        <w:tabs>
+          <w:tab w:val="num" w:pos="1440"/>
+        </w:tabs>
+        <w:ind w:left="1440" w:hanging="360"/>
+      </w:pPr>
+      <w:rPr>
+        <w:rFonts w:ascii="Courier New" w:hAnsi="Courier New" w:hint="default"/>
+        <w:sz w:val="20"/>
+      </w:rPr>
+    </w:lvl>
+    <w:lvl w:ilvl="2" w:tentative="1">
+      <w:start w:val="1"/>
+      <w:numFmt w:val="bullet"/>
+      <w:lvlText w:val=""/>
+      <w:lvlJc w:val="left"/>
+      <w:pPr>
+        <w:tabs>
+          <w:tab w:val="num" w:pos="2160"/>
+        </w:tabs>
+        <w:ind w:left="2160" w:hanging="360"/>
+      </w:pPr>
+      <w:rPr>
+        <w:rFonts w:ascii="Wingdings" w:hAnsi="Wingdings" w:hint="default"/>
+        <w:sz w:val="20"/>
+      </w:rPr>
+    </w:lvl>
+    <w:lvl w:ilvl="3" w:tentative="1">
+      <w:start w:val="1"/>
+      <w:numFmt w:val="bullet"/>
+      <w:lvlText w:val=""/>
+      <w:lvlJc w:val="left"/>
+      <w:pPr>
+        <w:tabs>
+          <w:tab w:val="num" w:pos="2880"/>
+        </w:tabs>
+        <w:ind w:left="2880" w:hanging="360"/>
+      </w:pPr>
+      <w:rPr>
+        <w:rFonts w:ascii="Wingdings" w:hAnsi="Wingdings" w:hint="default"/>
+        <w:sz w:val="20"/>
+      </w:rPr>
+    </w:lvl>
+    <w:lvl w:ilvl="4" w:tentative="1">
+      <w:start w:val="1"/>
+      <w:numFmt w:val="bullet"/>
+      <w:lvlText w:val=""/>
+      <w:lvlJc w:val="left"/>
+      <w:pPr>
+        <w:tabs>
+          <w:tab w:val="num" w:pos="3600"/>
+        </w:tabs>
+        <w:ind w:left="3600" w:hanging="360"/>
+      </w:pPr>
+      <w:rPr>
+        <w:rFonts w:ascii="Wingdings" w:hAnsi="Wingdings" w:hint="default"/>
+        <w:sz w:val="20"/>
+      </w:rPr>
+    </w:lvl>
+    <w:lvl w:ilvl="5" w:tentative="1">
+      <w:start w:val="1"/>
+      <w:numFmt w:val="bullet"/>
+      <w:lvlText w:val=""/>
+      <w:lvlJc w:val="left"/>
+      <w:pPr>
+        <w:tabs>
+          <w:tab w:val="num" w:pos="4320"/>
+        </w:tabs>
+        <w:ind w:left="4320" w:hanging="360"/>
+      </w:pPr>
+      <w:rPr>
+        <w:rFonts w:ascii="Wingdings" w:hAnsi="Wingdings" w:hint="default"/>
+        <w:sz w:val="20"/>
+      </w:rPr>
+    </w:lvl>
+    <w:lvl w:ilvl="6" w:tentative="1">
+      <w:start w:val="1"/>
+      <w:numFmt w:val="bullet"/>
+      <w:lvlText w:val=""/>
+      <w:lvlJc w:val="left"/>
+      <w:pPr>
+        <w:tabs>
+          <w:tab w:val="num" w:pos="5040"/>
+        </w:tabs>
+        <w:ind w:left="5040" w:hanging="360"/>
+      </w:pPr>
+      <w:rPr>
+        <w:rFonts w:ascii="Wingdings" w:hAnsi="Wingdings" w:hint="default"/>
+        <w:sz w:val="20"/>
+      </w:rPr>
+    </w:lvl>
+    <w:lvl w:ilvl="7" w:tentative="1">
+      <w:start w:val="1"/>
+      <w:numFmt w:val="bullet"/>
+      <w:lvlText w:val=""/>
+      <w:lvlJc w:val="left"/>
+      <w:pPr>
+        <w:tabs>
+          <w:tab w:val="num" w:pos="5760"/>
+        </w:tabs>
+        <w:ind w:left="5760" w:hanging="360"/>
+      </w:pPr>
+      <w:rPr>
+        <w:rFonts w:ascii="Wingdings" w:hAnsi="Wingdings" w:hint="default"/>
+        <w:sz w:val="20"/>
+      </w:rPr>
+    </w:lvl>
+    <w:lvl w:ilvl="8" w:tentative="1">
+      <w:start w:val="1"/>
+      <w:numFmt w:val="bullet"/>
+      <w:lvlText w:val=""/>
+      <w:lvlJc w:val="left"/>
+      <w:pPr>
+        <w:tabs>
+          <w:tab w:val="num" w:pos="6480"/>
+        </w:tabs>
+        <w:ind w:left="6480" w:hanging="360"/>
+      </w:pPr>
+      <w:rPr>
+        <w:rFonts w:ascii="Wingdings" w:hAnsi="Wingdings" w:hint="default"/>
+        <w:sz w:val="20"/>
+      </w:rPr>
+    </w:lvl>
+  </w:abstractNum>
+  <w:abstractNum w:abstractNumId="29" w15:restartNumberingAfterBreak="0">
+    <w:nsid w:val="5B4C44F1"/>
+    <w:multiLevelType w:val="multilevel"/>
+    <w:tmpl w:val="3526631C"/>
+    <w:lvl w:ilvl="0">
+      <w:start w:val="1"/>
+      <w:numFmt w:val="bullet"/>
+      <w:lvlText w:val=""/>
+      <w:lvlJc w:val="left"/>
+      <w:pPr>
+        <w:tabs>
+          <w:tab w:val="num" w:pos="720"/>
+        </w:tabs>
+        <w:ind w:left="720" w:hanging="360"/>
+      </w:pPr>
+      <w:rPr>
+        <w:rFonts w:ascii="Symbol" w:hAnsi="Symbol" w:hint="default"/>
+        <w:sz w:val="20"/>
+      </w:rPr>
+    </w:lvl>
+    <w:lvl w:ilvl="1" w:tentative="1">
+      <w:start w:val="1"/>
+      <w:numFmt w:val="bullet"/>
+      <w:lvlText w:val="o"/>
+      <w:lvlJc w:val="left"/>
+      <w:pPr>
+        <w:tabs>
+          <w:tab w:val="num" w:pos="1440"/>
+        </w:tabs>
+        <w:ind w:left="1440" w:hanging="360"/>
+      </w:pPr>
+      <w:rPr>
+        <w:rFonts w:ascii="Courier New" w:hAnsi="Courier New" w:hint="default"/>
+        <w:sz w:val="20"/>
+      </w:rPr>
+    </w:lvl>
+    <w:lvl w:ilvl="2" w:tentative="1">
+      <w:start w:val="1"/>
+      <w:numFmt w:val="bullet"/>
+      <w:lvlText w:val=""/>
+      <w:lvlJc w:val="left"/>
+      <w:pPr>
+        <w:tabs>
+          <w:tab w:val="num" w:pos="2160"/>
+        </w:tabs>
+        <w:ind w:left="2160" w:hanging="360"/>
+      </w:pPr>
+      <w:rPr>
+        <w:rFonts w:ascii="Wingdings" w:hAnsi="Wingdings" w:hint="default"/>
+        <w:sz w:val="20"/>
+      </w:rPr>
+    </w:lvl>
+    <w:lvl w:ilvl="3" w:tentative="1">
+      <w:start w:val="1"/>
+      <w:numFmt w:val="bullet"/>
+      <w:lvlText w:val=""/>
+      <w:lvlJc w:val="left"/>
+      <w:pPr>
+        <w:tabs>
+          <w:tab w:val="num" w:pos="2880"/>
+        </w:tabs>
+        <w:ind w:left="2880" w:hanging="360"/>
+      </w:pPr>
+      <w:rPr>
+        <w:rFonts w:ascii="Wingdings" w:hAnsi="Wingdings" w:hint="default"/>
+        <w:sz w:val="20"/>
+      </w:rPr>
+    </w:lvl>
+    <w:lvl w:ilvl="4" w:tentative="1">
+      <w:start w:val="1"/>
+      <w:numFmt w:val="bullet"/>
+      <w:lvlText w:val=""/>
+      <w:lvlJc w:val="left"/>
+      <w:pPr>
+        <w:tabs>
+          <w:tab w:val="num" w:pos="3600"/>
+        </w:tabs>
+        <w:ind w:left="3600" w:hanging="360"/>
+      </w:pPr>
+      <w:rPr>
+        <w:rFonts w:ascii="Wingdings" w:hAnsi="Wingdings" w:hint="default"/>
+        <w:sz w:val="20"/>
+      </w:rPr>
+    </w:lvl>
+    <w:lvl w:ilvl="5" w:tentative="1">
+      <w:start w:val="1"/>
+      <w:numFmt w:val="bullet"/>
+      <w:lvlText w:val=""/>
+      <w:lvlJc w:val="left"/>
+      <w:pPr>
+        <w:tabs>
+          <w:tab w:val="num" w:pos="4320"/>
+        </w:tabs>
+        <w:ind w:left="4320" w:hanging="360"/>
+      </w:pPr>
+      <w:rPr>
+        <w:rFonts w:ascii="Wingdings" w:hAnsi="Wingdings" w:hint="default"/>
+        <w:sz w:val="20"/>
+      </w:rPr>
+    </w:lvl>
+    <w:lvl w:ilvl="6" w:tentative="1">
+      <w:start w:val="1"/>
+      <w:numFmt w:val="bullet"/>
+      <w:lvlText w:val=""/>
+      <w:lvlJc w:val="left"/>
+      <w:pPr>
+        <w:tabs>
+          <w:tab w:val="num" w:pos="5040"/>
+        </w:tabs>
+        <w:ind w:left="5040" w:hanging="360"/>
+      </w:pPr>
+      <w:rPr>
+        <w:rFonts w:ascii="Wingdings" w:hAnsi="Wingdings" w:hint="default"/>
+        <w:sz w:val="20"/>
+      </w:rPr>
+    </w:lvl>
+    <w:lvl w:ilvl="7" w:tentative="1">
+      <w:start w:val="1"/>
+      <w:numFmt w:val="bullet"/>
+      <w:lvlText w:val=""/>
+      <w:lvlJc w:val="left"/>
+      <w:pPr>
+        <w:tabs>
+          <w:tab w:val="num" w:pos="5760"/>
+        </w:tabs>
+        <w:ind w:left="5760" w:hanging="360"/>
+      </w:pPr>
+      <w:rPr>
+        <w:rFonts w:ascii="Wingdings" w:hAnsi="Wingdings" w:hint="default"/>
+        <w:sz w:val="20"/>
+      </w:rPr>
+    </w:lvl>
+    <w:lvl w:ilvl="8" w:tentative="1">
+      <w:start w:val="1"/>
+      <w:numFmt w:val="bullet"/>
+      <w:lvlText w:val=""/>
+      <w:lvlJc w:val="left"/>
+      <w:pPr>
+        <w:tabs>
+          <w:tab w:val="num" w:pos="6480"/>
+        </w:tabs>
+        <w:ind w:left="6480" w:hanging="360"/>
+      </w:pPr>
+      <w:rPr>
+        <w:rFonts w:ascii="Wingdings" w:hAnsi="Wingdings" w:hint="default"/>
+        <w:sz w:val="20"/>
+      </w:rPr>
+    </w:lvl>
+  </w:abstractNum>
+  <w:abstractNum w:abstractNumId="30" w15:restartNumberingAfterBreak="0">
+    <w:nsid w:val="5C7E1386"/>
+    <w:multiLevelType w:val="multilevel"/>
+    <w:tmpl w:val="790C5BC6"/>
+    <w:lvl w:ilvl="0">
+      <w:start w:val="1"/>
+      <w:numFmt w:val="decimal"/>
+      <w:lvlText w:val="%1."/>
+      <w:lvlJc w:val="left"/>
+      <w:pPr>
+        <w:tabs>
+          <w:tab w:val="num" w:pos="720"/>
+        </w:tabs>
+        <w:ind w:left="720" w:hanging="360"/>
+      </w:pPr>
+    </w:lvl>
+    <w:lvl w:ilvl="1">
+      <w:start w:val="1"/>
+      <w:numFmt w:val="bullet"/>
+      <w:lvlText w:val="o"/>
+      <w:lvlJc w:val="left"/>
+      <w:pPr>
+        <w:tabs>
+          <w:tab w:val="num" w:pos="1440"/>
+        </w:tabs>
+        <w:ind w:left="1440" w:hanging="360"/>
+      </w:pPr>
+      <w:rPr>
+        <w:rFonts w:ascii="Courier New" w:hAnsi="Courier New" w:hint="default"/>
+        <w:sz w:val="20"/>
+      </w:rPr>
+    </w:lvl>
+    <w:lvl w:ilvl="2" w:tentative="1">
+      <w:start w:val="1"/>
+      <w:numFmt w:val="decimal"/>
+      <w:lvlText w:val="%3."/>
+      <w:lvlJc w:val="left"/>
+      <w:pPr>
+        <w:tabs>
+          <w:tab w:val="num" w:pos="2160"/>
+        </w:tabs>
+        <w:ind w:left="2160" w:hanging="360"/>
+      </w:pPr>
+    </w:lvl>
+    <w:lvl w:ilvl="3" w:tentative="1">
+      <w:start w:val="1"/>
+      <w:numFmt w:val="decimal"/>
+      <w:lvlText w:val="%4."/>
+      <w:lvlJc w:val="left"/>
+      <w:pPr>
+        <w:tabs>
+          <w:tab w:val="num" w:pos="2880"/>
+        </w:tabs>
+        <w:ind w:left="2880" w:hanging="360"/>
+      </w:pPr>
+    </w:lvl>
+    <w:lvl w:ilvl="4" w:tentative="1">
+      <w:start w:val="1"/>
+      <w:numFmt w:val="decimal"/>
+      <w:lvlText w:val="%5."/>
+      <w:lvlJc w:val="left"/>
+      <w:pPr>
+        <w:tabs>
+          <w:tab w:val="num" w:pos="3600"/>
+        </w:tabs>
+        <w:ind w:left="3600" w:hanging="360"/>
+      </w:pPr>
+    </w:lvl>
+    <w:lvl w:ilvl="5" w:tentative="1">
+      <w:start w:val="1"/>
+      <w:numFmt w:val="decimal"/>
+      <w:lvlText w:val="%6."/>
+      <w:lvlJc w:val="left"/>
+      <w:pPr>
+        <w:tabs>
+          <w:tab w:val="num" w:pos="4320"/>
+        </w:tabs>
+        <w:ind w:left="4320" w:hanging="360"/>
+      </w:pPr>
+    </w:lvl>
+    <w:lvl w:ilvl="6" w:tentative="1">
+      <w:start w:val="1"/>
+      <w:numFmt w:val="decimal"/>
+      <w:lvlText w:val="%7."/>
+      <w:lvlJc w:val="left"/>
+      <w:pPr>
+        <w:tabs>
+          <w:tab w:val="num" w:pos="5040"/>
+        </w:tabs>
+        <w:ind w:left="5040" w:hanging="360"/>
+      </w:pPr>
+    </w:lvl>
+    <w:lvl w:ilvl="7" w:tentative="1">
+      <w:start w:val="1"/>
+      <w:numFmt w:val="decimal"/>
+      <w:lvlText w:val="%8."/>
+      <w:lvlJc w:val="left"/>
+      <w:pPr>
+        <w:tabs>
+          <w:tab w:val="num" w:pos="5760"/>
+        </w:tabs>
+        <w:ind w:left="5760" w:hanging="360"/>
+      </w:pPr>
+    </w:lvl>
+    <w:lvl w:ilvl="8" w:tentative="1">
+      <w:start w:val="1"/>
+      <w:numFmt w:val="decimal"/>
+      <w:lvlText w:val="%9."/>
+      <w:lvlJc w:val="left"/>
+      <w:pPr>
+        <w:tabs>
+          <w:tab w:val="num" w:pos="6480"/>
+        </w:tabs>
+        <w:ind w:left="6480" w:hanging="360"/>
+      </w:pPr>
+    </w:lvl>
+  </w:abstractNum>
+  <w:abstractNum w:abstractNumId="31" w15:restartNumberingAfterBreak="0">
+    <w:nsid w:val="5D4440AA"/>
+    <w:multiLevelType w:val="multilevel"/>
+    <w:tmpl w:val="02AE38B4"/>
+    <w:lvl w:ilvl="0">
+      <w:start w:val="1"/>
+      <w:numFmt w:val="bullet"/>
+      <w:lvlText w:val=""/>
+      <w:lvlJc w:val="left"/>
+      <w:pPr>
+        <w:tabs>
+          <w:tab w:val="num" w:pos="720"/>
+        </w:tabs>
+        <w:ind w:left="720" w:hanging="360"/>
+      </w:pPr>
+      <w:rPr>
+        <w:rFonts w:ascii="Symbol" w:hAnsi="Symbol" w:hint="default"/>
+        <w:sz w:val="20"/>
+      </w:rPr>
+    </w:lvl>
+    <w:lvl w:ilvl="1" w:tentative="1">
+      <w:start w:val="1"/>
+      <w:numFmt w:val="bullet"/>
+      <w:lvlText w:val="o"/>
+      <w:lvlJc w:val="left"/>
+      <w:pPr>
+        <w:tabs>
+          <w:tab w:val="num" w:pos="1440"/>
+        </w:tabs>
+        <w:ind w:left="1440" w:hanging="360"/>
+      </w:pPr>
+      <w:rPr>
+        <w:rFonts w:ascii="Courier New" w:hAnsi="Courier New" w:hint="default"/>
+        <w:sz w:val="20"/>
+      </w:rPr>
+    </w:lvl>
+    <w:lvl w:ilvl="2" w:tentative="1">
+      <w:start w:val="1"/>
+      <w:numFmt w:val="bullet"/>
+      <w:lvlText w:val=""/>
+      <w:lvlJc w:val="left"/>
+      <w:pPr>
+        <w:tabs>
+          <w:tab w:val="num" w:pos="2160"/>
+        </w:tabs>
+        <w:ind w:left="2160" w:hanging="360"/>
+      </w:pPr>
+      <w:rPr>
+        <w:rFonts w:ascii="Wingdings" w:hAnsi="Wingdings" w:hint="default"/>
+        <w:sz w:val="20"/>
+      </w:rPr>
+    </w:lvl>
+    <w:lvl w:ilvl="3" w:tentative="1">
+      <w:start w:val="1"/>
+      <w:numFmt w:val="bullet"/>
+      <w:lvlText w:val=""/>
+      <w:lvlJc w:val="left"/>
+      <w:pPr>
+        <w:tabs>
+          <w:tab w:val="num" w:pos="2880"/>
+        </w:tabs>
+        <w:ind w:left="2880" w:hanging="360"/>
+      </w:pPr>
+      <w:rPr>
+        <w:rFonts w:ascii="Wingdings" w:hAnsi="Wingdings" w:hint="default"/>
+        <w:sz w:val="20"/>
+      </w:rPr>
+    </w:lvl>
+    <w:lvl w:ilvl="4" w:tentative="1">
+      <w:start w:val="1"/>
+      <w:numFmt w:val="bullet"/>
+      <w:lvlText w:val=""/>
+      <w:lvlJc w:val="left"/>
+      <w:pPr>
+        <w:tabs>
+          <w:tab w:val="num" w:pos="3600"/>
+        </w:tabs>
+        <w:ind w:left="3600" w:hanging="360"/>
+      </w:pPr>
+      <w:rPr>
+        <w:rFonts w:ascii="Wingdings" w:hAnsi="Wingdings" w:hint="default"/>
+        <w:sz w:val="20"/>
+      </w:rPr>
+    </w:lvl>
+    <w:lvl w:ilvl="5" w:tentative="1">
+      <w:start w:val="1"/>
+      <w:numFmt w:val="bullet"/>
+      <w:lvlText w:val=""/>
+      <w:lvlJc w:val="left"/>
+      <w:pPr>
+        <w:tabs>
+          <w:tab w:val="num" w:pos="4320"/>
+        </w:tabs>
+        <w:ind w:left="4320" w:hanging="360"/>
+      </w:pPr>
+      <w:rPr>
+        <w:rFonts w:ascii="Wingdings" w:hAnsi="Wingdings" w:hint="default"/>
+        <w:sz w:val="20"/>
+      </w:rPr>
+    </w:lvl>
+    <w:lvl w:ilvl="6" w:tentative="1">
+      <w:start w:val="1"/>
+      <w:numFmt w:val="bullet"/>
+      <w:lvlText w:val=""/>
+      <w:lvlJc w:val="left"/>
+      <w:pPr>
+        <w:tabs>
+          <w:tab w:val="num" w:pos="5040"/>
+        </w:tabs>
+        <w:ind w:left="5040" w:hanging="360"/>
+      </w:pPr>
+      <w:rPr>
+        <w:rFonts w:ascii="Wingdings" w:hAnsi="Wingdings" w:hint="default"/>
+        <w:sz w:val="20"/>
+      </w:rPr>
+    </w:lvl>
+    <w:lvl w:ilvl="7" w:tentative="1">
+      <w:start w:val="1"/>
+      <w:numFmt w:val="bullet"/>
+      <w:lvlText w:val=""/>
+      <w:lvlJc w:val="left"/>
+      <w:pPr>
+        <w:tabs>
+          <w:tab w:val="num" w:pos="5760"/>
+        </w:tabs>
+        <w:ind w:left="5760" w:hanging="360"/>
+      </w:pPr>
+      <w:rPr>
+        <w:rFonts w:ascii="Wingdings" w:hAnsi="Wingdings" w:hint="default"/>
+        <w:sz w:val="20"/>
+      </w:rPr>
+    </w:lvl>
+    <w:lvl w:ilvl="8" w:tentative="1">
+      <w:start w:val="1"/>
+      <w:numFmt w:val="bullet"/>
+      <w:lvlText w:val=""/>
+      <w:lvlJc w:val="left"/>
+      <w:pPr>
+        <w:tabs>
+          <w:tab w:val="num" w:pos="6480"/>
+        </w:tabs>
+        <w:ind w:left="6480" w:hanging="360"/>
+      </w:pPr>
+      <w:rPr>
+        <w:rFonts w:ascii="Wingdings" w:hAnsi="Wingdings" w:hint="default"/>
+        <w:sz w:val="20"/>
+      </w:rPr>
+    </w:lvl>
+  </w:abstractNum>
+  <w:abstractNum w:abstractNumId="32" w15:restartNumberingAfterBreak="0">
+    <w:nsid w:val="5E374101"/>
+    <w:multiLevelType w:val="multilevel"/>
+    <w:tmpl w:val="F414671C"/>
+    <w:lvl w:ilvl="0">
+      <w:start w:val="1"/>
+      <w:numFmt w:val="bullet"/>
+      <w:lvlText w:val=""/>
+      <w:lvlJc w:val="left"/>
+      <w:pPr>
+        <w:tabs>
+          <w:tab w:val="num" w:pos="720"/>
+        </w:tabs>
+        <w:ind w:left="720" w:hanging="360"/>
+      </w:pPr>
+      <w:rPr>
+        <w:rFonts w:ascii="Symbol" w:hAnsi="Symbol" w:hint="default"/>
+        <w:sz w:val="20"/>
+      </w:rPr>
+    </w:lvl>
+    <w:lvl w:ilvl="1" w:tentative="1">
+      <w:start w:val="1"/>
+      <w:numFmt w:val="bullet"/>
+      <w:lvlText w:val="o"/>
+      <w:lvlJc w:val="left"/>
+      <w:pPr>
+        <w:tabs>
+          <w:tab w:val="num" w:pos="1440"/>
+        </w:tabs>
+        <w:ind w:left="1440" w:hanging="360"/>
+      </w:pPr>
+      <w:rPr>
+        <w:rFonts w:ascii="Courier New" w:hAnsi="Courier New" w:hint="default"/>
+        <w:sz w:val="20"/>
+      </w:rPr>
+    </w:lvl>
+    <w:lvl w:ilvl="2" w:tentative="1">
+      <w:start w:val="1"/>
+      <w:numFmt w:val="bullet"/>
+      <w:lvlText w:val=""/>
+      <w:lvlJc w:val="left"/>
+      <w:pPr>
+        <w:tabs>
+          <w:tab w:val="num" w:pos="2160"/>
+        </w:tabs>
+        <w:ind w:left="2160" w:hanging="360"/>
+      </w:pPr>
+      <w:rPr>
+        <w:rFonts w:ascii="Wingdings" w:hAnsi="Wingdings" w:hint="default"/>
+        <w:sz w:val="20"/>
+      </w:rPr>
+    </w:lvl>
+    <w:lvl w:ilvl="3" w:tentative="1">
+      <w:start w:val="1"/>
+      <w:numFmt w:val="bullet"/>
+      <w:lvlText w:val=""/>
+      <w:lvlJc w:val="left"/>
+      <w:pPr>
+        <w:tabs>
+          <w:tab w:val="num" w:pos="2880"/>
+        </w:tabs>
+        <w:ind w:left="2880" w:hanging="360"/>
+      </w:pPr>
+      <w:rPr>
+        <w:rFonts w:ascii="Wingdings" w:hAnsi="Wingdings" w:hint="default"/>
+        <w:sz w:val="20"/>
+      </w:rPr>
+    </w:lvl>
+    <w:lvl w:ilvl="4" w:tentative="1">
+      <w:start w:val="1"/>
+      <w:numFmt w:val="bullet"/>
+      <w:lvlText w:val=""/>
+      <w:lvlJc w:val="left"/>
+      <w:pPr>
+        <w:tabs>
+          <w:tab w:val="num" w:pos="3600"/>
+        </w:tabs>
+        <w:ind w:left="3600" w:hanging="360"/>
+      </w:pPr>
+      <w:rPr>
+        <w:rFonts w:ascii="Wingdings" w:hAnsi="Wingdings" w:hint="default"/>
+        <w:sz w:val="20"/>
+      </w:rPr>
+    </w:lvl>
+    <w:lvl w:ilvl="5" w:tentative="1">
+      <w:start w:val="1"/>
+      <w:numFmt w:val="bullet"/>
+      <w:lvlText w:val=""/>
+      <w:lvlJc w:val="left"/>
+      <w:pPr>
+        <w:tabs>
+          <w:tab w:val="num" w:pos="4320"/>
+        </w:tabs>
+        <w:ind w:left="4320" w:hanging="360"/>
+      </w:pPr>
+      <w:rPr>
+        <w:rFonts w:ascii="Wingdings" w:hAnsi="Wingdings" w:hint="default"/>
+        <w:sz w:val="20"/>
+      </w:rPr>
+    </w:lvl>
+    <w:lvl w:ilvl="6" w:tentative="1">
+      <w:start w:val="1"/>
+      <w:numFmt w:val="bullet"/>
+      <w:lvlText w:val=""/>
+      <w:lvlJc w:val="left"/>
+      <w:pPr>
+        <w:tabs>
+          <w:tab w:val="num" w:pos="5040"/>
+        </w:tabs>
+        <w:ind w:left="5040" w:hanging="360"/>
+      </w:pPr>
+      <w:rPr>
+        <w:rFonts w:ascii="Wingdings" w:hAnsi="Wingdings" w:hint="default"/>
+        <w:sz w:val="20"/>
+      </w:rPr>
+    </w:lvl>
+    <w:lvl w:ilvl="7" w:tentative="1">
+      <w:start w:val="1"/>
+      <w:numFmt w:val="bullet"/>
+      <w:lvlText w:val=""/>
+      <w:lvlJc w:val="left"/>
+      <w:pPr>
+        <w:tabs>
+          <w:tab w:val="num" w:pos="5760"/>
+        </w:tabs>
+        <w:ind w:left="5760" w:hanging="360"/>
+      </w:pPr>
+      <w:rPr>
+        <w:rFonts w:ascii="Wingdings" w:hAnsi="Wingdings" w:hint="default"/>
+        <w:sz w:val="20"/>
+      </w:rPr>
+    </w:lvl>
+    <w:lvl w:ilvl="8" w:tentative="1">
+      <w:start w:val="1"/>
+      <w:numFmt w:val="bullet"/>
+      <w:lvlText w:val=""/>
+      <w:lvlJc w:val="left"/>
+      <w:pPr>
+        <w:tabs>
+          <w:tab w:val="num" w:pos="6480"/>
+        </w:tabs>
+        <w:ind w:left="6480" w:hanging="360"/>
+      </w:pPr>
+      <w:rPr>
+        <w:rFonts w:ascii="Wingdings" w:hAnsi="Wingdings" w:hint="default"/>
+        <w:sz w:val="20"/>
+      </w:rPr>
+    </w:lvl>
+  </w:abstractNum>
+  <w:abstractNum w:abstractNumId="33" w15:restartNumberingAfterBreak="0">
+    <w:nsid w:val="612C1974"/>
+    <w:multiLevelType w:val="multilevel"/>
+    <w:tmpl w:val="4C6C39A0"/>
+    <w:lvl w:ilvl="0">
+      <w:start w:val="1"/>
+      <w:numFmt w:val="bullet"/>
+      <w:lvlText w:val=""/>
+      <w:lvlJc w:val="left"/>
+      <w:pPr>
+        <w:tabs>
+          <w:tab w:val="num" w:pos="720"/>
+        </w:tabs>
+        <w:ind w:left="720" w:hanging="360"/>
+      </w:pPr>
+      <w:rPr>
+        <w:rFonts w:ascii="Symbol" w:hAnsi="Symbol" w:hint="default"/>
+        <w:sz w:val="20"/>
+      </w:rPr>
+    </w:lvl>
+    <w:lvl w:ilvl="1" w:tentative="1">
+      <w:start w:val="1"/>
+      <w:numFmt w:val="bullet"/>
+      <w:lvlText w:val="o"/>
+      <w:lvlJc w:val="left"/>
+      <w:pPr>
+        <w:tabs>
+          <w:tab w:val="num" w:pos="1440"/>
+        </w:tabs>
+        <w:ind w:left="1440" w:hanging="360"/>
+      </w:pPr>
+      <w:rPr>
+        <w:rFonts w:ascii="Courier New" w:hAnsi="Courier New" w:hint="default"/>
+        <w:sz w:val="20"/>
+      </w:rPr>
+    </w:lvl>
+    <w:lvl w:ilvl="2" w:tentative="1">
+      <w:start w:val="1"/>
+      <w:numFmt w:val="bullet"/>
+      <w:lvlText w:val=""/>
+      <w:lvlJc w:val="left"/>
+      <w:pPr>
+        <w:tabs>
+          <w:tab w:val="num" w:pos="2160"/>
+        </w:tabs>
+        <w:ind w:left="2160" w:hanging="360"/>
+      </w:pPr>
+      <w:rPr>
+        <w:rFonts w:ascii="Wingdings" w:hAnsi="Wingdings" w:hint="default"/>
+        <w:sz w:val="20"/>
+      </w:rPr>
+    </w:lvl>
+    <w:lvl w:ilvl="3" w:tentative="1">
+      <w:start w:val="1"/>
+      <w:numFmt w:val="bullet"/>
+      <w:lvlText w:val=""/>
+      <w:lvlJc w:val="left"/>
+      <w:pPr>
+        <w:tabs>
+          <w:tab w:val="num" w:pos="2880"/>
+        </w:tabs>
+        <w:ind w:left="2880" w:hanging="360"/>
+      </w:pPr>
+      <w:rPr>
+        <w:rFonts w:ascii="Wingdings" w:hAnsi="Wingdings" w:hint="default"/>
+        <w:sz w:val="20"/>
+      </w:rPr>
+    </w:lvl>
+    <w:lvl w:ilvl="4" w:tentative="1">
+      <w:start w:val="1"/>
+      <w:numFmt w:val="bullet"/>
+      <w:lvlText w:val=""/>
+      <w:lvlJc w:val="left"/>
+      <w:pPr>
+        <w:tabs>
+          <w:tab w:val="num" w:pos="3600"/>
+        </w:tabs>
+        <w:ind w:left="3600" w:hanging="360"/>
+      </w:pPr>
+      <w:rPr>
+        <w:rFonts w:ascii="Wingdings" w:hAnsi="Wingdings" w:hint="default"/>
+        <w:sz w:val="20"/>
+      </w:rPr>
+    </w:lvl>
+    <w:lvl w:ilvl="5" w:tentative="1">
+      <w:start w:val="1"/>
+      <w:numFmt w:val="bullet"/>
+      <w:lvlText w:val=""/>
+      <w:lvlJc w:val="left"/>
+      <w:pPr>
+        <w:tabs>
+          <w:tab w:val="num" w:pos="4320"/>
+        </w:tabs>
+        <w:ind w:left="4320" w:hanging="360"/>
+      </w:pPr>
+      <w:rPr>
+        <w:rFonts w:ascii="Wingdings" w:hAnsi="Wingdings" w:hint="default"/>
+        <w:sz w:val="20"/>
+      </w:rPr>
+    </w:lvl>
+    <w:lvl w:ilvl="6" w:tentative="1">
+      <w:start w:val="1"/>
+      <w:numFmt w:val="bullet"/>
+      <w:lvlText w:val=""/>
+      <w:lvlJc w:val="left"/>
+      <w:pPr>
+        <w:tabs>
+          <w:tab w:val="num" w:pos="5040"/>
+        </w:tabs>
+        <w:ind w:left="5040" w:hanging="360"/>
+      </w:pPr>
+      <w:rPr>
+        <w:rFonts w:ascii="Wingdings" w:hAnsi="Wingdings" w:hint="default"/>
+        <w:sz w:val="20"/>
+      </w:rPr>
+    </w:lvl>
+    <w:lvl w:ilvl="7" w:tentative="1">
+      <w:start w:val="1"/>
+      <w:numFmt w:val="bullet"/>
+      <w:lvlText w:val=""/>
+      <w:lvlJc w:val="left"/>
+      <w:pPr>
+        <w:tabs>
+          <w:tab w:val="num" w:pos="5760"/>
+        </w:tabs>
+        <w:ind w:left="5760" w:hanging="360"/>
+      </w:pPr>
+      <w:rPr>
+        <w:rFonts w:ascii="Wingdings" w:hAnsi="Wingdings" w:hint="default"/>
+        <w:sz w:val="20"/>
+      </w:rPr>
+    </w:lvl>
+    <w:lvl w:ilvl="8" w:tentative="1">
+      <w:start w:val="1"/>
+      <w:numFmt w:val="bullet"/>
+      <w:lvlText w:val=""/>
+      <w:lvlJc w:val="left"/>
+      <w:pPr>
+        <w:tabs>
+          <w:tab w:val="num" w:pos="6480"/>
+        </w:tabs>
+        <w:ind w:left="6480" w:hanging="360"/>
+      </w:pPr>
+      <w:rPr>
+        <w:rFonts w:ascii="Wingdings" w:hAnsi="Wingdings" w:hint="default"/>
+        <w:sz w:val="20"/>
+      </w:rPr>
+    </w:lvl>
+  </w:abstractNum>
+  <w:abstractNum w:abstractNumId="34" w15:restartNumberingAfterBreak="0">
+    <w:nsid w:val="62B92481"/>
+    <w:multiLevelType w:val="multilevel"/>
+    <w:tmpl w:val="3D26554A"/>
+    <w:lvl w:ilvl="0">
+      <w:start w:val="1"/>
+      <w:numFmt w:val="decimal"/>
+      <w:lvlText w:val="%1."/>
+      <w:lvlJc w:val="left"/>
+      <w:pPr>
+        <w:tabs>
+          <w:tab w:val="num" w:pos="720"/>
+        </w:tabs>
+        <w:ind w:left="720" w:hanging="360"/>
+      </w:pPr>
+    </w:lvl>
+    <w:lvl w:ilvl="1" w:tentative="1">
+      <w:start w:val="1"/>
+      <w:numFmt w:val="decimal"/>
+      <w:lvlText w:val="%2."/>
+      <w:lvlJc w:val="left"/>
+      <w:pPr>
+        <w:tabs>
+          <w:tab w:val="num" w:pos="1440"/>
+        </w:tabs>
+        <w:ind w:left="1440" w:hanging="360"/>
+      </w:pPr>
+    </w:lvl>
+    <w:lvl w:ilvl="2" w:tentative="1">
+      <w:start w:val="1"/>
+      <w:numFmt w:val="decimal"/>
+      <w:lvlText w:val="%3."/>
+      <w:lvlJc w:val="left"/>
+      <w:pPr>
+        <w:tabs>
+          <w:tab w:val="num" w:pos="2160"/>
+        </w:tabs>
+        <w:ind w:left="2160" w:hanging="360"/>
+      </w:pPr>
+    </w:lvl>
+    <w:lvl w:ilvl="3" w:tentative="1">
+      <w:start w:val="1"/>
+      <w:numFmt w:val="decimal"/>
+      <w:lvlText w:val="%4."/>
+      <w:lvlJc w:val="left"/>
+      <w:pPr>
+        <w:tabs>
+          <w:tab w:val="num" w:pos="2880"/>
+        </w:tabs>
+        <w:ind w:left="2880" w:hanging="360"/>
+      </w:pPr>
+    </w:lvl>
+    <w:lvl w:ilvl="4" w:tentative="1">
+      <w:start w:val="1"/>
+      <w:numFmt w:val="decimal"/>
+      <w:lvlText w:val="%5."/>
+      <w:lvlJc w:val="left"/>
+      <w:pPr>
+        <w:tabs>
+          <w:tab w:val="num" w:pos="3600"/>
+        </w:tabs>
+        <w:ind w:left="3600" w:hanging="360"/>
+      </w:pPr>
+    </w:lvl>
+    <w:lvl w:ilvl="5" w:tentative="1">
+      <w:start w:val="1"/>
+      <w:numFmt w:val="decimal"/>
+      <w:lvlText w:val="%6."/>
+      <w:lvlJc w:val="left"/>
+      <w:pPr>
+        <w:tabs>
+          <w:tab w:val="num" w:pos="4320"/>
+        </w:tabs>
+        <w:ind w:left="4320" w:hanging="360"/>
+      </w:pPr>
+    </w:lvl>
+    <w:lvl w:ilvl="6" w:tentative="1">
+      <w:start w:val="1"/>
+      <w:numFmt w:val="decimal"/>
+      <w:lvlText w:val="%7."/>
+      <w:lvlJc w:val="left"/>
+      <w:pPr>
+        <w:tabs>
+          <w:tab w:val="num" w:pos="5040"/>
+        </w:tabs>
+        <w:ind w:left="5040" w:hanging="360"/>
+      </w:pPr>
+    </w:lvl>
+    <w:lvl w:ilvl="7" w:tentative="1">
+      <w:start w:val="1"/>
+      <w:numFmt w:val="decimal"/>
+      <w:lvlText w:val="%8."/>
+      <w:lvlJc w:val="left"/>
+      <w:pPr>
+        <w:tabs>
+          <w:tab w:val="num" w:pos="5760"/>
+        </w:tabs>
+        <w:ind w:left="5760" w:hanging="360"/>
+      </w:pPr>
+    </w:lvl>
+    <w:lvl w:ilvl="8" w:tentative="1">
+      <w:start w:val="1"/>
+      <w:numFmt w:val="decimal"/>
+      <w:lvlText w:val="%9."/>
+      <w:lvlJc w:val="left"/>
+      <w:pPr>
+        <w:tabs>
+          <w:tab w:val="num" w:pos="6480"/>
+        </w:tabs>
+        <w:ind w:left="6480" w:hanging="360"/>
+      </w:pPr>
+    </w:lvl>
+  </w:abstractNum>
+  <w:abstractNum w:abstractNumId="35" w15:restartNumberingAfterBreak="0">
+    <w:nsid w:val="6C5A7FB9"/>
+    <w:multiLevelType w:val="hybridMultilevel"/>
+    <w:tmpl w:val="32986C2C"/>
+    <w:lvl w:ilvl="0" w:tplc="04090011">
+      <w:start w:val="1"/>
+      <w:numFmt w:val="decimal"/>
+      <w:lvlText w:val="%1)"/>
+      <w:lvlJc w:val="left"/>
+      <w:pPr>
+        <w:ind w:left="720" w:hanging="360"/>
+      </w:pPr>
+      <w:rPr>
+        <w:rFonts w:hint="default"/>
+      </w:rPr>
+    </w:lvl>
+    <w:lvl w:ilvl="1" w:tplc="04090019" w:tentative="1">
+      <w:start w:val="1"/>
+      <w:numFmt w:val="lowerLetter"/>
+      <w:lvlText w:val="%2."/>
+      <w:lvlJc w:val="left"/>
+      <w:pPr>
+        <w:ind w:left="1440" w:hanging="360"/>
+      </w:pPr>
+    </w:lvl>
+    <w:lvl w:ilvl="2" w:tplc="0409001B" w:tentative="1">
+      <w:start w:val="1"/>
+      <w:numFmt w:val="lowerRoman"/>
+      <w:lvlText w:val="%3."/>
+      <w:lvlJc w:val="right"/>
+      <w:pPr>
+        <w:ind w:left="2160" w:hanging="180"/>
+      </w:pPr>
+    </w:lvl>
+    <w:lvl w:ilvl="3" w:tplc="0409000F" w:tentative="1">
+      <w:start w:val="1"/>
+      <w:numFmt w:val="decimal"/>
+      <w:lvlText w:val="%4."/>
+      <w:lvlJc w:val="left"/>
+      <w:pPr>
+        <w:ind w:left="2880" w:hanging="360"/>
+      </w:pPr>
+    </w:lvl>
+    <w:lvl w:ilvl="4" w:tplc="04090019" w:tentative="1">
+      <w:start w:val="1"/>
+      <w:numFmt w:val="lowerLetter"/>
+      <w:lvlText w:val="%5."/>
+      <w:lvlJc w:val="left"/>
+      <w:pPr>
+        <w:ind w:left="3600" w:hanging="360"/>
+      </w:pPr>
+    </w:lvl>
+    <w:lvl w:ilvl="5" w:tplc="0409001B" w:tentative="1">
+      <w:start w:val="1"/>
+      <w:numFmt w:val="lowerRoman"/>
+      <w:lvlText w:val="%6."/>
+      <w:lvlJc w:val="right"/>
+      <w:pPr>
+        <w:ind w:left="4320" w:hanging="180"/>
+      </w:pPr>
+    </w:lvl>
+    <w:lvl w:ilvl="6" w:tplc="0409000F" w:tentative="1">
+      <w:start w:val="1"/>
+      <w:numFmt w:val="decimal"/>
+      <w:lvlText w:val="%7."/>
+      <w:lvlJc w:val="left"/>
+      <w:pPr>
+        <w:ind w:left="5040" w:hanging="360"/>
+      </w:pPr>
+    </w:lvl>
+    <w:lvl w:ilvl="7" w:tplc="04090019" w:tentative="1">
+      <w:start w:val="1"/>
+      <w:numFmt w:val="lowerLetter"/>
+      <w:lvlText w:val="%8."/>
+      <w:lvlJc w:val="left"/>
+      <w:pPr>
+        <w:ind w:left="5760" w:hanging="360"/>
+      </w:pPr>
+    </w:lvl>
+    <w:lvl w:ilvl="8" w:tplc="0409001B" w:tentative="1">
+      <w:start w:val="1"/>
+      <w:numFmt w:val="lowerRoman"/>
+      <w:lvlText w:val="%9."/>
+      <w:lvlJc w:val="right"/>
+      <w:pPr>
+        <w:ind w:left="6480" w:hanging="180"/>
+      </w:pPr>
+    </w:lvl>
+  </w:abstractNum>
+  <w:abstractNum w:abstractNumId="36" w15:restartNumberingAfterBreak="0">
     <w:nsid w:val="7C4F3D2D"/>
     <w:multiLevelType w:val="hybridMultilevel"/>
     <w:tmpl w:val="2E56E7BC"/>
@@ -2193,44 +9330,339 @@
       </w:rPr>
     </w:lvl>
   </w:abstractNum>
+  <w:abstractNum w:abstractNumId="37" w15:restartNumberingAfterBreak="0">
+    <w:nsid w:val="7F1A53F6"/>
+    <w:multiLevelType w:val="hybridMultilevel"/>
+    <w:tmpl w:val="772E7FC6"/>
+    <w:lvl w:ilvl="0" w:tplc="04090001">
+      <w:start w:val="1"/>
+      <w:numFmt w:val="bullet"/>
+      <w:lvlText w:val=""/>
+      <w:lvlJc w:val="left"/>
+      <w:pPr>
+        <w:ind w:left="720" w:hanging="360"/>
+      </w:pPr>
+      <w:rPr>
+        <w:rFonts w:ascii="Symbol" w:hAnsi="Symbol" w:hint="default"/>
+      </w:rPr>
+    </w:lvl>
+    <w:lvl w:ilvl="1" w:tplc="04090003">
+      <w:start w:val="1"/>
+      <w:numFmt w:val="bullet"/>
+      <w:lvlText w:val="o"/>
+      <w:lvlJc w:val="left"/>
+      <w:pPr>
+        <w:ind w:left="1440" w:hanging="360"/>
+      </w:pPr>
+      <w:rPr>
+        <w:rFonts w:ascii="Courier New" w:hAnsi="Courier New" w:cs="Courier New" w:hint="default"/>
+      </w:rPr>
+    </w:lvl>
+    <w:lvl w:ilvl="2" w:tplc="04090005" w:tentative="1">
+      <w:start w:val="1"/>
+      <w:numFmt w:val="bullet"/>
+      <w:lvlText w:val=""/>
+      <w:lvlJc w:val="left"/>
+      <w:pPr>
+        <w:ind w:left="2160" w:hanging="360"/>
+      </w:pPr>
+      <w:rPr>
+        <w:rFonts w:ascii="Wingdings" w:hAnsi="Wingdings" w:hint="default"/>
+      </w:rPr>
+    </w:lvl>
+    <w:lvl w:ilvl="3" w:tplc="04090001" w:tentative="1">
+      <w:start w:val="1"/>
+      <w:numFmt w:val="bullet"/>
+      <w:lvlText w:val=""/>
+      <w:lvlJc w:val="left"/>
+      <w:pPr>
+        <w:ind w:left="2880" w:hanging="360"/>
+      </w:pPr>
+      <w:rPr>
+        <w:rFonts w:ascii="Symbol" w:hAnsi="Symbol" w:hint="default"/>
+      </w:rPr>
+    </w:lvl>
+    <w:lvl w:ilvl="4" w:tplc="04090003" w:tentative="1">
+      <w:start w:val="1"/>
+      <w:numFmt w:val="bullet"/>
+      <w:lvlText w:val="o"/>
+      <w:lvlJc w:val="left"/>
+      <w:pPr>
+        <w:ind w:left="3600" w:hanging="360"/>
+      </w:pPr>
+      <w:rPr>
+        <w:rFonts w:ascii="Courier New" w:hAnsi="Courier New" w:cs="Courier New" w:hint="default"/>
+      </w:rPr>
+    </w:lvl>
+    <w:lvl w:ilvl="5" w:tplc="04090005" w:tentative="1">
+      <w:start w:val="1"/>
+      <w:numFmt w:val="bullet"/>
+      <w:lvlText w:val=""/>
+      <w:lvlJc w:val="left"/>
+      <w:pPr>
+        <w:ind w:left="4320" w:hanging="360"/>
+      </w:pPr>
+      <w:rPr>
+        <w:rFonts w:ascii="Wingdings" w:hAnsi="Wingdings" w:hint="default"/>
+      </w:rPr>
+    </w:lvl>
+    <w:lvl w:ilvl="6" w:tplc="04090001" w:tentative="1">
+      <w:start w:val="1"/>
+      <w:numFmt w:val="bullet"/>
+      <w:lvlText w:val=""/>
+      <w:lvlJc w:val="left"/>
+      <w:pPr>
+        <w:ind w:left="5040" w:hanging="360"/>
+      </w:pPr>
+      <w:rPr>
+        <w:rFonts w:ascii="Symbol" w:hAnsi="Symbol" w:hint="default"/>
+      </w:rPr>
+    </w:lvl>
+    <w:lvl w:ilvl="7" w:tplc="04090003" w:tentative="1">
+      <w:start w:val="1"/>
+      <w:numFmt w:val="bullet"/>
+      <w:lvlText w:val="o"/>
+      <w:lvlJc w:val="left"/>
+      <w:pPr>
+        <w:ind w:left="5760" w:hanging="360"/>
+      </w:pPr>
+      <w:rPr>
+        <w:rFonts w:ascii="Courier New" w:hAnsi="Courier New" w:cs="Courier New" w:hint="default"/>
+      </w:rPr>
+    </w:lvl>
+    <w:lvl w:ilvl="8" w:tplc="04090005" w:tentative="1">
+      <w:start w:val="1"/>
+      <w:numFmt w:val="bullet"/>
+      <w:lvlText w:val=""/>
+      <w:lvlJc w:val="left"/>
+      <w:pPr>
+        <w:ind w:left="6480" w:hanging="360"/>
+      </w:pPr>
+      <w:rPr>
+        <w:rFonts w:ascii="Wingdings" w:hAnsi="Wingdings" w:hint="default"/>
+      </w:rPr>
+    </w:lvl>
+  </w:abstractNum>
+  <w:abstractNum w:abstractNumId="38" w15:restartNumberingAfterBreak="0">
+    <w:nsid w:val="7FD60700"/>
+    <w:multiLevelType w:val="hybridMultilevel"/>
+    <w:tmpl w:val="B52AC0F8"/>
+    <w:lvl w:ilvl="0" w:tplc="04090011">
+      <w:start w:val="1"/>
+      <w:numFmt w:val="decimal"/>
+      <w:lvlText w:val="%1)"/>
+      <w:lvlJc w:val="left"/>
+      <w:pPr>
+        <w:ind w:left="720" w:hanging="360"/>
+      </w:pPr>
+      <w:rPr>
+        <w:rFonts w:hint="default"/>
+      </w:rPr>
+    </w:lvl>
+    <w:lvl w:ilvl="1" w:tplc="04090019" w:tentative="1">
+      <w:start w:val="1"/>
+      <w:numFmt w:val="lowerLetter"/>
+      <w:lvlText w:val="%2."/>
+      <w:lvlJc w:val="left"/>
+      <w:pPr>
+        <w:ind w:left="1440" w:hanging="360"/>
+      </w:pPr>
+    </w:lvl>
+    <w:lvl w:ilvl="2" w:tplc="0409001B" w:tentative="1">
+      <w:start w:val="1"/>
+      <w:numFmt w:val="lowerRoman"/>
+      <w:lvlText w:val="%3."/>
+      <w:lvlJc w:val="right"/>
+      <w:pPr>
+        <w:ind w:left="2160" w:hanging="180"/>
+      </w:pPr>
+    </w:lvl>
+    <w:lvl w:ilvl="3" w:tplc="0409000F" w:tentative="1">
+      <w:start w:val="1"/>
+      <w:numFmt w:val="decimal"/>
+      <w:lvlText w:val="%4."/>
+      <w:lvlJc w:val="left"/>
+      <w:pPr>
+        <w:ind w:left="2880" w:hanging="360"/>
+      </w:pPr>
+    </w:lvl>
+    <w:lvl w:ilvl="4" w:tplc="04090019" w:tentative="1">
+      <w:start w:val="1"/>
+      <w:numFmt w:val="lowerLetter"/>
+      <w:lvlText w:val="%5."/>
+      <w:lvlJc w:val="left"/>
+      <w:pPr>
+        <w:ind w:left="3600" w:hanging="360"/>
+      </w:pPr>
+    </w:lvl>
+    <w:lvl w:ilvl="5" w:tplc="0409001B" w:tentative="1">
+      <w:start w:val="1"/>
+      <w:numFmt w:val="lowerRoman"/>
+      <w:lvlText w:val="%6."/>
+      <w:lvlJc w:val="right"/>
+      <w:pPr>
+        <w:ind w:left="4320" w:hanging="180"/>
+      </w:pPr>
+    </w:lvl>
+    <w:lvl w:ilvl="6" w:tplc="0409000F" w:tentative="1">
+      <w:start w:val="1"/>
+      <w:numFmt w:val="decimal"/>
+      <w:lvlText w:val="%7."/>
+      <w:lvlJc w:val="left"/>
+      <w:pPr>
+        <w:ind w:left="5040" w:hanging="360"/>
+      </w:pPr>
+    </w:lvl>
+    <w:lvl w:ilvl="7" w:tplc="04090019" w:tentative="1">
+      <w:start w:val="1"/>
+      <w:numFmt w:val="lowerLetter"/>
+      <w:lvlText w:val="%8."/>
+      <w:lvlJc w:val="left"/>
+      <w:pPr>
+        <w:ind w:left="5760" w:hanging="360"/>
+      </w:pPr>
+    </w:lvl>
+    <w:lvl w:ilvl="8" w:tplc="0409001B" w:tentative="1">
+      <w:start w:val="1"/>
+      <w:numFmt w:val="lowerRoman"/>
+      <w:lvlText w:val="%9."/>
+      <w:lvlJc w:val="right"/>
+      <w:pPr>
+        <w:ind w:left="6480" w:hanging="180"/>
+      </w:pPr>
+    </w:lvl>
+  </w:abstractNum>
   <w:num w:numId="1">
+    <w:abstractNumId w:val="10"/>
+  </w:num>
+  <w:num w:numId="2">
+    <w:abstractNumId w:val="4"/>
+  </w:num>
+  <w:num w:numId="3">
+    <w:abstractNumId w:val="36"/>
+  </w:num>
+  <w:num w:numId="4">
+    <w:abstractNumId w:val="16"/>
+  </w:num>
+  <w:num w:numId="5">
     <w:abstractNumId w:val="7"/>
   </w:num>
-  <w:num w:numId="2">
+  <w:num w:numId="6">
+    <w:abstractNumId w:val="5"/>
+  </w:num>
+  <w:num w:numId="7">
     <w:abstractNumId w:val="2"/>
   </w:num>
-  <w:num w:numId="3">
+  <w:num w:numId="8">
+    <w:abstractNumId w:val="15"/>
+  </w:num>
+  <w:num w:numId="9">
+    <w:abstractNumId w:val="26"/>
+  </w:num>
+  <w:num w:numId="10">
+    <w:abstractNumId w:val="8"/>
+  </w:num>
+  <w:num w:numId="11">
+    <w:abstractNumId w:val="27"/>
+  </w:num>
+  <w:num w:numId="12">
+    <w:abstractNumId w:val="1"/>
+  </w:num>
+  <w:num w:numId="13">
+    <w:abstractNumId w:val="6"/>
+  </w:num>
+  <w:num w:numId="14">
+    <w:abstractNumId w:val="37"/>
+  </w:num>
+  <w:num w:numId="15">
+    <w:abstractNumId w:val="35"/>
+  </w:num>
+  <w:num w:numId="16">
+    <w:abstractNumId w:val="38"/>
+  </w:num>
+  <w:num w:numId="17">
+    <w:abstractNumId w:val="24"/>
+  </w:num>
+  <w:num w:numId="18">
+    <w:abstractNumId w:val="22"/>
+  </w:num>
+  <w:num w:numId="19">
+    <w:abstractNumId w:val="33"/>
+  </w:num>
+  <w:num w:numId="20">
+    <w:abstractNumId w:val="11"/>
+  </w:num>
+  <w:num w:numId="21">
+    <w:abstractNumId w:val="23"/>
+  </w:num>
+  <w:num w:numId="22">
+    <w:abstractNumId w:val="9"/>
+  </w:num>
+  <w:num w:numId="23">
+    <w:abstractNumId w:val="19"/>
+  </w:num>
+  <w:num w:numId="24">
     <w:abstractNumId w:val="12"/>
   </w:num>
-  <w:num w:numId="4">
-    <w:abstractNumId w:val="9"/>
+  <w:num w:numId="25">
+    <w:abstractNumId w:val="28"/>
   </w:num>
-  <w:num w:numId="5">
-    <w:abstractNumId w:val="5"/>
+  <w:num w:numId="26">
+    <w:abstractNumId w:val="20"/>
   </w:num>
-  <w:num w:numId="6">
+  <w:num w:numId="27">
+    <w:abstractNumId w:val="29"/>
+  </w:num>
+  <w:num w:numId="28">
+    <w:abstractNumId w:val="31"/>
+  </w:num>
+  <w:num w:numId="29">
+    <w:abstractNumId w:val="32"/>
+  </w:num>
+  <w:num w:numId="30">
     <w:abstractNumId w:val="3"/>
+    <w:lvlOverride w:ilvl="0">
+      <w:startOverride w:val="1"/>
+    </w:lvlOverride>
   </w:num>
-  <w:num w:numId="7">
-    <w:abstractNumId w:val="1"/>
+  <w:num w:numId="31">
+    <w:abstractNumId w:val="34"/>
+    <w:lvlOverride w:ilvl="0">
+      <w:startOverride w:val="2"/>
+    </w:lvlOverride>
   </w:num>
-  <w:num w:numId="8">
-    <w:abstractNumId w:val="8"/>
+  <w:num w:numId="32">
+    <w:abstractNumId w:val="21"/>
+    <w:lvlOverride w:ilvl="0">
+      <w:startOverride w:val="3"/>
+    </w:lvlOverride>
   </w:num>
-  <w:num w:numId="9">
-    <w:abstractNumId w:val="10"/>
+  <w:num w:numId="33">
+    <w:abstractNumId w:val="0"/>
+    <w:lvlOverride w:ilvl="0">
+      <w:startOverride w:val="4"/>
+    </w:lvlOverride>
   </w:num>
-  <w:num w:numId="10">
-    <w:abstractNumId w:val="6"/>
+  <w:num w:numId="34">
+    <w:abstractNumId w:val="14"/>
+    <w:lvlOverride w:ilvl="0">
+      <w:startOverride w:val="5"/>
+    </w:lvlOverride>
   </w:num>
-  <w:num w:numId="11">
-    <w:abstractNumId w:val="11"/>
+  <w:num w:numId="35">
+    <w:abstractNumId w:val="13"/>
   </w:num>
-  <w:num w:numId="12">
-    <w:abstractNumId w:val="0"/>
+  <w:num w:numId="36">
+    <w:abstractNumId w:val="30"/>
   </w:num>
-  <w:num w:numId="13">
-    <w:abstractNumId w:val="4"/>
+  <w:num w:numId="37">
+    <w:abstractNumId w:val="17"/>
+  </w:num>
+  <w:num w:numId="38">
+    <w:abstractNumId w:val="18"/>
+  </w:num>
+  <w:num w:numId="39">
+    <w:abstractNumId w:val="25"/>
   </w:num>
 </w:numbering>
 </file>
@@ -2650,6 +10082,52 @@
       <w:szCs w:val="32"/>
     </w:rPr>
   </w:style>
+  <w:style w:type="paragraph" w:styleId="Ttulo2">
+    <w:name w:val="heading 2"/>
+    <w:basedOn w:val="Normal"/>
+    <w:next w:val="Normal"/>
+    <w:link w:val="Ttulo2Car"/>
+    <w:uiPriority w:val="9"/>
+    <w:semiHidden/>
+    <w:unhideWhenUsed/>
+    <w:qFormat/>
+    <w:rsid w:val="00E54A3C"/>
+    <w:pPr>
+      <w:keepNext/>
+      <w:keepLines/>
+      <w:spacing w:before="40" w:after="0"/>
+      <w:outlineLvl w:val="1"/>
+    </w:pPr>
+    <w:rPr>
+      <w:rFonts w:asciiTheme="majorHAnsi" w:eastAsiaTheme="majorEastAsia" w:hAnsiTheme="majorHAnsi" w:cstheme="majorBidi"/>
+      <w:color w:val="2E74B5" w:themeColor="accent1" w:themeShade="BF"/>
+      <w:sz w:val="26"/>
+      <w:szCs w:val="26"/>
+    </w:rPr>
+  </w:style>
+  <w:style w:type="paragraph" w:styleId="Ttulo3">
+    <w:name w:val="heading 3"/>
+    <w:basedOn w:val="Normal"/>
+    <w:next w:val="Normal"/>
+    <w:link w:val="Ttulo3Car"/>
+    <w:uiPriority w:val="9"/>
+    <w:semiHidden/>
+    <w:unhideWhenUsed/>
+    <w:qFormat/>
+    <w:rsid w:val="00E54A3C"/>
+    <w:pPr>
+      <w:keepNext/>
+      <w:keepLines/>
+      <w:spacing w:before="40" w:after="0"/>
+      <w:outlineLvl w:val="2"/>
+    </w:pPr>
+    <w:rPr>
+      <w:rFonts w:asciiTheme="majorHAnsi" w:eastAsiaTheme="majorEastAsia" w:hAnsiTheme="majorHAnsi" w:cstheme="majorBidi"/>
+      <w:color w:val="1F4D78" w:themeColor="accent1" w:themeShade="7F"/>
+      <w:sz w:val="24"/>
+      <w:szCs w:val="24"/>
+    </w:rPr>
+  </w:style>
   <w:style w:type="character" w:default="1" w:styleId="Fuentedeprrafopredeter">
     <w:name w:val="Default Paragraph Font"/>
     <w:uiPriority w:val="1"/>
@@ -2785,7 +10263,180 @@
       </w:tblBorders>
     </w:tblPr>
   </w:style>
+  <w:style w:type="character" w:customStyle="1" w:styleId="Ttulo2Car">
+    <w:name w:val="Título 2 Car"/>
+    <w:basedOn w:val="Fuentedeprrafopredeter"/>
+    <w:link w:val="Ttulo2"/>
+    <w:uiPriority w:val="9"/>
+    <w:semiHidden/>
+    <w:rsid w:val="00E54A3C"/>
+    <w:rPr>
+      <w:rFonts w:asciiTheme="majorHAnsi" w:eastAsiaTheme="majorEastAsia" w:hAnsiTheme="majorHAnsi" w:cstheme="majorBidi"/>
+      <w:color w:val="2E74B5" w:themeColor="accent1" w:themeShade="BF"/>
+      <w:sz w:val="26"/>
+      <w:szCs w:val="26"/>
+    </w:rPr>
+  </w:style>
+  <w:style w:type="character" w:customStyle="1" w:styleId="Ttulo3Car">
+    <w:name w:val="Título 3 Car"/>
+    <w:basedOn w:val="Fuentedeprrafopredeter"/>
+    <w:link w:val="Ttulo3"/>
+    <w:uiPriority w:val="9"/>
+    <w:semiHidden/>
+    <w:rsid w:val="00E54A3C"/>
+    <w:rPr>
+      <w:rFonts w:asciiTheme="majorHAnsi" w:eastAsiaTheme="majorEastAsia" w:hAnsiTheme="majorHAnsi" w:cstheme="majorBidi"/>
+      <w:color w:val="1F4D78" w:themeColor="accent1" w:themeShade="7F"/>
+      <w:sz w:val="24"/>
+      <w:szCs w:val="24"/>
+    </w:rPr>
+  </w:style>
+  <w:style w:type="character" w:customStyle="1" w:styleId="markdown-bold-text">
+    <w:name w:val="markdown-bold-text"/>
+    <w:basedOn w:val="Fuentedeprrafopredeter"/>
+    <w:rsid w:val="00E54A3C"/>
+  </w:style>
+  <w:style w:type="character" w:customStyle="1" w:styleId="markdown-inline-code">
+    <w:name w:val="markdown-inline-code"/>
+    <w:basedOn w:val="Fuentedeprrafopredeter"/>
+    <w:rsid w:val="00E54A3C"/>
+  </w:style>
+  <w:style w:type="character" w:customStyle="1" w:styleId="composer-code-block-filename">
+    <w:name w:val="composer-code-block-filename"/>
+    <w:basedOn w:val="Fuentedeprrafopredeter"/>
+    <w:rsid w:val="00E54A3C"/>
+  </w:style>
+  <w:style w:type="character" w:customStyle="1" w:styleId="mtk1">
+    <w:name w:val="mtk1"/>
+    <w:basedOn w:val="Fuentedeprrafopredeter"/>
+    <w:rsid w:val="00E54A3C"/>
+  </w:style>
+  <w:style w:type="character" w:customStyle="1" w:styleId="mtk5">
+    <w:name w:val="mtk5"/>
+    <w:basedOn w:val="Fuentedeprrafopredeter"/>
+    <w:rsid w:val="00E54A3C"/>
+  </w:style>
+  <w:style w:type="character" w:customStyle="1" w:styleId="mtk4">
+    <w:name w:val="mtk4"/>
+    <w:basedOn w:val="Fuentedeprrafopredeter"/>
+    <w:rsid w:val="00E54A3C"/>
+  </w:style>
+  <w:style w:type="character" w:customStyle="1" w:styleId="mtk11">
+    <w:name w:val="mtk11"/>
+    <w:basedOn w:val="Fuentedeprrafopredeter"/>
+    <w:rsid w:val="00E54A3C"/>
+  </w:style>
+  <w:style w:type="character" w:customStyle="1" w:styleId="mtk6">
+    <w:name w:val="mtk6"/>
+    <w:basedOn w:val="Fuentedeprrafopredeter"/>
+    <w:rsid w:val="00E54A3C"/>
+  </w:style>
+  <w:style w:type="paragraph" w:styleId="NormalWeb">
+    <w:name w:val="Normal (Web)"/>
+    <w:basedOn w:val="Normal"/>
+    <w:uiPriority w:val="99"/>
+    <w:semiHidden/>
+    <w:unhideWhenUsed/>
+    <w:rsid w:val="005B71B6"/>
+    <w:pPr>
+      <w:spacing w:before="100" w:beforeAutospacing="1" w:after="100" w:afterAutospacing="1" w:line="240" w:lineRule="auto"/>
+    </w:pPr>
+    <w:rPr>
+      <w:rFonts w:ascii="Times New Roman" w:eastAsia="Times New Roman" w:hAnsi="Times New Roman" w:cs="Times New Roman"/>
+      <w:sz w:val="24"/>
+      <w:szCs w:val="24"/>
+    </w:rPr>
+  </w:style>
+  <w:style w:type="character" w:styleId="Textoennegrita">
+    <w:name w:val="Strong"/>
+    <w:basedOn w:val="Fuentedeprrafopredeter"/>
+    <w:uiPriority w:val="22"/>
+    <w:qFormat/>
+    <w:rsid w:val="005B71B6"/>
+    <w:rPr>
+      <w:b/>
+      <w:bCs/>
+    </w:rPr>
+  </w:style>
+  <w:style w:type="character" w:styleId="CdigoHTML">
+    <w:name w:val="HTML Code"/>
+    <w:basedOn w:val="Fuentedeprrafopredeter"/>
+    <w:uiPriority w:val="99"/>
+    <w:semiHidden/>
+    <w:unhideWhenUsed/>
+    <w:rsid w:val="005B71B6"/>
+    <w:rPr>
+      <w:rFonts w:ascii="Courier New" w:eastAsia="Times New Roman" w:hAnsi="Courier New" w:cs="Courier New"/>
+      <w:sz w:val="20"/>
+      <w:szCs w:val="20"/>
+    </w:rPr>
+  </w:style>
+  <w:style w:type="paragraph" w:styleId="HTMLconformatoprevio">
+    <w:name w:val="HTML Preformatted"/>
+    <w:basedOn w:val="Normal"/>
+    <w:link w:val="HTMLconformatoprevioCar"/>
+    <w:uiPriority w:val="99"/>
+    <w:semiHidden/>
+    <w:unhideWhenUsed/>
+    <w:rsid w:val="005B71B6"/>
+    <w:pPr>
+      <w:tabs>
+        <w:tab w:val="left" w:pos="916"/>
+        <w:tab w:val="left" w:pos="1832"/>
+        <w:tab w:val="left" w:pos="2748"/>
+        <w:tab w:val="left" w:pos="3664"/>
+        <w:tab w:val="left" w:pos="4580"/>
+        <w:tab w:val="left" w:pos="5496"/>
+        <w:tab w:val="left" w:pos="6412"/>
+        <w:tab w:val="left" w:pos="7328"/>
+        <w:tab w:val="left" w:pos="8244"/>
+        <w:tab w:val="left" w:pos="9160"/>
+        <w:tab w:val="left" w:pos="10076"/>
+        <w:tab w:val="left" w:pos="10992"/>
+        <w:tab w:val="left" w:pos="11908"/>
+        <w:tab w:val="left" w:pos="12824"/>
+        <w:tab w:val="left" w:pos="13740"/>
+        <w:tab w:val="left" w:pos="14656"/>
+      </w:tabs>
+      <w:spacing w:after="0" w:line="240" w:lineRule="auto"/>
+    </w:pPr>
+    <w:rPr>
+      <w:rFonts w:ascii="Courier New" w:eastAsia="Times New Roman" w:hAnsi="Courier New" w:cs="Courier New"/>
+      <w:sz w:val="20"/>
+      <w:szCs w:val="20"/>
+    </w:rPr>
+  </w:style>
+  <w:style w:type="character" w:customStyle="1" w:styleId="HTMLconformatoprevioCar">
+    <w:name w:val="HTML con formato previo Car"/>
+    <w:basedOn w:val="Fuentedeprrafopredeter"/>
+    <w:link w:val="HTMLconformatoprevio"/>
+    <w:uiPriority w:val="99"/>
+    <w:semiHidden/>
+    <w:rsid w:val="005B71B6"/>
+    <w:rPr>
+      <w:rFonts w:ascii="Courier New" w:eastAsia="Times New Roman" w:hAnsi="Courier New" w:cs="Courier New"/>
+      <w:sz w:val="20"/>
+      <w:szCs w:val="20"/>
+    </w:rPr>
+  </w:style>
+  <w:style w:type="character" w:customStyle="1" w:styleId="hljs-section">
+    <w:name w:val="hljs-section"/>
+    <w:basedOn w:val="Fuentedeprrafopredeter"/>
+    <w:rsid w:val="005B71B6"/>
+  </w:style>
 </w:styles>
+</file>
+
+<file path=word/activeX/activeX1.xml><?xml version="1.0" encoding="utf-8"?>
+<ax:ocx xmlns:ax="http://schemas.microsoft.com/office/2006/activeX" xmlns:r="http://schemas.openxmlformats.org/officeDocument/2006/relationships" ax:classid="{5512D124-5CC6-11CF-8D67-00AA00BDCE1D}" ax:persistence="persistStream" r:id="rId1"/>
+</file>
+
+<file path=word/activeX/activeX2.xml><?xml version="1.0" encoding="utf-8"?>
+<ax:ocx xmlns:ax="http://schemas.microsoft.com/office/2006/activeX" xmlns:r="http://schemas.openxmlformats.org/officeDocument/2006/relationships" ax:classid="{5512D124-5CC6-11CF-8D67-00AA00BDCE1D}" ax:persistence="persistStream" r:id="rId1"/>
+</file>
+
+<file path=word/activeX/activeX3.xml><?xml version="1.0" encoding="utf-8"?>
+<ax:ocx xmlns:ax="http://schemas.microsoft.com/office/2006/activeX" xmlns:r="http://schemas.openxmlformats.org/officeDocument/2006/relationships" ax:classid="{5512D124-5CC6-11CF-8D67-00AA00BDCE1D}" ax:persistence="persistStream" r:id="rId1"/>
 </file>
 
 <file path=word/theme/theme1.xml><?xml version="1.0" encoding="utf-8"?>
